--- a/JAVA/Java Programming Masterclass/Java Programming Masterclass Notes/Java Programming Master Class Notes.docx
+++ b/JAVA/Java Programming Masterclass/Java Programming Masterclass Notes/Java Programming Master Class Notes.docx
@@ -1,94 +1,1002 @@
 
 <file path=word/document.xml><?xml version="1.0" encoding="utf-8"?>
-<w:document xmlns:wpc="http://schemas.microsoft.com/office/word/2010/wordprocessingCanvas" xmlns:cx="http://schemas.microsoft.com/office/drawing/2014/chartex" xmlns:cx1="http://schemas.microsoft.com/office/drawing/2015/9/8/chartex" xmlns:cx2="http://schemas.microsoft.com/office/drawing/2015/10/21/chartex" xmlns:cx3="http://schemas.microsoft.com/office/drawing/2016/5/9/chartex" xmlns:cx4="http://schemas.microsoft.com/office/drawing/2016/5/10/chartex" xmlns:cx5="http://schemas.microsoft.com/office/drawing/2016/5/11/chartex" xmlns:cx6="http://schemas.microsoft.com/office/drawing/2016/5/12/chartex" xmlns:cx7="http://schemas.microsoft.com/office/drawing/2016/5/13/chartex" xmlns:cx8="http://schemas.microsoft.com/office/drawing/2016/5/14/chartex" xmlns:mc="http://schemas.openxmlformats.org/markup-compatibility/2006" xmlns:aink="http://schemas.microsoft.com/office/drawing/2016/ink" xmlns:am3d="http://schemas.microsoft.com/office/drawing/2017/model3d" xmlns:o="urn:schemas-microsoft-com:office:office" xmlns:oel="http://schemas.microsoft.com/office/2019/extlst" xmlns:r="http://schemas.openxmlformats.org/officeDocument/2006/relationships" xmlns:m="http://schemas.openxmlformats.org/officeDocument/2006/math" xmlns:v="urn:schemas-microsoft-com:vml" xmlns:wp14="http://schemas.microsoft.com/office/word/2010/wordprocessingDrawing" xmlns:wp="http://schemas.openxmlformats.org/drawingml/2006/wordprocessingDrawing" xmlns:w10="urn:schemas-microsoft-com:office:word" xmlns:w="http://schemas.openxmlformats.org/wordprocessingml/2006/main" xmlns:w14="http://schemas.microsoft.com/office/word/2010/wordml" xmlns:w15="http://schemas.microsoft.com/office/word/2012/wordml" xmlns:w16cex="http://schemas.microsoft.com/office/word/2018/wordml/cex" xmlns:w16cid="http://schemas.microsoft.com/office/word/2016/wordml/cid" xmlns:w16="http://schemas.microsoft.com/office/word/2018/wordml" xmlns:w16du="http://schemas.microsoft.com/office/word/2023/wordml/word16du" xmlns:w16sdtdh="http://schemas.microsoft.com/office/word/2020/wordml/sdtdatahash" xmlns:w16se="http://schemas.microsoft.com/office/word/2015/wordml/symex" xmlns:wpg="http://schemas.microsoft.com/office/word/2010/wordprocessingGroup" xmlns:wpi="http://schemas.microsoft.com/office/word/2010/wordprocessingInk" xmlns:wne="http://schemas.microsoft.com/office/word/2006/wordml" xmlns:wps="http://schemas.microsoft.com/office/word/2010/wordprocessingShape" mc:Ignorable="w14 w15 w16se w16cid w16 w16cex w16sdtdh w16du wp14">
+<w:document xmlns:wpc="http://schemas.microsoft.com/office/word/2010/wordprocessingCanvas" xmlns:mc="http://schemas.openxmlformats.org/markup-compatibility/2006" xmlns:o="urn:schemas-microsoft-com:office:office" xmlns:r="http://schemas.openxmlformats.org/officeDocument/2006/relationships" xmlns:m="http://schemas.openxmlformats.org/officeDocument/2006/math" xmlns:v="urn:schemas-microsoft-com:vml" xmlns:wp14="http://schemas.microsoft.com/office/word/2010/wordprocessingDrawing" xmlns:wp="http://schemas.openxmlformats.org/drawingml/2006/wordprocessingDrawing" xmlns:w="http://schemas.openxmlformats.org/wordprocessingml/2006/main" xmlns:w14="http://schemas.microsoft.com/office/word/2010/wordml" xmlns:w10="urn:schemas-microsoft-com:office:word" xmlns:w15="http://schemas.microsoft.com/office/word/2012/wordml" xmlns:wpg="http://schemas.microsoft.com/office/word/2010/wordprocessingGroup" xmlns:wpi="http://schemas.microsoft.com/office/word/2010/wordprocessingInk" xmlns:wne="http://schemas.microsoft.com/office/word/2006/wordml" xmlns:wps="http://schemas.microsoft.com/office/word/2010/wordprocessingShape" xmlns:wpsCustomData="http://www.wps.cn/officeDocument/2013/wpsCustomData" mc:Ignorable="w14 w15 wp14">
   <w:body>
     <w:p>
       <w:pPr>
-        <w:rPr>
-          <w:b/>
-          <w:bCs/>
+        <w:jc w:val="center"/>
+        <w:rPr>
+          <w:rFonts w:hint="default"/>
+          <w:b/>
+          <w:bCs/>
+          <w:sz w:val="32"/>
+          <w:szCs w:val="32"/>
           <w:lang w:val="en-US"/>
         </w:rPr>
       </w:pPr>
-      <w:r>
-        <w:rPr>
-          <w:b/>
-          <w:bCs/>
+      <w:bookmarkStart w:id="0" w:name="_top"/>
+      <w:r>
+        <w:rPr>
+          <w:rFonts w:hint="default"/>
+          <w:b/>
+          <w:bCs/>
+          <w:sz w:val="32"/>
+          <w:szCs w:val="32"/>
           <w:lang w:val="en-US"/>
         </w:rPr>
-        <w:t xml:space="preserve">Primitive data type in </w:t>
-      </w:r>
-      <w:proofErr w:type="gramStart"/>
-      <w:r>
-        <w:rPr>
-          <w:b/>
-          <w:bCs/>
+        <w:t>Java Programming Master Class</w:t>
+      </w:r>
+    </w:p>
+    <w:bookmarkEnd w:id="0"/>
+    <w:p>
+      <w:pPr>
+        <w:jc w:val="center"/>
+        <w:rPr>
+          <w:rFonts w:hint="default"/>
+          <w:b/>
+          <w:bCs/>
+          <w:sz w:val="32"/>
+          <w:szCs w:val="32"/>
           <w:lang w:val="en-US"/>
         </w:rPr>
-        <w:t>java :</w:t>
-      </w:r>
-      <w:proofErr w:type="gramEnd"/>
-      <w:r>
-        <w:rPr>
-          <w:b/>
-          <w:bCs/>
+      </w:pPr>
+      <w:r>
+        <w:rPr>
+          <w:rFonts w:hint="default"/>
+          <w:b/>
+          <w:bCs/>
+          <w:sz w:val="32"/>
+          <w:szCs w:val="32"/>
           <w:lang w:val="en-US"/>
         </w:rPr>
-        <w:t xml:space="preserve"> </w:t>
-      </w:r>
-    </w:p>
-    <w:p>
-      <w:pPr>
-        <w:rPr>
+        <w:t>By Tim - NOTES</w:t>
+      </w:r>
+    </w:p>
+    <w:p>
+      <w:pPr>
+        <w:jc w:val="center"/>
+        <w:rPr>
+          <w:rFonts w:hint="default"/>
+          <w:b/>
+          <w:bCs/>
+          <w:sz w:val="32"/>
+          <w:szCs w:val="32"/>
           <w:lang w:val="en-US"/>
         </w:rPr>
       </w:pPr>
-      <w:r>
-        <w:rPr>
+    </w:p>
+    <w:tbl>
+      <w:tblPr>
+        <w:tblStyle w:val="8"/>
+        <w:tblW w:w="0" w:type="auto"/>
+        <w:tblInd w:w="0" w:type="dxa"/>
+        <w:tblBorders>
+          <w:top w:val="single" w:color="auto" w:sz="4" w:space="0"/>
+          <w:left w:val="single" w:color="auto" w:sz="4" w:space="0"/>
+          <w:bottom w:val="single" w:color="auto" w:sz="4" w:space="0"/>
+          <w:right w:val="single" w:color="auto" w:sz="4" w:space="0"/>
+          <w:insideH w:val="single" w:color="auto" w:sz="4" w:space="0"/>
+          <w:insideV w:val="single" w:color="auto" w:sz="4" w:space="0"/>
+        </w:tblBorders>
+        <w:tblLayout w:type="autofit"/>
+        <w:tblCellMar>
+          <w:left w:w="108" w:type="dxa"/>
+          <w:right w:w="108" w:type="dxa"/>
+        </w:tblCellMar>
+      </w:tblPr>
+      <w:tblGrid>
+        <w:gridCol w:w="4621"/>
+        <w:gridCol w:w="4621"/>
+      </w:tblGrid>
+      <w:tr>
+        <w:tblPrEx>
+          <w:tblBorders>
+            <w:top w:val="single" w:color="auto" w:sz="4" w:space="0"/>
+            <w:left w:val="single" w:color="auto" w:sz="4" w:space="0"/>
+            <w:bottom w:val="single" w:color="auto" w:sz="4" w:space="0"/>
+            <w:right w:val="single" w:color="auto" w:sz="4" w:space="0"/>
+            <w:insideH w:val="single" w:color="auto" w:sz="4" w:space="0"/>
+            <w:insideV w:val="single" w:color="auto" w:sz="4" w:space="0"/>
+          </w:tblBorders>
+          <w:tblCellMar>
+            <w:left w:w="108" w:type="dxa"/>
+            <w:right w:w="108" w:type="dxa"/>
+          </w:tblCellMar>
+        </w:tblPrEx>
+        <w:tc>
+          <w:tcPr>
+            <w:tcW w:w="4621" w:type="dxa"/>
+          </w:tcPr>
+          <w:p>
+            <w:pPr>
+              <w:jc w:val="center"/>
+              <w:rPr>
+                <w:rFonts w:hint="default"/>
+                <w:b/>
+                <w:bCs/>
+                <w:sz w:val="32"/>
+                <w:szCs w:val="32"/>
+                <w:vertAlign w:val="baseline"/>
+                <w:lang w:val="en-US"/>
+              </w:rPr>
+            </w:pPr>
+            <w:r>
+              <w:rPr>
+                <w:rFonts w:hint="default"/>
+                <w:b/>
+                <w:bCs/>
+                <w:sz w:val="22"/>
+                <w:szCs w:val="22"/>
+                <w:vertAlign w:val="baseline"/>
+                <w:lang w:val="en-US"/>
+              </w:rPr>
+              <w:t>Sr. No.</w:t>
+            </w:r>
+          </w:p>
+        </w:tc>
+        <w:tc>
+          <w:tcPr>
+            <w:tcW w:w="4621" w:type="dxa"/>
+          </w:tcPr>
+          <w:p>
+            <w:pPr>
+              <w:jc w:val="center"/>
+              <w:rPr>
+                <w:rFonts w:hint="default"/>
+                <w:b/>
+                <w:bCs/>
+                <w:sz w:val="32"/>
+                <w:szCs w:val="32"/>
+                <w:vertAlign w:val="baseline"/>
+                <w:lang w:val="en-US"/>
+              </w:rPr>
+            </w:pPr>
+            <w:r>
+              <w:rPr>
+                <w:rFonts w:hint="default"/>
+                <w:b/>
+                <w:bCs/>
+                <w:sz w:val="22"/>
+                <w:szCs w:val="22"/>
+                <w:vertAlign w:val="baseline"/>
+                <w:lang w:val="en-US"/>
+              </w:rPr>
+              <w:t>Topic</w:t>
+            </w:r>
+          </w:p>
+        </w:tc>
+      </w:tr>
+      <w:tr>
+        <w:tblPrEx>
+          <w:tblBorders>
+            <w:top w:val="single" w:color="auto" w:sz="4" w:space="0"/>
+            <w:left w:val="single" w:color="auto" w:sz="4" w:space="0"/>
+            <w:bottom w:val="single" w:color="auto" w:sz="4" w:space="0"/>
+            <w:right w:val="single" w:color="auto" w:sz="4" w:space="0"/>
+            <w:insideH w:val="single" w:color="auto" w:sz="4" w:space="0"/>
+            <w:insideV w:val="single" w:color="auto" w:sz="4" w:space="0"/>
+          </w:tblBorders>
+          <w:tblCellMar>
+            <w:left w:w="108" w:type="dxa"/>
+            <w:right w:w="108" w:type="dxa"/>
+          </w:tblCellMar>
+        </w:tblPrEx>
+        <w:tc>
+          <w:tcPr>
+            <w:tcW w:w="4621" w:type="dxa"/>
+          </w:tcPr>
+          <w:p>
+            <w:pPr>
+              <w:jc w:val="center"/>
+              <w:rPr>
+                <w:rFonts w:hint="default"/>
+                <w:b/>
+                <w:bCs/>
+                <w:sz w:val="22"/>
+                <w:szCs w:val="22"/>
+                <w:vertAlign w:val="baseline"/>
+                <w:lang w:val="en-US"/>
+              </w:rPr>
+            </w:pPr>
+            <w:r>
+              <w:rPr>
+                <w:rFonts w:hint="default"/>
+                <w:b/>
+                <w:bCs/>
+                <w:sz w:val="22"/>
+                <w:szCs w:val="22"/>
+                <w:vertAlign w:val="baseline"/>
+                <w:lang w:val="en-US"/>
+              </w:rPr>
+              <w:t>1.</w:t>
+            </w:r>
+          </w:p>
+        </w:tc>
+        <w:tc>
+          <w:tcPr>
+            <w:tcW w:w="4621" w:type="dxa"/>
+          </w:tcPr>
+          <w:p>
+            <w:pPr>
+              <w:jc w:val="center"/>
+              <w:rPr>
+                <w:rFonts w:hint="default"/>
+                <w:b/>
+                <w:bCs/>
+                <w:sz w:val="22"/>
+                <w:szCs w:val="22"/>
+                <w:vertAlign w:val="baseline"/>
+                <w:lang w:val="en-US"/>
+              </w:rPr>
+            </w:pPr>
+            <w:r>
+              <w:rPr>
+                <w:rFonts w:hint="default"/>
+                <w:b/>
+                <w:bCs/>
+                <w:color w:val="auto"/>
+                <w:sz w:val="22"/>
+                <w:szCs w:val="22"/>
+                <w:u w:val="none"/>
+                <w:vertAlign w:val="baseline"/>
+                <w:lang w:val="en-US"/>
+              </w:rPr>
+              <w:t>Introduction - Primitive Data Type, Wrapper Class, DataType change from int to short etc, Char VS String., String Boolean</w:t>
+            </w:r>
+          </w:p>
+        </w:tc>
+      </w:tr>
+      <w:tr>
+        <w:tblPrEx>
+          <w:tblBorders>
+            <w:top w:val="single" w:color="auto" w:sz="4" w:space="0"/>
+            <w:left w:val="single" w:color="auto" w:sz="4" w:space="0"/>
+            <w:bottom w:val="single" w:color="auto" w:sz="4" w:space="0"/>
+            <w:right w:val="single" w:color="auto" w:sz="4" w:space="0"/>
+            <w:insideH w:val="single" w:color="auto" w:sz="4" w:space="0"/>
+            <w:insideV w:val="single" w:color="auto" w:sz="4" w:space="0"/>
+          </w:tblBorders>
+          <w:tblCellMar>
+            <w:left w:w="108" w:type="dxa"/>
+            <w:right w:w="108" w:type="dxa"/>
+          </w:tblCellMar>
+        </w:tblPrEx>
+        <w:tc>
+          <w:tcPr>
+            <w:tcW w:w="4621" w:type="dxa"/>
+          </w:tcPr>
+          <w:p>
+            <w:pPr>
+              <w:jc w:val="center"/>
+              <w:rPr>
+                <w:rFonts w:hint="default"/>
+                <w:b/>
+                <w:bCs/>
+                <w:sz w:val="22"/>
+                <w:szCs w:val="22"/>
+                <w:vertAlign w:val="baseline"/>
+                <w:lang w:val="en-US"/>
+              </w:rPr>
+            </w:pPr>
+            <w:r>
+              <w:rPr>
+                <w:rFonts w:hint="default"/>
+                <w:b/>
+                <w:bCs/>
+                <w:sz w:val="22"/>
+                <w:szCs w:val="22"/>
+                <w:vertAlign w:val="baseline"/>
+                <w:lang w:val="en-US"/>
+              </w:rPr>
+              <w:t>2.</w:t>
+            </w:r>
+          </w:p>
+        </w:tc>
+        <w:tc>
+          <w:tcPr>
+            <w:tcW w:w="4621" w:type="dxa"/>
+          </w:tcPr>
+          <w:p>
+            <w:pPr>
+              <w:jc w:val="center"/>
+              <w:rPr>
+                <w:rFonts w:hint="default"/>
+                <w:b/>
+                <w:bCs/>
+                <w:sz w:val="22"/>
+                <w:szCs w:val="22"/>
+                <w:vertAlign w:val="baseline"/>
+                <w:lang w:val="en-US"/>
+              </w:rPr>
+            </w:pPr>
+            <w:r>
+              <w:rPr>
+                <w:rFonts w:hint="default"/>
+                <w:b/>
+                <w:bCs/>
+                <w:sz w:val="22"/>
+                <w:szCs w:val="22"/>
+                <w:vertAlign w:val="baseline"/>
+                <w:lang w:val="en-US"/>
+              </w:rPr>
+              <w:t>Operators in java (comparison)</w:t>
+            </w:r>
+          </w:p>
+        </w:tc>
+      </w:tr>
+      <w:tr>
+        <w:tblPrEx>
+          <w:tblBorders>
+            <w:top w:val="single" w:color="auto" w:sz="4" w:space="0"/>
+            <w:left w:val="single" w:color="auto" w:sz="4" w:space="0"/>
+            <w:bottom w:val="single" w:color="auto" w:sz="4" w:space="0"/>
+            <w:right w:val="single" w:color="auto" w:sz="4" w:space="0"/>
+            <w:insideH w:val="single" w:color="auto" w:sz="4" w:space="0"/>
+            <w:insideV w:val="single" w:color="auto" w:sz="4" w:space="0"/>
+          </w:tblBorders>
+          <w:tblCellMar>
+            <w:left w:w="108" w:type="dxa"/>
+            <w:right w:w="108" w:type="dxa"/>
+          </w:tblCellMar>
+        </w:tblPrEx>
+        <w:tc>
+          <w:tcPr>
+            <w:tcW w:w="4621" w:type="dxa"/>
+          </w:tcPr>
+          <w:p>
+            <w:pPr>
+              <w:jc w:val="center"/>
+              <w:rPr>
+                <w:rFonts w:hint="default"/>
+                <w:b/>
+                <w:bCs/>
+                <w:sz w:val="22"/>
+                <w:szCs w:val="22"/>
+                <w:vertAlign w:val="baseline"/>
+                <w:lang w:val="en-US"/>
+              </w:rPr>
+            </w:pPr>
+            <w:r>
+              <w:rPr>
+                <w:rFonts w:hint="default"/>
+                <w:b/>
+                <w:bCs/>
+                <w:sz w:val="22"/>
+                <w:szCs w:val="22"/>
+                <w:vertAlign w:val="baseline"/>
+                <w:lang w:val="en-US"/>
+              </w:rPr>
+              <w:t>3.</w:t>
+            </w:r>
+          </w:p>
+        </w:tc>
+        <w:tc>
+          <w:tcPr>
+            <w:tcW w:w="4621" w:type="dxa"/>
+          </w:tcPr>
+          <w:p>
+            <w:pPr>
+              <w:jc w:val="center"/>
+              <w:rPr>
+                <w:rFonts w:hint="default"/>
+                <w:b/>
+                <w:bCs/>
+                <w:sz w:val="22"/>
+                <w:szCs w:val="22"/>
+                <w:vertAlign w:val="baseline"/>
+                <w:lang w:val="en-US"/>
+              </w:rPr>
+            </w:pPr>
+            <w:r>
+              <w:rPr>
+                <w:rFonts w:hint="default"/>
+                <w:b/>
+                <w:bCs/>
+                <w:sz w:val="22"/>
+                <w:szCs w:val="22"/>
+                <w:vertAlign w:val="baseline"/>
+                <w:lang w:val="en-US"/>
+              </w:rPr>
+              <w:t>If, else if, else</w:t>
+            </w:r>
+          </w:p>
+        </w:tc>
+      </w:tr>
+      <w:tr>
+        <w:tblPrEx>
+          <w:tblBorders>
+            <w:top w:val="single" w:color="auto" w:sz="4" w:space="0"/>
+            <w:left w:val="single" w:color="auto" w:sz="4" w:space="0"/>
+            <w:bottom w:val="single" w:color="auto" w:sz="4" w:space="0"/>
+            <w:right w:val="single" w:color="auto" w:sz="4" w:space="0"/>
+            <w:insideH w:val="single" w:color="auto" w:sz="4" w:space="0"/>
+            <w:insideV w:val="single" w:color="auto" w:sz="4" w:space="0"/>
+          </w:tblBorders>
+          <w:tblCellMar>
+            <w:left w:w="108" w:type="dxa"/>
+            <w:right w:w="108" w:type="dxa"/>
+          </w:tblCellMar>
+        </w:tblPrEx>
+        <w:tc>
+          <w:tcPr>
+            <w:tcW w:w="4621" w:type="dxa"/>
+          </w:tcPr>
+          <w:p>
+            <w:pPr>
+              <w:jc w:val="center"/>
+              <w:rPr>
+                <w:rFonts w:hint="default"/>
+                <w:b/>
+                <w:bCs/>
+                <w:sz w:val="22"/>
+                <w:szCs w:val="22"/>
+                <w:vertAlign w:val="baseline"/>
+                <w:lang w:val="en-US"/>
+              </w:rPr>
+            </w:pPr>
+            <w:r>
+              <w:rPr>
+                <w:rFonts w:hint="default"/>
+                <w:b/>
+                <w:bCs/>
+                <w:sz w:val="22"/>
+                <w:szCs w:val="22"/>
+                <w:vertAlign w:val="baseline"/>
+                <w:lang w:val="en-US"/>
+              </w:rPr>
+              <w:t>4.</w:t>
+            </w:r>
+          </w:p>
+        </w:tc>
+        <w:tc>
+          <w:tcPr>
+            <w:tcW w:w="4621" w:type="dxa"/>
+          </w:tcPr>
+          <w:p>
+            <w:pPr>
+              <w:jc w:val="center"/>
+              <w:rPr>
+                <w:rFonts w:hint="default"/>
+                <w:b/>
+                <w:bCs/>
+                <w:sz w:val="22"/>
+                <w:szCs w:val="22"/>
+                <w:vertAlign w:val="baseline"/>
+                <w:lang w:val="en-US"/>
+              </w:rPr>
+            </w:pPr>
+            <w:r>
+              <w:rPr>
+                <w:rFonts w:hint="default"/>
+                <w:b/>
+                <w:bCs/>
+                <w:sz w:val="22"/>
+                <w:szCs w:val="22"/>
+                <w:vertAlign w:val="baseline"/>
+                <w:lang w:val="en-US"/>
+              </w:rPr>
+              <w:t>Methods, Methods Overloading</w:t>
+            </w:r>
+          </w:p>
+        </w:tc>
+      </w:tr>
+      <w:tr>
+        <w:tblPrEx>
+          <w:tblBorders>
+            <w:top w:val="single" w:color="auto" w:sz="4" w:space="0"/>
+            <w:left w:val="single" w:color="auto" w:sz="4" w:space="0"/>
+            <w:bottom w:val="single" w:color="auto" w:sz="4" w:space="0"/>
+            <w:right w:val="single" w:color="auto" w:sz="4" w:space="0"/>
+            <w:insideH w:val="single" w:color="auto" w:sz="4" w:space="0"/>
+            <w:insideV w:val="single" w:color="auto" w:sz="4" w:space="0"/>
+          </w:tblBorders>
+          <w:tblCellMar>
+            <w:left w:w="108" w:type="dxa"/>
+            <w:right w:w="108" w:type="dxa"/>
+          </w:tblCellMar>
+        </w:tblPrEx>
+        <w:tc>
+          <w:tcPr>
+            <w:tcW w:w="4621" w:type="dxa"/>
+          </w:tcPr>
+          <w:p>
+            <w:pPr>
+              <w:jc w:val="center"/>
+              <w:rPr>
+                <w:rFonts w:hint="default"/>
+                <w:b/>
+                <w:bCs/>
+                <w:sz w:val="22"/>
+                <w:szCs w:val="22"/>
+                <w:vertAlign w:val="baseline"/>
+                <w:lang w:val="en-US"/>
+              </w:rPr>
+            </w:pPr>
+            <w:r>
+              <w:rPr>
+                <w:rFonts w:hint="default"/>
+                <w:b/>
+                <w:bCs/>
+                <w:sz w:val="22"/>
+                <w:szCs w:val="22"/>
+                <w:vertAlign w:val="baseline"/>
+                <w:lang w:val="en-US"/>
+              </w:rPr>
+              <w:t>5.</w:t>
+            </w:r>
+          </w:p>
+        </w:tc>
+        <w:tc>
+          <w:tcPr>
+            <w:tcW w:w="4621" w:type="dxa"/>
+          </w:tcPr>
+          <w:p>
+            <w:pPr>
+              <w:jc w:val="center"/>
+              <w:rPr>
+                <w:rFonts w:hint="default"/>
+                <w:b/>
+                <w:bCs/>
+                <w:sz w:val="22"/>
+                <w:szCs w:val="22"/>
+                <w:vertAlign w:val="baseline"/>
+                <w:lang w:val="en-US"/>
+              </w:rPr>
+            </w:pPr>
+            <w:r>
+              <w:rPr>
+                <w:rFonts w:hint="default"/>
+                <w:b/>
+                <w:bCs/>
+                <w:sz w:val="22"/>
+                <w:szCs w:val="22"/>
+                <w:vertAlign w:val="baseline"/>
+                <w:lang w:val="en-US"/>
+              </w:rPr>
+              <w:t>Switch statement</w:t>
+            </w:r>
+          </w:p>
+        </w:tc>
+      </w:tr>
+      <w:tr>
+        <w:tblPrEx>
+          <w:tblBorders>
+            <w:top w:val="single" w:color="auto" w:sz="4" w:space="0"/>
+            <w:left w:val="single" w:color="auto" w:sz="4" w:space="0"/>
+            <w:bottom w:val="single" w:color="auto" w:sz="4" w:space="0"/>
+            <w:right w:val="single" w:color="auto" w:sz="4" w:space="0"/>
+            <w:insideH w:val="single" w:color="auto" w:sz="4" w:space="0"/>
+            <w:insideV w:val="single" w:color="auto" w:sz="4" w:space="0"/>
+          </w:tblBorders>
+          <w:tblCellMar>
+            <w:left w:w="108" w:type="dxa"/>
+            <w:right w:w="108" w:type="dxa"/>
+          </w:tblCellMar>
+        </w:tblPrEx>
+        <w:tc>
+          <w:tcPr>
+            <w:tcW w:w="4621" w:type="dxa"/>
+          </w:tcPr>
+          <w:p>
+            <w:pPr>
+              <w:jc w:val="center"/>
+              <w:rPr>
+                <w:rFonts w:hint="default"/>
+                <w:b/>
+                <w:bCs/>
+                <w:sz w:val="22"/>
+                <w:szCs w:val="22"/>
+                <w:vertAlign w:val="baseline"/>
+                <w:lang w:val="en-US"/>
+              </w:rPr>
+            </w:pPr>
+            <w:r>
+              <w:rPr>
+                <w:rFonts w:hint="default"/>
+                <w:b/>
+                <w:bCs/>
+                <w:sz w:val="22"/>
+                <w:szCs w:val="22"/>
+                <w:vertAlign w:val="baseline"/>
+                <w:lang w:val="en-US"/>
+              </w:rPr>
+              <w:t>6.</w:t>
+            </w:r>
+          </w:p>
+        </w:tc>
+        <w:tc>
+          <w:tcPr>
+            <w:tcW w:w="4621" w:type="dxa"/>
+          </w:tcPr>
+          <w:p>
+            <w:pPr>
+              <w:jc w:val="center"/>
+              <w:rPr>
+                <w:rFonts w:hint="default"/>
+                <w:b/>
+                <w:bCs/>
+                <w:sz w:val="22"/>
+                <w:szCs w:val="22"/>
+                <w:vertAlign w:val="baseline"/>
+                <w:lang w:val="en-US"/>
+              </w:rPr>
+            </w:pPr>
+            <w:r>
+              <w:rPr>
+                <w:rFonts w:hint="default"/>
+                <w:b/>
+                <w:bCs/>
+                <w:sz w:val="22"/>
+                <w:szCs w:val="22"/>
+                <w:vertAlign w:val="baseline"/>
+                <w:lang w:val="en-US"/>
+              </w:rPr>
+              <w:t>Loops: for, while, do while</w:t>
+            </w:r>
+          </w:p>
+        </w:tc>
+      </w:tr>
+      <w:tr>
+        <w:tblPrEx>
+          <w:tblBorders>
+            <w:top w:val="single" w:color="auto" w:sz="4" w:space="0"/>
+            <w:left w:val="single" w:color="auto" w:sz="4" w:space="0"/>
+            <w:bottom w:val="single" w:color="auto" w:sz="4" w:space="0"/>
+            <w:right w:val="single" w:color="auto" w:sz="4" w:space="0"/>
+            <w:insideH w:val="single" w:color="auto" w:sz="4" w:space="0"/>
+            <w:insideV w:val="single" w:color="auto" w:sz="4" w:space="0"/>
+          </w:tblBorders>
+          <w:tblCellMar>
+            <w:left w:w="108" w:type="dxa"/>
+            <w:right w:w="108" w:type="dxa"/>
+          </w:tblCellMar>
+        </w:tblPrEx>
+        <w:tc>
+          <w:tcPr>
+            <w:tcW w:w="4621" w:type="dxa"/>
+          </w:tcPr>
+          <w:p>
+            <w:pPr>
+              <w:jc w:val="center"/>
+              <w:rPr>
+                <w:rFonts w:hint="default"/>
+                <w:b/>
+                <w:bCs/>
+                <w:sz w:val="22"/>
+                <w:szCs w:val="22"/>
+                <w:vertAlign w:val="baseline"/>
+                <w:lang w:val="en-US"/>
+              </w:rPr>
+            </w:pPr>
+            <w:r>
+              <w:rPr>
+                <w:rFonts w:hint="default"/>
+                <w:b/>
+                <w:bCs/>
+                <w:sz w:val="22"/>
+                <w:szCs w:val="22"/>
+                <w:vertAlign w:val="baseline"/>
+                <w:lang w:val="en-US"/>
+              </w:rPr>
+              <w:t>7.</w:t>
+            </w:r>
+          </w:p>
+        </w:tc>
+        <w:tc>
+          <w:tcPr>
+            <w:tcW w:w="4621" w:type="dxa"/>
+          </w:tcPr>
+          <w:p>
+            <w:pPr>
+              <w:jc w:val="center"/>
+              <w:rPr>
+                <w:rFonts w:hint="default"/>
+                <w:b/>
+                <w:bCs/>
+                <w:sz w:val="22"/>
+                <w:szCs w:val="22"/>
+                <w:vertAlign w:val="baseline"/>
+                <w:lang w:val="en-US"/>
+              </w:rPr>
+            </w:pPr>
+            <w:r>
+              <w:rPr>
+                <w:rFonts w:hint="default"/>
+                <w:b/>
+                <w:bCs/>
+                <w:sz w:val="22"/>
+                <w:szCs w:val="22"/>
+                <w:vertAlign w:val="baseline"/>
+                <w:lang w:val="en-US"/>
+              </w:rPr>
+              <w:t>Variable conversion, string -&gt; double, double-&gt;string. String -&gt; integer etc.</w:t>
+            </w:r>
+          </w:p>
+        </w:tc>
+      </w:tr>
+      <w:tr>
+        <w:tblPrEx>
+          <w:tblBorders>
+            <w:top w:val="single" w:color="auto" w:sz="4" w:space="0"/>
+            <w:left w:val="single" w:color="auto" w:sz="4" w:space="0"/>
+            <w:bottom w:val="single" w:color="auto" w:sz="4" w:space="0"/>
+            <w:right w:val="single" w:color="auto" w:sz="4" w:space="0"/>
+            <w:insideH w:val="single" w:color="auto" w:sz="4" w:space="0"/>
+            <w:insideV w:val="single" w:color="auto" w:sz="4" w:space="0"/>
+          </w:tblBorders>
+          <w:tblCellMar>
+            <w:left w:w="108" w:type="dxa"/>
+            <w:right w:w="108" w:type="dxa"/>
+          </w:tblCellMar>
+        </w:tblPrEx>
+        <w:tc>
+          <w:tcPr>
+            <w:tcW w:w="4621" w:type="dxa"/>
+          </w:tcPr>
+          <w:p>
+            <w:pPr>
+              <w:jc w:val="center"/>
+              <w:rPr>
+                <w:rFonts w:hint="default"/>
+                <w:b/>
+                <w:bCs/>
+                <w:sz w:val="22"/>
+                <w:szCs w:val="22"/>
+                <w:vertAlign w:val="baseline"/>
+                <w:lang w:val="en-US"/>
+              </w:rPr>
+            </w:pPr>
+            <w:r>
+              <w:rPr>
+                <w:rFonts w:hint="default"/>
+                <w:b/>
+                <w:bCs/>
+                <w:sz w:val="22"/>
+                <w:szCs w:val="22"/>
+                <w:vertAlign w:val="baseline"/>
+                <w:lang w:val="en-US"/>
+              </w:rPr>
+              <w:t>8.</w:t>
+            </w:r>
+          </w:p>
+        </w:tc>
+        <w:tc>
+          <w:tcPr>
+            <w:tcW w:w="4621" w:type="dxa"/>
+          </w:tcPr>
+          <w:p>
+            <w:pPr>
+              <w:jc w:val="center"/>
+              <w:rPr>
+                <w:rFonts w:hint="default"/>
+                <w:b/>
+                <w:bCs/>
+                <w:sz w:val="22"/>
+                <w:szCs w:val="22"/>
+                <w:vertAlign w:val="baseline"/>
+                <w:lang w:val="en-US"/>
+              </w:rPr>
+            </w:pPr>
+            <w:r>
+              <w:rPr>
+                <w:rFonts w:hint="default"/>
+                <w:b/>
+                <w:bCs/>
+                <w:sz w:val="22"/>
+                <w:szCs w:val="22"/>
+                <w:vertAlign w:val="baseline"/>
+                <w:lang w:val="en-US"/>
+              </w:rPr>
+              <w:t>Exception Handeling (try and catch)</w:t>
+            </w:r>
+          </w:p>
+        </w:tc>
+      </w:tr>
+      <w:tr>
+        <w:tblPrEx>
+          <w:tblBorders>
+            <w:top w:val="single" w:color="auto" w:sz="4" w:space="0"/>
+            <w:left w:val="single" w:color="auto" w:sz="4" w:space="0"/>
+            <w:bottom w:val="single" w:color="auto" w:sz="4" w:space="0"/>
+            <w:right w:val="single" w:color="auto" w:sz="4" w:space="0"/>
+            <w:insideH w:val="single" w:color="auto" w:sz="4" w:space="0"/>
+            <w:insideV w:val="single" w:color="auto" w:sz="4" w:space="0"/>
+          </w:tblBorders>
+          <w:tblCellMar>
+            <w:left w:w="108" w:type="dxa"/>
+            <w:right w:w="108" w:type="dxa"/>
+          </w:tblCellMar>
+        </w:tblPrEx>
+        <w:tc>
+          <w:tcPr>
+            <w:tcW w:w="4621" w:type="dxa"/>
+          </w:tcPr>
+          <w:p>
+            <w:pPr>
+              <w:jc w:val="center"/>
+              <w:rPr>
+                <w:rFonts w:hint="default"/>
+                <w:b/>
+                <w:bCs/>
+                <w:sz w:val="22"/>
+                <w:szCs w:val="22"/>
+                <w:vertAlign w:val="baseline"/>
+                <w:lang w:val="en-US"/>
+              </w:rPr>
+            </w:pPr>
+            <w:r>
+              <w:rPr>
+                <w:rFonts w:hint="default"/>
+                <w:b/>
+                <w:bCs/>
+                <w:sz w:val="22"/>
+                <w:szCs w:val="22"/>
+                <w:vertAlign w:val="baseline"/>
+                <w:lang w:val="en-US"/>
+              </w:rPr>
+              <w:t>9.</w:t>
+            </w:r>
+          </w:p>
+        </w:tc>
+        <w:tc>
+          <w:tcPr>
+            <w:tcW w:w="4621" w:type="dxa"/>
+          </w:tcPr>
+          <w:p>
+            <w:pPr>
+              <w:jc w:val="center"/>
+              <w:rPr>
+                <w:rFonts w:hint="default"/>
+                <w:b/>
+                <w:bCs/>
+                <w:sz w:val="22"/>
+                <w:szCs w:val="22"/>
+                <w:vertAlign w:val="baseline"/>
+                <w:lang w:val="en-US"/>
+              </w:rPr>
+            </w:pPr>
+            <w:r>
+              <w:rPr>
+                <w:rFonts w:hint="default"/>
+                <w:b/>
+                <w:bCs/>
+                <w:sz w:val="22"/>
+                <w:szCs w:val="22"/>
+                <w:vertAlign w:val="baseline"/>
+                <w:lang w:val="en-US"/>
+              </w:rPr>
+              <w:t>Taking input from user (Scanner class)</w:t>
+            </w:r>
+          </w:p>
+        </w:tc>
+      </w:tr>
+      <w:tr>
+        <w:tblPrEx>
+          <w:tblBorders>
+            <w:top w:val="single" w:color="auto" w:sz="4" w:space="0"/>
+            <w:left w:val="single" w:color="auto" w:sz="4" w:space="0"/>
+            <w:bottom w:val="single" w:color="auto" w:sz="4" w:space="0"/>
+            <w:right w:val="single" w:color="auto" w:sz="4" w:space="0"/>
+            <w:insideH w:val="single" w:color="auto" w:sz="4" w:space="0"/>
+            <w:insideV w:val="single" w:color="auto" w:sz="4" w:space="0"/>
+          </w:tblBorders>
+          <w:tblCellMar>
+            <w:left w:w="108" w:type="dxa"/>
+            <w:right w:w="108" w:type="dxa"/>
+          </w:tblCellMar>
+        </w:tblPrEx>
+        <w:tc>
+          <w:tcPr>
+            <w:tcW w:w="4621" w:type="dxa"/>
+          </w:tcPr>
+          <w:p>
+            <w:pPr>
+              <w:jc w:val="center"/>
+              <w:rPr>
+                <w:rFonts w:hint="default"/>
+                <w:b/>
+                <w:bCs/>
+                <w:sz w:val="22"/>
+                <w:szCs w:val="22"/>
+                <w:vertAlign w:val="baseline"/>
+                <w:lang w:val="en-US"/>
+              </w:rPr>
+            </w:pPr>
+          </w:p>
+        </w:tc>
+        <w:tc>
+          <w:tcPr>
+            <w:tcW w:w="4621" w:type="dxa"/>
+          </w:tcPr>
+          <w:p>
+            <w:pPr>
+              <w:jc w:val="center"/>
+              <w:rPr>
+                <w:rFonts w:hint="default"/>
+                <w:b/>
+                <w:bCs/>
+                <w:sz w:val="22"/>
+                <w:szCs w:val="22"/>
+                <w:vertAlign w:val="baseline"/>
+                <w:lang w:val="en-US"/>
+              </w:rPr>
+            </w:pPr>
+          </w:p>
+        </w:tc>
+      </w:tr>
+    </w:tbl>
+    <w:p>
+      <w:pPr>
+        <w:jc w:val="center"/>
+        <w:rPr>
+          <w:rFonts w:hint="default"/>
+          <w:b/>
+          <w:bCs/>
+          <w:sz w:val="32"/>
+          <w:szCs w:val="32"/>
           <w:lang w:val="en-US"/>
         </w:rPr>
-        <w:t>Example: int, short, long, float</w:t>
-      </w:r>
-      <w:r>
-        <w:rPr>
+        <w:sectPr>
+          <w:headerReference r:id="rId5" w:type="default"/>
+          <w:footerReference r:id="rId6" w:type="default"/>
+          <w:pgSz w:w="11906" w:h="16838"/>
+          <w:pgMar w:top="1440" w:right="1440" w:bottom="1440" w:left="1440" w:header="708" w:footer="708" w:gutter="0"/>
+          <w:cols w:space="708" w:num="1"/>
+          <w:docGrid w:linePitch="360" w:charSpace="0"/>
+        </w:sectPr>
+      </w:pPr>
+    </w:p>
+    <w:p>
+      <w:pPr>
+        <w:rPr>
+          <w:b/>
+          <w:bCs/>
           <w:lang w:val="en-US"/>
         </w:rPr>
-        <w:t>,</w:t>
-      </w:r>
-      <w:r>
-        <w:rPr>
+      </w:pPr>
+      <w:r>
+        <w:rPr>
+          <w:b/>
+          <w:bCs/>
           <w:lang w:val="en-US"/>
         </w:rPr>
-        <w:t xml:space="preserve"> double</w:t>
-      </w:r>
-      <w:r>
+        <w:t xml:space="preserve">Primitive data type in java : </w:t>
+      </w:r>
+    </w:p>
+    <w:p>
+      <w:pPr>
         <w:rPr>
           <w:lang w:val="en-US"/>
         </w:rPr>
-        <w:t>, etc.</w:t>
-      </w:r>
-    </w:p>
-    <w:p>
-      <w:pPr>
+      </w:pPr>
+      <w:r>
         <w:rPr>
           <w:lang w:val="en-US"/>
         </w:rPr>
-      </w:pPr>
-    </w:p>
-    <w:p>
-      <w:pPr>
-        <w:rPr>
-          <w:b/>
-          <w:bCs/>
+        <w:t>Example: int, short, long, float, double, etc.</w:t>
+      </w:r>
+    </w:p>
+    <w:p>
+      <w:pPr>
+        <w:rPr>
           <w:lang w:val="en-US"/>
         </w:rPr>
       </w:pPr>
-      <w:r>
+    </w:p>
+    <w:p>
+      <w:pPr>
         <w:rPr>
           <w:b/>
           <w:bCs/>
           <w:lang w:val="en-US"/>
         </w:rPr>
+      </w:pPr>
+      <w:r>
+        <w:rPr>
+          <w:b/>
+          <w:bCs/>
+          <w:lang w:val="en-US"/>
+        </w:rPr>
         <w:t xml:space="preserve">Wrapper Class in java: </w:t>
       </w:r>
     </w:p>
@@ -102,83 +1010,76 @@
         <w:rPr>
           <w:lang w:val="en-US"/>
         </w:rPr>
-        <w:t xml:space="preserve">Integer, Short, Long, Float, </w:t>
-      </w:r>
-      <w:proofErr w:type="gramStart"/>
-      <w:r>
+        <w:t>Integer, Short, Long, Float, Double etc.</w:t>
+      </w:r>
+    </w:p>
+    <w:p>
+      <w:pPr>
         <w:rPr>
           <w:lang w:val="en-US"/>
         </w:rPr>
-        <w:t>Double</w:t>
-      </w:r>
-      <w:proofErr w:type="gramEnd"/>
+      </w:pPr>
       <w:r>
         <w:rPr>
           <w:lang w:val="en-US"/>
         </w:rPr>
-        <w:t xml:space="preserve"> etc.</w:t>
-      </w:r>
-    </w:p>
-    <w:p>
-      <w:pPr>
-        <w:rPr>
+        <w:t>Wrapper classes contains information about primitive data type …</w:t>
+      </w:r>
+    </w:p>
+    <w:p>
+      <w:pPr>
+        <w:rPr>
+          <w:b/>
+          <w:bCs/>
           <w:lang w:val="en-US"/>
         </w:rPr>
       </w:pPr>
       <w:r>
         <w:rPr>
+          <w:b/>
+          <w:bCs/>
           <w:lang w:val="en-US"/>
         </w:rPr>
-        <w:t xml:space="preserve">Wrapper classes </w:t>
-      </w:r>
-      <w:proofErr w:type="gramStart"/>
-      <w:r>
+        <w:t xml:space="preserve">For Example </w:t>
+      </w:r>
+    </w:p>
+    <w:p>
+      <w:pPr>
         <w:rPr>
           <w:lang w:val="en-US"/>
         </w:rPr>
-        <w:t>contains</w:t>
-      </w:r>
-      <w:proofErr w:type="gramEnd"/>
+      </w:pPr>
       <w:r>
         <w:rPr>
           <w:lang w:val="en-US"/>
         </w:rPr>
-        <w:t xml:space="preserve"> information about primitive data type …</w:t>
-      </w:r>
-    </w:p>
-    <w:p>
-      <w:pPr>
-        <w:rPr>
-          <w:b/>
-          <w:bCs/>
+        <w:t>a = Integer.MAX_VALUE;</w:t>
+      </w:r>
+    </w:p>
+    <w:p>
+      <w:pPr>
+        <w:rPr>
           <w:lang w:val="en-US"/>
         </w:rPr>
       </w:pPr>
       <w:r>
         <w:rPr>
-          <w:b/>
-          <w:bCs/>
           <w:lang w:val="en-US"/>
         </w:rPr>
-        <w:t xml:space="preserve">For </w:t>
-      </w:r>
-      <w:proofErr w:type="gramStart"/>
-      <w:r>
-        <w:rPr>
-          <w:b/>
-          <w:bCs/>
+        <w:t>b = Integer.MIN_VALUE;</w:t>
+      </w:r>
+    </w:p>
+    <w:p>
+      <w:pPr>
+        <w:rPr>
           <w:lang w:val="en-US"/>
         </w:rPr>
-        <w:t>Example</w:t>
-      </w:r>
-      <w:proofErr w:type="gramEnd"/>
-      <w:r>
-        <w:rPr>
-          <w:b/>
-          <w:bCs/>
+      </w:pPr>
+      <w:r>
+        <w:rPr>
           <w:lang w:val="en-US"/>
         </w:rPr>
-        <w:t xml:space="preserve"> </w:t>
+        <w:t>c = Short.MAX_VALUE;</w:t>
       </w:r>
     </w:p>
     <w:p>
@@ -191,159 +1092,36 @@
         <w:rPr>
           <w:lang w:val="en-US"/>
         </w:rPr>
-        <w:t xml:space="preserve">a = </w:t>
-      </w:r>
-      <w:proofErr w:type="spellStart"/>
-      <w:r>
+        <w:t>d = Short.MIN_VALUE;</w:t>
+      </w:r>
+    </w:p>
+    <w:p>
+      <w:pPr>
         <w:rPr>
           <w:lang w:val="en-US"/>
         </w:rPr>
-        <w:t>Integer.MAX_VALUE</w:t>
-      </w:r>
-      <w:proofErr w:type="spellEnd"/>
+      </w:pPr>
       <w:r>
         <w:rPr>
           <w:lang w:val="en-US"/>
         </w:rPr>
-        <w:t>;</w:t>
-      </w:r>
-    </w:p>
-    <w:p>
-      <w:pPr>
-        <w:rPr>
+        <w:t>e = Long.SIZE (IT TELLS ABOUT THE WIDTH OR WE CAN SAY NO. OF SPACES IN LONG AND ITS 64..)</w:t>
+      </w:r>
+    </w:p>
+    <w:p>
+      <w:pPr>
+        <w:rPr>
+          <w:b/>
+          <w:bCs/>
           <w:lang w:val="en-US"/>
         </w:rPr>
       </w:pPr>
       <w:r>
         <w:rPr>
+          <w:b/>
+          <w:bCs/>
           <w:lang w:val="en-US"/>
         </w:rPr>
-        <w:t xml:space="preserve">b = </w:t>
-      </w:r>
-      <w:proofErr w:type="spellStart"/>
-      <w:r>
-        <w:rPr>
-          <w:lang w:val="en-US"/>
-        </w:rPr>
-        <w:t>Integer.MIN_VALUE</w:t>
-      </w:r>
-      <w:proofErr w:type="spellEnd"/>
-      <w:r>
-        <w:rPr>
-          <w:lang w:val="en-US"/>
-        </w:rPr>
-        <w:t>;</w:t>
-      </w:r>
-    </w:p>
-    <w:p>
-      <w:pPr>
-        <w:rPr>
-          <w:lang w:val="en-US"/>
-        </w:rPr>
-      </w:pPr>
-      <w:r>
-        <w:rPr>
-          <w:lang w:val="en-US"/>
-        </w:rPr>
-        <w:t xml:space="preserve">c = </w:t>
-      </w:r>
-      <w:proofErr w:type="spellStart"/>
-      <w:r>
-        <w:rPr>
-          <w:lang w:val="en-US"/>
-        </w:rPr>
-        <w:t>Short.MAX_VALUE</w:t>
-      </w:r>
-      <w:proofErr w:type="spellEnd"/>
-      <w:r>
-        <w:rPr>
-          <w:lang w:val="en-US"/>
-        </w:rPr>
-        <w:t>;</w:t>
-      </w:r>
-    </w:p>
-    <w:p>
-      <w:pPr>
-        <w:rPr>
-          <w:lang w:val="en-US"/>
-        </w:rPr>
-      </w:pPr>
-      <w:r>
-        <w:rPr>
-          <w:lang w:val="en-US"/>
-        </w:rPr>
-        <w:t xml:space="preserve">d = </w:t>
-      </w:r>
-      <w:proofErr w:type="spellStart"/>
-      <w:r>
-        <w:rPr>
-          <w:lang w:val="en-US"/>
-        </w:rPr>
-        <w:t>Short.MIN_VALUE</w:t>
-      </w:r>
-      <w:proofErr w:type="spellEnd"/>
-      <w:r>
-        <w:rPr>
-          <w:lang w:val="en-US"/>
-        </w:rPr>
-        <w:t>;</w:t>
-      </w:r>
-    </w:p>
-    <w:p>
-      <w:pPr>
-        <w:rPr>
-          <w:lang w:val="en-US"/>
-        </w:rPr>
-      </w:pPr>
-      <w:r>
-        <w:rPr>
-          <w:lang w:val="en-US"/>
-        </w:rPr>
-        <w:t xml:space="preserve">e = </w:t>
-      </w:r>
-      <w:proofErr w:type="spellStart"/>
-      <w:r>
-        <w:rPr>
-          <w:lang w:val="en-US"/>
-        </w:rPr>
-        <w:t>Long.SIZE</w:t>
-      </w:r>
-      <w:proofErr w:type="spellEnd"/>
-      <w:r>
-        <w:rPr>
-          <w:lang w:val="en-US"/>
-        </w:rPr>
-        <w:t xml:space="preserve"> (IT TELLS ABOUT THE WIDTH OR WE CAN SAY NO. OF SPACES IN LONG AND ITS </w:t>
-      </w:r>
-      <w:proofErr w:type="gramStart"/>
-      <w:r>
-        <w:rPr>
-          <w:lang w:val="en-US"/>
-        </w:rPr>
-        <w:t>64..</w:t>
-      </w:r>
-      <w:proofErr w:type="gramEnd"/>
-      <w:r>
-        <w:rPr>
-          <w:lang w:val="en-US"/>
-        </w:rPr>
-        <w:t>)</w:t>
-      </w:r>
-    </w:p>
-    <w:p>
-      <w:pPr>
-        <w:rPr>
-          <w:b/>
-          <w:bCs/>
-          <w:lang w:val="en-US"/>
-        </w:rPr>
-      </w:pPr>
-      <w:r>
-        <w:rPr>
-          <w:b/>
-          <w:bCs/>
-          <w:lang w:val="en-US"/>
-        </w:rPr>
         <w:t>Picture of above codes is below …</w:t>
       </w:r>
     </w:p>
@@ -358,12 +1136,10 @@
         <w:rPr>
           <w:b/>
           <w:bCs/>
-          <w:noProof/>
-        </w:rPr>
-        <w:lastRenderedPageBreak/>
+        </w:rPr>
         <w:drawing>
-          <wp:inline distT="0" distB="0" distL="0" distR="0" wp14:anchorId="54990D48" wp14:editId="0E9F6936">
-            <wp:extent cx="4210266" cy="5315223"/>
+          <wp:inline distT="0" distB="0" distL="0" distR="0">
+            <wp:extent cx="4210050" cy="5314950"/>
             <wp:effectExtent l="0" t="0" r="0" b="0"/>
             <wp:docPr id="2007969542" name="Picture 1"/>
             <wp:cNvGraphicFramePr>
@@ -373,11 +1149,13 @@
               <a:graphicData uri="http://schemas.openxmlformats.org/drawingml/2006/picture">
                 <pic:pic xmlns:pic="http://schemas.openxmlformats.org/drawingml/2006/picture">
                   <pic:nvPicPr>
-                    <pic:cNvPr id="2007969542" name=""/>
-                    <pic:cNvPicPr/>
+                    <pic:cNvPr id="2007969542" name="Picture 1"/>
+                    <pic:cNvPicPr>
+                      <a:picLocks noChangeAspect="1"/>
+                    </pic:cNvPicPr>
                   </pic:nvPicPr>
                   <pic:blipFill>
-                    <a:blip r:embed="rId5"/>
+                    <a:blip r:embed="rId8"/>
                     <a:stretch>
                       <a:fillRect/>
                     </a:stretch>
@@ -418,41 +1196,23 @@
           <w:b/>
           <w:bCs/>
         </w:rPr>
-        <w:t xml:space="preserve">How to change data type of int to </w:t>
-      </w:r>
-      <w:proofErr w:type="gramStart"/>
-      <w:r>
-        <w:rPr>
-          <w:b/>
-          <w:bCs/>
-        </w:rPr>
-        <w:t>short :</w:t>
-      </w:r>
-      <w:proofErr w:type="gramEnd"/>
-      <w:r>
-        <w:rPr>
-          <w:b/>
-          <w:bCs/>
-        </w:rPr>
-        <w:t xml:space="preserve"> </w:t>
-      </w:r>
-    </w:p>
-    <w:p>
-      <w:pPr>
-        <w:rPr>
-          <w:b/>
-          <w:bCs/>
-        </w:rPr>
-      </w:pPr>
-      <w:r>
-        <w:rPr>
-          <w:b/>
-          <w:bCs/>
-          <w:noProof/>
-        </w:rPr>
-        <w:lastRenderedPageBreak/>
+        <w:t xml:space="preserve">How to change data type of int to short : </w:t>
+      </w:r>
+    </w:p>
+    <w:p>
+      <w:pPr>
+        <w:rPr>
+          <w:b/>
+          <w:bCs/>
+        </w:rPr>
+      </w:pPr>
+      <w:r>
+        <w:rPr>
+          <w:b/>
+          <w:bCs/>
+        </w:rPr>
         <w:drawing>
-          <wp:inline distT="0" distB="0" distL="0" distR="0" wp14:anchorId="18DF91A4" wp14:editId="1FAA0019">
+          <wp:inline distT="0" distB="0" distL="0" distR="0">
             <wp:extent cx="5731510" cy="2927985"/>
             <wp:effectExtent l="0" t="0" r="2540" b="5715"/>
             <wp:docPr id="1119040274" name="Picture 1"/>
@@ -463,11 +1223,13 @@
               <a:graphicData uri="http://schemas.openxmlformats.org/drawingml/2006/picture">
                 <pic:pic xmlns:pic="http://schemas.openxmlformats.org/drawingml/2006/picture">
                   <pic:nvPicPr>
-                    <pic:cNvPr id="1119040274" name=""/>
-                    <pic:cNvPicPr/>
+                    <pic:cNvPr id="1119040274" name="Picture 1"/>
+                    <pic:cNvPicPr>
+                      <a:picLocks noChangeAspect="1"/>
+                    </pic:cNvPicPr>
                   </pic:nvPicPr>
                   <pic:blipFill>
-                    <a:blip r:embed="rId6"/>
+                    <a:blip r:embed="rId9"/>
                     <a:stretch>
                       <a:fillRect/>
                     </a:stretch>
@@ -508,17 +1270,8 @@
           <w:b/>
           <w:bCs/>
         </w:rPr>
-        <w:t xml:space="preserve">Char class in </w:t>
-      </w:r>
-      <w:proofErr w:type="gramStart"/>
-      <w:r>
-        <w:rPr>
-          <w:b/>
-          <w:bCs/>
-        </w:rPr>
-        <w:t>java :</w:t>
-      </w:r>
-      <w:proofErr w:type="gramEnd"/>
+        <w:t>Char class in java :</w:t>
+      </w:r>
     </w:p>
     <w:p>
       <w:pPr>
@@ -535,15 +1288,7 @@
     </w:p>
     <w:p>
       <w:r>
-        <w:t xml:space="preserve">Every character on keyboard as well as </w:t>
-      </w:r>
-      <w:proofErr w:type="spellStart"/>
-      <w:r>
-        <w:t>emojeys</w:t>
-      </w:r>
-      <w:proofErr w:type="spellEnd"/>
-      <w:r>
-        <w:t xml:space="preserve"> have Unicode ….</w:t>
+        <w:t>Every character on keyboard as well as emojeys have Unicode ….</w:t>
       </w:r>
     </w:p>
     <w:p/>
@@ -581,11 +1326,10 @@
         <w:rPr>
           <w:b/>
           <w:bCs/>
-          <w:noProof/>
         </w:rPr>
         <w:drawing>
-          <wp:inline distT="0" distB="0" distL="0" distR="0" wp14:anchorId="3C162291" wp14:editId="3838E021">
-            <wp:extent cx="5600988" cy="2140060"/>
+          <wp:inline distT="0" distB="0" distL="0" distR="0">
+            <wp:extent cx="5600700" cy="2139950"/>
             <wp:effectExtent l="0" t="0" r="0" b="0"/>
             <wp:docPr id="1741099660" name="Picture 1"/>
             <wp:cNvGraphicFramePr>
@@ -595,11 +1339,13 @@
               <a:graphicData uri="http://schemas.openxmlformats.org/drawingml/2006/picture">
                 <pic:pic xmlns:pic="http://schemas.openxmlformats.org/drawingml/2006/picture">
                   <pic:nvPicPr>
-                    <pic:cNvPr id="1741099660" name=""/>
-                    <pic:cNvPicPr/>
+                    <pic:cNvPr id="1741099660" name="Picture 1"/>
+                    <pic:cNvPicPr>
+                      <a:picLocks noChangeAspect="1"/>
+                    </pic:cNvPicPr>
                   </pic:nvPicPr>
                   <pic:blipFill>
-                    <a:blip r:embed="rId7"/>
+                    <a:blip r:embed="rId10"/>
                     <a:stretch>
                       <a:fillRect/>
                     </a:stretch>
@@ -642,7 +1388,6 @@
     </w:p>
     <w:p>
       <w:r>
-        <w:lastRenderedPageBreak/>
         <w:t>String stores multiple characters …</w:t>
       </w:r>
     </w:p>
@@ -670,12 +1415,9 @@
     </w:p>
     <w:p>
       <w:r>
-        <w:rPr>
-          <w:noProof/>
-        </w:rPr>
         <w:drawing>
-          <wp:inline distT="0" distB="0" distL="0" distR="0" wp14:anchorId="5BEEC07C" wp14:editId="715B3C72">
-            <wp:extent cx="4445228" cy="501676"/>
+          <wp:inline distT="0" distB="0" distL="0" distR="0">
+            <wp:extent cx="4445000" cy="501650"/>
             <wp:effectExtent l="0" t="0" r="0" b="0"/>
             <wp:docPr id="1617410795" name="Picture 1"/>
             <wp:cNvGraphicFramePr>
@@ -685,11 +1427,13 @@
               <a:graphicData uri="http://schemas.openxmlformats.org/drawingml/2006/picture">
                 <pic:pic xmlns:pic="http://schemas.openxmlformats.org/drawingml/2006/picture">
                   <pic:nvPicPr>
-                    <pic:cNvPr id="1617410795" name=""/>
-                    <pic:cNvPicPr/>
+                    <pic:cNvPr id="1617410795" name="Picture 1"/>
+                    <pic:cNvPicPr>
+                      <a:picLocks noChangeAspect="1"/>
+                    </pic:cNvPicPr>
                   </pic:nvPicPr>
                   <pic:blipFill>
-                    <a:blip r:embed="rId8"/>
+                    <a:blip r:embed="rId11"/>
                     <a:stretch>
                       <a:fillRect/>
                     </a:stretch>
@@ -712,12 +1456,9 @@
     </w:p>
     <w:p>
       <w:r>
-        <w:rPr>
-          <w:noProof/>
-        </w:rPr>
         <w:drawing>
-          <wp:inline distT="0" distB="0" distL="0" distR="0" wp14:anchorId="2EBC795D" wp14:editId="0F88A2AE">
-            <wp:extent cx="4908802" cy="469924"/>
+          <wp:inline distT="0" distB="0" distL="0" distR="0">
+            <wp:extent cx="4908550" cy="469900"/>
             <wp:effectExtent l="0" t="0" r="6350" b="6350"/>
             <wp:docPr id="114209617" name="Picture 1"/>
             <wp:cNvGraphicFramePr>
@@ -727,11 +1468,13 @@
               <a:graphicData uri="http://schemas.openxmlformats.org/drawingml/2006/picture">
                 <pic:pic xmlns:pic="http://schemas.openxmlformats.org/drawingml/2006/picture">
                   <pic:nvPicPr>
-                    <pic:cNvPr id="114209617" name=""/>
-                    <pic:cNvPicPr/>
+                    <pic:cNvPr id="114209617" name="Picture 1"/>
+                    <pic:cNvPicPr>
+                      <a:picLocks noChangeAspect="1"/>
+                    </pic:cNvPicPr>
                   </pic:nvPicPr>
                   <pic:blipFill>
-                    <a:blip r:embed="rId9"/>
+                    <a:blip r:embed="rId12"/>
                     <a:stretch>
                       <a:fillRect/>
                     </a:stretch>
@@ -761,12 +1504,9 @@
     <w:p/>
     <w:p>
       <w:r>
-        <w:rPr>
-          <w:noProof/>
-        </w:rPr>
         <w:drawing>
-          <wp:inline distT="0" distB="0" distL="0" distR="0" wp14:anchorId="3DFD3DB5" wp14:editId="37352644">
-            <wp:extent cx="5150115" cy="1066855"/>
+          <wp:inline distT="0" distB="0" distL="0" distR="0">
+            <wp:extent cx="5149850" cy="1066800"/>
             <wp:effectExtent l="0" t="0" r="0" b="0"/>
             <wp:docPr id="1122258005" name="Picture 1"/>
             <wp:cNvGraphicFramePr>
@@ -776,11 +1516,13 @@
               <a:graphicData uri="http://schemas.openxmlformats.org/drawingml/2006/picture">
                 <pic:pic xmlns:pic="http://schemas.openxmlformats.org/drawingml/2006/picture">
                   <pic:nvPicPr>
-                    <pic:cNvPr id="1122258005" name=""/>
-                    <pic:cNvPicPr/>
+                    <pic:cNvPr id="1122258005" name="Picture 1"/>
+                    <pic:cNvPicPr>
+                      <a:picLocks noChangeAspect="1"/>
+                    </pic:cNvPicPr>
                   </pic:nvPicPr>
                   <pic:blipFill>
-                    <a:blip r:embed="rId10"/>
+                    <a:blip r:embed="rId13"/>
                     <a:stretch>
                       <a:fillRect/>
                     </a:stretch>
@@ -804,19 +1546,8 @@
     <w:p/>
     <w:p>
       <w:r>
-        <w:t>Note string is im</w:t>
-      </w:r>
-      <w:r>
-        <w:t>m</w:t>
-      </w:r>
-      <w:r>
-        <w:t xml:space="preserve">utable (means u cannot make changes to </w:t>
-      </w:r>
-      <w:proofErr w:type="gramStart"/>
-      <w:r>
-        <w:t>sting )</w:t>
-      </w:r>
-      <w:proofErr w:type="gramEnd"/>
+        <w:t>Note string is immutable (means u cannot make changes to sting )</w:t>
+      </w:r>
     </w:p>
     <w:p>
       <w:r>
@@ -826,37 +1557,18 @@
     <w:p/>
     <w:p>
       <w:r>
-        <w:t xml:space="preserve">But </w:t>
-      </w:r>
-      <w:proofErr w:type="gramStart"/>
-      <w:r>
-        <w:t>we  have</w:t>
-      </w:r>
-      <w:proofErr w:type="gramEnd"/>
-      <w:r>
-        <w:t xml:space="preserve"> another better to play with strings …. That is String Builder</w:t>
+        <w:t>But we  have another better to play with strings …. That is String Builder</w:t>
       </w:r>
     </w:p>
     <w:p/>
     <w:p>
       <w:r>
-        <w:t xml:space="preserve">String Builder is mutable method </w:t>
-      </w:r>
-      <w:proofErr w:type="gramStart"/>
-      <w:r>
-        <w:t>…(</w:t>
-      </w:r>
-      <w:proofErr w:type="gramEnd"/>
-      <w:r>
-        <w:t>you can make changes to string)….</w:t>
-      </w:r>
-    </w:p>
-    <w:p>
-      <w:r>
-        <w:t>We will discuss it below</w:t>
-      </w:r>
-      <w:r>
-        <w:t>, but before that we will discuss Boolean data types:</w:t>
+        <w:t>String Builder is mutable method …(you can make changes to string)….</w:t>
+      </w:r>
+    </w:p>
+    <w:p>
+      <w:r>
+        <w:t>We will discuss it below, but before that we will discuss Boolean data types:</w:t>
       </w:r>
     </w:p>
     <w:p/>
@@ -882,13 +1594,9 @@
     </w:p>
     <w:p>
       <w:r>
-        <w:rPr>
-          <w:noProof/>
-        </w:rPr>
-        <w:lastRenderedPageBreak/>
         <w:drawing>
-          <wp:inline distT="0" distB="0" distL="0" distR="0" wp14:anchorId="73B4EB16" wp14:editId="7EABAAF7">
-            <wp:extent cx="2914800" cy="1085906"/>
+          <wp:inline distT="0" distB="0" distL="0" distR="0">
+            <wp:extent cx="2914650" cy="1085850"/>
             <wp:effectExtent l="0" t="0" r="0" b="0"/>
             <wp:docPr id="694886642" name="Picture 1"/>
             <wp:cNvGraphicFramePr>
@@ -898,11 +1606,13 @@
               <a:graphicData uri="http://schemas.openxmlformats.org/drawingml/2006/picture">
                 <pic:pic xmlns:pic="http://schemas.openxmlformats.org/drawingml/2006/picture">
                   <pic:nvPicPr>
-                    <pic:cNvPr id="694886642" name=""/>
-                    <pic:cNvPicPr/>
+                    <pic:cNvPr id="694886642" name="Picture 1"/>
+                    <pic:cNvPicPr>
+                      <a:picLocks noChangeAspect="1"/>
+                    </pic:cNvPicPr>
                   </pic:nvPicPr>
                   <pic:blipFill>
-                    <a:blip r:embed="rId11"/>
+                    <a:blip r:embed="rId14"/>
                     <a:stretch>
                       <a:fillRect/>
                     </a:stretch>
@@ -941,10 +1651,10 @@
     </w:p>
     <w:p>
       <w:pPr>
-        <w:pStyle w:val="ListParagraph"/>
+        <w:pStyle w:val="9"/>
         <w:numPr>
           <w:ilvl w:val="0"/>
-          <w:numId w:val="2"/>
+          <w:numId w:val="1"/>
         </w:numPr>
         <w:rPr>
           <w:b/>
@@ -961,10 +1671,10 @@
     </w:p>
     <w:p>
       <w:pPr>
-        <w:pStyle w:val="ListParagraph"/>
+        <w:pStyle w:val="9"/>
         <w:numPr>
           <w:ilvl w:val="0"/>
-          <w:numId w:val="2"/>
+          <w:numId w:val="1"/>
         </w:numPr>
         <w:rPr>
           <w:b/>
@@ -981,10 +1691,10 @@
     </w:p>
     <w:p>
       <w:pPr>
-        <w:pStyle w:val="ListParagraph"/>
+        <w:pStyle w:val="9"/>
         <w:numPr>
           <w:ilvl w:val="0"/>
-          <w:numId w:val="2"/>
+          <w:numId w:val="1"/>
         </w:numPr>
         <w:rPr>
           <w:b/>
@@ -1001,10 +1711,10 @@
     </w:p>
     <w:p>
       <w:pPr>
-        <w:pStyle w:val="ListParagraph"/>
+        <w:pStyle w:val="9"/>
         <w:numPr>
           <w:ilvl w:val="0"/>
-          <w:numId w:val="2"/>
+          <w:numId w:val="1"/>
         </w:numPr>
         <w:rPr>
           <w:b/>
@@ -1064,12 +1774,9 @@
     </w:p>
     <w:p>
       <w:r>
-        <w:rPr>
-          <w:noProof/>
-        </w:rPr>
         <w:drawing>
-          <wp:inline distT="0" distB="0" distL="0" distR="0" wp14:anchorId="340B7C13" wp14:editId="37A3C6E9">
-            <wp:extent cx="2489328" cy="4889751"/>
+          <wp:inline distT="0" distB="0" distL="0" distR="0">
+            <wp:extent cx="2489200" cy="4889500"/>
             <wp:effectExtent l="0" t="0" r="6350" b="6350"/>
             <wp:docPr id="1534137235" name="Picture 1"/>
             <wp:cNvGraphicFramePr>
@@ -1079,11 +1786,13 @@
               <a:graphicData uri="http://schemas.openxmlformats.org/drawingml/2006/picture">
                 <pic:pic xmlns:pic="http://schemas.openxmlformats.org/drawingml/2006/picture">
                   <pic:nvPicPr>
-                    <pic:cNvPr id="1534137235" name=""/>
-                    <pic:cNvPicPr/>
+                    <pic:cNvPr id="1534137235" name="Picture 1"/>
+                    <pic:cNvPicPr>
+                      <a:picLocks noChangeAspect="1"/>
+                    </pic:cNvPicPr>
                   </pic:nvPicPr>
                   <pic:blipFill>
-                    <a:blip r:embed="rId12"/>
+                    <a:blip r:embed="rId15"/>
                     <a:stretch>
                       <a:fillRect/>
                     </a:stretch>
@@ -1106,16 +1815,7 @@
     </w:p>
     <w:p>
       <w:r>
-        <w:lastRenderedPageBreak/>
-        <w:t xml:space="preserve">You can search on </w:t>
-      </w:r>
-      <w:proofErr w:type="gramStart"/>
-      <w:r>
-        <w:t>google :</w:t>
-      </w:r>
-      <w:proofErr w:type="gramEnd"/>
-      <w:r>
-        <w:t xml:space="preserve"> Java Operator Precedence Table.</w:t>
+        <w:t>You can search on google : Java Operator Precedence Table.</w:t>
       </w:r>
     </w:p>
     <w:p>
@@ -1157,10 +1857,9 @@
         <w:rPr>
           <w:b/>
           <w:bCs/>
-          <w:noProof/>
         </w:rPr>
         <w:drawing>
-          <wp:inline distT="0" distB="0" distL="0" distR="0" wp14:anchorId="11149E5F" wp14:editId="469A03D9">
+          <wp:inline distT="0" distB="0" distL="0" distR="0">
             <wp:extent cx="5731510" cy="2174240"/>
             <wp:effectExtent l="0" t="0" r="2540" b="0"/>
             <wp:docPr id="1691796189" name="Picture 1"/>
@@ -1171,11 +1870,13 @@
               <a:graphicData uri="http://schemas.openxmlformats.org/drawingml/2006/picture">
                 <pic:pic xmlns:pic="http://schemas.openxmlformats.org/drawingml/2006/picture">
                   <pic:nvPicPr>
-                    <pic:cNvPr id="1691796189" name=""/>
-                    <pic:cNvPicPr/>
+                    <pic:cNvPr id="1691796189" name="Picture 1"/>
+                    <pic:cNvPicPr>
+                      <a:picLocks noChangeAspect="1"/>
+                    </pic:cNvPicPr>
                   </pic:nvPicPr>
                   <pic:blipFill>
-                    <a:blip r:embed="rId13"/>
+                    <a:blip r:embed="rId16"/>
                     <a:stretch>
                       <a:fillRect/>
                     </a:stretch>
@@ -1221,10 +1922,10 @@
     </w:p>
     <w:p>
       <w:pPr>
-        <w:pStyle w:val="ListParagraph"/>
+        <w:pStyle w:val="9"/>
         <w:numPr>
           <w:ilvl w:val="0"/>
-          <w:numId w:val="2"/>
+          <w:numId w:val="1"/>
         </w:numPr>
         <w:rPr>
           <w:b/>
@@ -1271,21 +1972,8 @@
         <w:t xml:space="preserve">Keywords: </w:t>
       </w:r>
       <w:r>
-        <w:t xml:space="preserve">key words are </w:t>
-      </w:r>
-      <w:proofErr w:type="spellStart"/>
-      <w:r>
-        <w:t>pre defined</w:t>
-      </w:r>
-      <w:proofErr w:type="spellEnd"/>
-      <w:r>
-        <w:t xml:space="preserve"> words in java … for example int, float, double, for etc</w:t>
-      </w:r>
-      <w:proofErr w:type="gramStart"/>
-      <w:r>
-        <w:t xml:space="preserve"> ..</w:t>
-      </w:r>
-      <w:proofErr w:type="gramEnd"/>
+        <w:t>key words are pre defined words in java … for example int, float, double, for etc ..</w:t>
+      </w:r>
     </w:p>
     <w:p>
       <w:r>
@@ -1301,23 +1989,7 @@
         <w:t xml:space="preserve">Expression: </w:t>
       </w:r>
       <w:r>
-        <w:t xml:space="preserve">An expression computes to a single </w:t>
-      </w:r>
-      <w:proofErr w:type="gramStart"/>
-      <w:r>
-        <w:t>value .</w:t>
-      </w:r>
-      <w:proofErr w:type="gramEnd"/>
-      <w:r>
-        <w:t xml:space="preserve"> (</w:t>
-      </w:r>
-      <w:proofErr w:type="spellStart"/>
-      <w:r>
-        <w:t>asaan</w:t>
-      </w:r>
-      <w:proofErr w:type="spellEnd"/>
-      <w:r>
-        <w:t xml:space="preserve"> bhasha me) </w:t>
+        <w:t xml:space="preserve">An expression computes to a single value . (asaan bhasha me) </w:t>
       </w:r>
     </w:p>
     <w:p>
@@ -1327,15 +1999,7 @@
     </w:p>
     <w:p>
       <w:r>
-        <w:t xml:space="preserve">                      For example: int a = (10+</w:t>
-      </w:r>
-      <w:proofErr w:type="gramStart"/>
-      <w:r>
-        <w:t>2)*</w:t>
-      </w:r>
-      <w:proofErr w:type="gramEnd"/>
-      <w:r>
-        <w:t xml:space="preserve">2; </w:t>
+        <w:t xml:space="preserve">                      For example: int a = (10+2)*2; </w:t>
       </w:r>
     </w:p>
     <w:p>
@@ -1346,21 +2010,7 @@
         <w:rPr>
           <w:u w:val="single"/>
         </w:rPr>
-        <w:t>a = (10+</w:t>
-      </w:r>
-      <w:proofErr w:type="gramStart"/>
-      <w:r>
-        <w:rPr>
-          <w:u w:val="single"/>
-        </w:rPr>
-        <w:t>2)*</w:t>
-      </w:r>
-      <w:proofErr w:type="gramEnd"/>
-      <w:r>
-        <w:rPr>
-          <w:u w:val="single"/>
-        </w:rPr>
-        <w:t>2</w:t>
+        <w:t>a = (10+2)*2</w:t>
       </w:r>
       <w:r>
         <w:t xml:space="preserve"> is expression.</w:t>
@@ -1368,21 +2018,7 @@
     </w:p>
     <w:p>
       <w:r>
-        <w:t xml:space="preserve">                                              And full line of code is called statement.</w:t>
-      </w:r>
-      <w:r>
-        <w:t xml:space="preserve"> </w:t>
-      </w:r>
-      <w:r>
-        <w:t>int a = (10+</w:t>
-      </w:r>
-      <w:proofErr w:type="gramStart"/>
-      <w:r>
-        <w:t>2)*</w:t>
-      </w:r>
-      <w:proofErr w:type="gramEnd"/>
-      <w:r>
-        <w:t>2; (this is statement)</w:t>
+        <w:t xml:space="preserve">                                              And full line of code is called statement. int a = (10+2)*2; (this is statement)</w:t>
       </w:r>
     </w:p>
     <w:p/>
@@ -1395,23 +2031,7 @@
         <w:t xml:space="preserve">Statements: </w:t>
       </w:r>
       <w:r>
-        <w:t xml:space="preserve">Statements are </w:t>
-      </w:r>
-      <w:proofErr w:type="spellStart"/>
-      <w:r>
-        <w:t>stand alone</w:t>
-      </w:r>
-      <w:proofErr w:type="spellEnd"/>
-      <w:r>
-        <w:t xml:space="preserve"> units of work. (</w:t>
-      </w:r>
-      <w:proofErr w:type="spellStart"/>
-      <w:r>
-        <w:t>asaan</w:t>
-      </w:r>
-      <w:proofErr w:type="spellEnd"/>
-      <w:r>
-        <w:t xml:space="preserve"> bhasha me) full line of code is statement explained above.</w:t>
+        <w:t>Statements are stand alone units of work. (asaan bhasha me) full line of code is statement explained above.</w:t>
       </w:r>
     </w:p>
     <w:p/>
@@ -1424,49 +2044,26 @@
         <w:t xml:space="preserve">Code Blocks: </w:t>
       </w:r>
       <w:r>
-        <w:t>A code block is a set of zero, one, or more statements, usually grouped together in some way to achieve a single goal. (</w:t>
-      </w:r>
-      <w:proofErr w:type="spellStart"/>
-      <w:r>
-        <w:t>asaan</w:t>
-      </w:r>
-      <w:proofErr w:type="spellEnd"/>
-      <w:r>
-        <w:t xml:space="preserve"> bhasha me) group of code … or group of </w:t>
-      </w:r>
-      <w:proofErr w:type="gramStart"/>
-      <w:r>
-        <w:t>statements .</w:t>
-      </w:r>
-      <w:proofErr w:type="gramEnd"/>
-    </w:p>
-    <w:p>
-      <w:pPr>
-        <w:rPr>
-          <w:b/>
-          <w:bCs/>
-        </w:rPr>
-      </w:pPr>
-      <w:r>
-        <w:rPr>
-          <w:b/>
-          <w:bCs/>
-        </w:rPr>
-        <w:t xml:space="preserve">Task </w:t>
-      </w:r>
-      <w:proofErr w:type="gramStart"/>
-      <w:r>
-        <w:rPr>
-          <w:b/>
-          <w:bCs/>
-        </w:rPr>
-        <w:t>1 :</w:t>
-      </w:r>
-      <w:proofErr w:type="gramEnd"/>
-    </w:p>
-    <w:p>
-      <w:r>
-        <w:lastRenderedPageBreak/>
+        <w:t>A code block is a set of zero, one, or more statements, usually grouped together in some way to achieve a single goal. (asaan bhasha me) group of code … or group of statements .</w:t>
+      </w:r>
+    </w:p>
+    <w:p>
+      <w:pPr>
+        <w:rPr>
+          <w:b/>
+          <w:bCs/>
+        </w:rPr>
+      </w:pPr>
+      <w:r>
+        <w:rPr>
+          <w:b/>
+          <w:bCs/>
+        </w:rPr>
+        <w:t>Task 1 :</w:t>
+      </w:r>
+    </w:p>
+    <w:p>
+      <w:r>
         <w:t xml:space="preserve">Tell the difference between keywords, expressions and statements in below code image … </w:t>
       </w:r>
     </w:p>
@@ -1489,10 +2086,9 @@
         <w:rPr>
           <w:b/>
           <w:bCs/>
-          <w:noProof/>
         </w:rPr>
         <w:drawing>
-          <wp:inline distT="0" distB="0" distL="0" distR="0" wp14:anchorId="5CB9C8AC" wp14:editId="03E52C44">
+          <wp:inline distT="0" distB="0" distL="0" distR="0">
             <wp:extent cx="5731510" cy="3668395"/>
             <wp:effectExtent l="0" t="0" r="2540" b="8255"/>
             <wp:docPr id="563162379" name="Picture 1"/>
@@ -1503,11 +2099,13 @@
               <a:graphicData uri="http://schemas.openxmlformats.org/drawingml/2006/picture">
                 <pic:pic xmlns:pic="http://schemas.openxmlformats.org/drawingml/2006/picture">
                   <pic:nvPicPr>
-                    <pic:cNvPr id="563162379" name=""/>
-                    <pic:cNvPicPr/>
+                    <pic:cNvPr id="563162379" name="Picture 1"/>
+                    <pic:cNvPicPr>
+                      <a:picLocks noChangeAspect="1"/>
+                    </pic:cNvPicPr>
                   </pic:nvPicPr>
                   <pic:blipFill>
-                    <a:blip r:embed="rId14"/>
+                    <a:blip r:embed="rId17"/>
                     <a:stretch>
                       <a:fillRect/>
                     </a:stretch>
@@ -1545,10 +2143,10 @@
     </w:p>
     <w:p>
       <w:pPr>
-        <w:pStyle w:val="ListParagraph"/>
+        <w:pStyle w:val="9"/>
         <w:numPr>
           <w:ilvl w:val="0"/>
-          <w:numId w:val="2"/>
+          <w:numId w:val="1"/>
         </w:numPr>
         <w:rPr>
           <w:b/>
@@ -1588,21 +2186,8 @@
     </w:p>
     <w:p>
       <w:r>
-        <w:t>White spaces can be used in java horizontally as well as vertically</w:t>
-      </w:r>
-      <w:proofErr w:type="gramStart"/>
-      <w:r>
-        <w:t xml:space="preserve"> ..</w:t>
-      </w:r>
-      <w:proofErr w:type="gramEnd"/>
-      <w:r>
-        <w:t xml:space="preserve"> so that code could be more readable … java ignores white </w:t>
-      </w:r>
-      <w:proofErr w:type="gramStart"/>
-      <w:r>
-        <w:t>spaces..</w:t>
-      </w:r>
-      <w:proofErr w:type="gramEnd"/>
+        <w:t>White spaces can be used in java horizontally as well as vertically .. so that code could be more readable … java ignores white spaces..</w:t>
+      </w:r>
     </w:p>
     <w:p/>
     <w:p>
@@ -1612,44 +2197,22 @@
           <w:bCs/>
         </w:rPr>
       </w:pPr>
-      <w:proofErr w:type="gramStart"/>
-      <w:r>
-        <w:rPr>
-          <w:b/>
-          <w:bCs/>
-        </w:rPr>
-        <w:t>Indentations .</w:t>
-      </w:r>
-      <w:proofErr w:type="gramEnd"/>
-      <w:r>
-        <w:rPr>
-          <w:b/>
-          <w:bCs/>
-        </w:rPr>
-        <w:t xml:space="preserve"> </w:t>
-      </w:r>
-    </w:p>
-    <w:p>
-      <w:r>
-        <w:t>Indentations are in java so that code could be more readable</w:t>
-      </w:r>
-      <w:proofErr w:type="gramStart"/>
-      <w:r>
-        <w:t xml:space="preserve"> ..</w:t>
-      </w:r>
-      <w:proofErr w:type="gramEnd"/>
-      <w:r>
-        <w:t xml:space="preserve"> </w:t>
-      </w:r>
-    </w:p>
-    <w:p>
-      <w:proofErr w:type="spellStart"/>
-      <w:r>
-        <w:t>Intellij</w:t>
-      </w:r>
-      <w:proofErr w:type="spellEnd"/>
-      <w:r>
-        <w:t xml:space="preserve"> idea have feature to reformat code … so it will automatically add indentations to code … </w:t>
+      <w:r>
+        <w:rPr>
+          <w:b/>
+          <w:bCs/>
+        </w:rPr>
+        <w:t xml:space="preserve">Indentations . </w:t>
+      </w:r>
+    </w:p>
+    <w:p>
+      <w:r>
+        <w:t xml:space="preserve">Indentations are in java so that code could be more readable .. </w:t>
+      </w:r>
+    </w:p>
+    <w:p>
+      <w:r>
+        <w:t xml:space="preserve">Intellij idea have feature to reformat code … so it will automatically add indentations to code … </w:t>
       </w:r>
     </w:p>
     <w:p/>
@@ -1665,34 +2228,23 @@
           <w:b/>
           <w:bCs/>
         </w:rPr>
-        <w:t xml:space="preserve">If, else if, </w:t>
-      </w:r>
-      <w:proofErr w:type="gramStart"/>
-      <w:r>
-        <w:rPr>
-          <w:b/>
-          <w:bCs/>
-        </w:rPr>
-        <w:t>else :</w:t>
-      </w:r>
-      <w:proofErr w:type="gramEnd"/>
-    </w:p>
-    <w:p>
-      <w:pPr>
-        <w:rPr>
-          <w:b/>
-          <w:bCs/>
-        </w:rPr>
-      </w:pPr>
-      <w:r>
-        <w:rPr>
-          <w:b/>
-          <w:bCs/>
-          <w:noProof/>
-        </w:rPr>
-        <w:lastRenderedPageBreak/>
+        <w:t>If, else if, else :</w:t>
+      </w:r>
+    </w:p>
+    <w:p>
+      <w:pPr>
+        <w:rPr>
+          <w:b/>
+          <w:bCs/>
+        </w:rPr>
+      </w:pPr>
+      <w:r>
+        <w:rPr>
+          <w:b/>
+          <w:bCs/>
+        </w:rPr>
         <w:drawing>
-          <wp:inline distT="0" distB="0" distL="0" distR="0" wp14:anchorId="1CE9080A" wp14:editId="2167805E">
+          <wp:inline distT="0" distB="0" distL="0" distR="0">
             <wp:extent cx="5731510" cy="3420110"/>
             <wp:effectExtent l="0" t="0" r="2540" b="8890"/>
             <wp:docPr id="2041689853" name="Picture 1"/>
@@ -1703,11 +2255,13 @@
               <a:graphicData uri="http://schemas.openxmlformats.org/drawingml/2006/picture">
                 <pic:pic xmlns:pic="http://schemas.openxmlformats.org/drawingml/2006/picture">
                   <pic:nvPicPr>
-                    <pic:cNvPr id="2041689853" name=""/>
-                    <pic:cNvPicPr/>
+                    <pic:cNvPr id="2041689853" name="Picture 1"/>
+                    <pic:cNvPicPr>
+                      <a:picLocks noChangeAspect="1"/>
+                    </pic:cNvPicPr>
                   </pic:nvPicPr>
                   <pic:blipFill>
-                    <a:blip r:embed="rId15"/>
+                    <a:blip r:embed="rId18"/>
                     <a:stretch>
                       <a:fillRect/>
                     </a:stretch>
@@ -1753,10 +2307,10 @@
     </w:p>
     <w:p>
       <w:pPr>
-        <w:pStyle w:val="ListParagraph"/>
+        <w:pStyle w:val="9"/>
         <w:numPr>
           <w:ilvl w:val="0"/>
-          <w:numId w:val="2"/>
+          <w:numId w:val="1"/>
         </w:numPr>
         <w:rPr>
           <w:b/>
@@ -1773,10 +2327,10 @@
     </w:p>
     <w:p>
       <w:pPr>
-        <w:pStyle w:val="ListParagraph"/>
+        <w:pStyle w:val="9"/>
         <w:numPr>
           <w:ilvl w:val="0"/>
-          <w:numId w:val="2"/>
+          <w:numId w:val="1"/>
         </w:numPr>
         <w:rPr>
           <w:b/>
@@ -1829,15 +2383,7 @@
     </w:p>
     <w:p>
       <w:r>
-        <w:t xml:space="preserve">Methods are type of code block in java … </w:t>
-      </w:r>
-      <w:proofErr w:type="gramStart"/>
-      <w:r>
-        <w:t>you  can</w:t>
-      </w:r>
-      <w:proofErr w:type="gramEnd"/>
-      <w:r>
-        <w:t xml:space="preserve"> call them n number of times in the code </w:t>
+        <w:t xml:space="preserve">Methods are type of code block in java … you  can call them n number of times in the code </w:t>
       </w:r>
     </w:p>
     <w:p>
@@ -1848,12 +2394,8 @@
     <w:p/>
     <w:p>
       <w:r>
-        <w:rPr>
-          <w:noProof/>
-        </w:rPr>
-        <w:lastRenderedPageBreak/>
         <w:drawing>
-          <wp:inline distT="0" distB="0" distL="0" distR="0" wp14:anchorId="3AA7BFFF" wp14:editId="57C9DDF5">
+          <wp:inline distT="0" distB="0" distL="0" distR="0">
             <wp:extent cx="5731510" cy="2848610"/>
             <wp:effectExtent l="0" t="0" r="2540" b="8890"/>
             <wp:docPr id="531820933" name="Picture 1"/>
@@ -1864,11 +2406,13 @@
               <a:graphicData uri="http://schemas.openxmlformats.org/drawingml/2006/picture">
                 <pic:pic xmlns:pic="http://schemas.openxmlformats.org/drawingml/2006/picture">
                   <pic:nvPicPr>
-                    <pic:cNvPr id="531820933" name=""/>
-                    <pic:cNvPicPr/>
+                    <pic:cNvPr id="531820933" name="Picture 1"/>
+                    <pic:cNvPicPr>
+                      <a:picLocks noChangeAspect="1"/>
+                    </pic:cNvPicPr>
                   </pic:nvPicPr>
                   <pic:blipFill>
-                    <a:blip r:embed="rId16"/>
+                    <a:blip r:embed="rId19"/>
                     <a:stretch>
                       <a:fillRect/>
                     </a:stretch>
@@ -1909,26 +2453,15 @@
         </w:rPr>
         <w:t xml:space="preserve">Public static void </w:t>
       </w:r>
-      <w:proofErr w:type="spellStart"/>
-      <w:proofErr w:type="gramStart"/>
       <w:r>
         <w:t>methodname</w:t>
       </w:r>
-      <w:proofErr w:type="spellEnd"/>
-      <w:r>
-        <w:rPr>
-          <w:b/>
-          <w:bCs/>
-        </w:rPr>
-        <w:t>( )</w:t>
-      </w:r>
-      <w:proofErr w:type="gramEnd"/>
-      <w:r>
-        <w:rPr>
-          <w:b/>
-          <w:bCs/>
-        </w:rPr>
-        <w:t xml:space="preserve"> {</w:t>
+      <w:r>
+        <w:rPr>
+          <w:b/>
+          <w:bCs/>
+        </w:rPr>
+        <w:t>( ) {</w:t>
       </w:r>
     </w:p>
     <w:p>
@@ -1973,10 +2506,9 @@
         <w:rPr>
           <w:b/>
           <w:bCs/>
-          <w:noProof/>
         </w:rPr>
         <w:drawing>
-          <wp:inline distT="0" distB="0" distL="0" distR="0" wp14:anchorId="4C0F645C" wp14:editId="360EA393">
+          <wp:inline distT="0" distB="0" distL="0" distR="0">
             <wp:extent cx="5731510" cy="2118995"/>
             <wp:effectExtent l="0" t="0" r="2540" b="6350"/>
             <wp:docPr id="1010641471" name="Picture 1"/>
@@ -1987,11 +2519,13 @@
               <a:graphicData uri="http://schemas.openxmlformats.org/drawingml/2006/picture">
                 <pic:pic xmlns:pic="http://schemas.openxmlformats.org/drawingml/2006/picture">
                   <pic:nvPicPr>
-                    <pic:cNvPr id="1010641471" name=""/>
-                    <pic:cNvPicPr/>
+                    <pic:cNvPr id="1010641471" name="Picture 1"/>
+                    <pic:cNvPicPr>
+                      <a:picLocks noChangeAspect="1"/>
+                    </pic:cNvPicPr>
                   </pic:nvPicPr>
                   <pic:blipFill>
-                    <a:blip r:embed="rId17"/>
+                    <a:blip r:embed="rId20"/>
                     <a:stretch>
                       <a:fillRect/>
                     </a:stretch>
@@ -2039,25 +2573,7 @@
           <w:b/>
           <w:bCs/>
         </w:rPr>
-        <w:t xml:space="preserve">Now </w:t>
-      </w:r>
-      <w:proofErr w:type="spellStart"/>
-      <w:proofErr w:type="gramStart"/>
-      <w:r>
-        <w:rPr>
-          <w:b/>
-          <w:bCs/>
-        </w:rPr>
-        <w:t>lets</w:t>
-      </w:r>
-      <w:proofErr w:type="spellEnd"/>
-      <w:proofErr w:type="gramEnd"/>
-      <w:r>
-        <w:rPr>
-          <w:b/>
-          <w:bCs/>
-        </w:rPr>
-        <w:t xml:space="preserve"> do the hands on …</w:t>
+        <w:t>Now lets do the hands on …</w:t>
       </w:r>
     </w:p>
     <w:p>
@@ -2083,10 +2599,10 @@
     </w:p>
     <w:p>
       <w:pPr>
-        <w:pStyle w:val="ListParagraph"/>
+        <w:pStyle w:val="9"/>
         <w:numPr>
           <w:ilvl w:val="0"/>
-          <w:numId w:val="2"/>
+          <w:numId w:val="1"/>
         </w:numPr>
         <w:rPr>
           <w:b/>
@@ -2121,7 +2637,6 @@
           <w:b/>
           <w:bCs/>
         </w:rPr>
-        <w:lastRenderedPageBreak/>
         <w:t>Another way of Method Declaration</w:t>
       </w:r>
     </w:p>
@@ -2150,10 +2665,10 @@
     </w:p>
     <w:p>
       <w:pPr>
-        <w:pStyle w:val="ListParagraph"/>
+        <w:pStyle w:val="9"/>
         <w:numPr>
           <w:ilvl w:val="0"/>
-          <w:numId w:val="2"/>
+          <w:numId w:val="1"/>
         </w:numPr>
         <w:rPr>
           <w:b/>
@@ -2188,33 +2703,23 @@
           <w:b/>
           <w:bCs/>
         </w:rPr>
-        <w:t xml:space="preserve">Method Declaration using the return </w:t>
-      </w:r>
-      <w:proofErr w:type="gramStart"/>
-      <w:r>
-        <w:rPr>
-          <w:b/>
-          <w:bCs/>
-        </w:rPr>
-        <w:t>method :</w:t>
-      </w:r>
-      <w:proofErr w:type="gramEnd"/>
-    </w:p>
-    <w:p>
-      <w:pPr>
-        <w:rPr>
-          <w:b/>
-          <w:bCs/>
-        </w:rPr>
-      </w:pPr>
-      <w:r>
-        <w:rPr>
-          <w:b/>
-          <w:bCs/>
-          <w:noProof/>
+        <w:t>Method Declaration using the return method :</w:t>
+      </w:r>
+    </w:p>
+    <w:p>
+      <w:pPr>
+        <w:rPr>
+          <w:b/>
+          <w:bCs/>
+        </w:rPr>
+      </w:pPr>
+      <w:r>
+        <w:rPr>
+          <w:b/>
+          <w:bCs/>
         </w:rPr>
         <w:drawing>
-          <wp:inline distT="0" distB="0" distL="0" distR="0" wp14:anchorId="0A0E9C04" wp14:editId="1024036C">
+          <wp:inline distT="0" distB="0" distL="0" distR="0">
             <wp:extent cx="5731510" cy="1833245"/>
             <wp:effectExtent l="0" t="0" r="2540" b="0"/>
             <wp:docPr id="1679980061" name="Picture 1"/>
@@ -2225,11 +2730,13 @@
               <a:graphicData uri="http://schemas.openxmlformats.org/drawingml/2006/picture">
                 <pic:pic xmlns:pic="http://schemas.openxmlformats.org/drawingml/2006/picture">
                   <pic:nvPicPr>
-                    <pic:cNvPr id="1679980061" name=""/>
-                    <pic:cNvPicPr/>
+                    <pic:cNvPr id="1679980061" name="Picture 1"/>
+                    <pic:cNvPicPr>
+                      <a:picLocks noChangeAspect="1"/>
+                    </pic:cNvPicPr>
                   </pic:nvPicPr>
                   <pic:blipFill>
-                    <a:blip r:embed="rId18"/>
+                    <a:blip r:embed="rId21"/>
                     <a:stretch>
                       <a:fillRect/>
                     </a:stretch>
@@ -2264,26 +2771,8 @@
       </w:r>
     </w:p>
     <w:p>
-      <w:proofErr w:type="spellStart"/>
-      <w:r>
-        <w:t>System.out.print</w:t>
-      </w:r>
-      <w:proofErr w:type="spellEnd"/>
-      <w:r>
-        <w:t>(</w:t>
-      </w:r>
-      <w:proofErr w:type="spellStart"/>
-      <w:proofErr w:type="gramStart"/>
-      <w:r>
-        <w:t>methodName</w:t>
-      </w:r>
-      <w:proofErr w:type="spellEnd"/>
-      <w:r>
-        <w:t>(</w:t>
-      </w:r>
-      <w:proofErr w:type="gramEnd"/>
-      <w:r>
-        <w:t>value, value));</w:t>
+      <w:r>
+        <w:t>System.out.print(methodName(value, value));</w:t>
       </w:r>
     </w:p>
     <w:p/>
@@ -2304,7 +2793,52 @@
     </w:p>
     <w:p>
       <w:pPr>
-        <w:pStyle w:val="ListParagraph"/>
+        <w:pStyle w:val="9"/>
+        <w:numPr>
+          <w:ilvl w:val="0"/>
+          <w:numId w:val="1"/>
+        </w:numPr>
+        <w:rPr>
+          <w:b/>
+          <w:bCs/>
+        </w:rPr>
+      </w:pPr>
+      <w:r>
+        <w:rPr>
+          <w:b/>
+          <w:bCs/>
+        </w:rPr>
+        <w:t>Method Declaration of Simple Interest</w:t>
+      </w:r>
+    </w:p>
+    <w:p>
+      <w:pPr>
+        <w:ind w:left="360"/>
+        <w:rPr>
+          <w:b/>
+          <w:bCs/>
+        </w:rPr>
+      </w:pPr>
+    </w:p>
+    <w:p>
+      <w:pPr>
+        <w:ind w:left="360"/>
+        <w:rPr>
+          <w:b/>
+          <w:bCs/>
+        </w:rPr>
+      </w:pPr>
+      <w:r>
+        <w:rPr>
+          <w:b/>
+          <w:bCs/>
+        </w:rPr>
+        <w:t>Do Questions on Methods in Java Programming Master Class Questions folder:</w:t>
+      </w:r>
+    </w:p>
+    <w:p>
+      <w:pPr>
+        <w:pStyle w:val="9"/>
         <w:numPr>
           <w:ilvl w:val="0"/>
           <w:numId w:val="2"/>
@@ -2319,51 +2853,6 @@
           <w:b/>
           <w:bCs/>
         </w:rPr>
-        <w:t>Method Declaration of Simple Interest</w:t>
-      </w:r>
-    </w:p>
-    <w:p>
-      <w:pPr>
-        <w:ind w:left="360"/>
-        <w:rPr>
-          <w:b/>
-          <w:bCs/>
-        </w:rPr>
-      </w:pPr>
-    </w:p>
-    <w:p>
-      <w:pPr>
-        <w:ind w:left="360"/>
-        <w:rPr>
-          <w:b/>
-          <w:bCs/>
-        </w:rPr>
-      </w:pPr>
-      <w:r>
-        <w:rPr>
-          <w:b/>
-          <w:bCs/>
-        </w:rPr>
-        <w:t>Do Questions on Methods in Java Programming Master Class Questions folder:</w:t>
-      </w:r>
-    </w:p>
-    <w:p>
-      <w:pPr>
-        <w:pStyle w:val="ListParagraph"/>
-        <w:numPr>
-          <w:ilvl w:val="0"/>
-          <w:numId w:val="3"/>
-        </w:numPr>
-        <w:rPr>
-          <w:b/>
-          <w:bCs/>
-        </w:rPr>
-      </w:pPr>
-      <w:r>
-        <w:rPr>
-          <w:b/>
-          <w:bCs/>
-        </w:rPr>
         <w:t xml:space="preserve">Method Questions </w:t>
       </w:r>
     </w:p>
@@ -2401,11 +2890,9 @@
         <w:rPr>
           <w:b/>
           <w:bCs/>
-          <w:noProof/>
-        </w:rPr>
-        <w:lastRenderedPageBreak/>
+        </w:rPr>
         <w:drawing>
-          <wp:inline distT="0" distB="0" distL="0" distR="0" wp14:anchorId="617F015E" wp14:editId="5451D387">
+          <wp:inline distT="0" distB="0" distL="0" distR="0">
             <wp:extent cx="5731510" cy="2286000"/>
             <wp:effectExtent l="0" t="0" r="2540" b="0"/>
             <wp:docPr id="1662634329" name="Picture 1"/>
@@ -2416,11 +2903,13 @@
               <a:graphicData uri="http://schemas.openxmlformats.org/drawingml/2006/picture">
                 <pic:pic xmlns:pic="http://schemas.openxmlformats.org/drawingml/2006/picture">
                   <pic:nvPicPr>
-                    <pic:cNvPr id="1662634329" name=""/>
-                    <pic:cNvPicPr/>
+                    <pic:cNvPr id="1662634329" name="Picture 1"/>
+                    <pic:cNvPicPr>
+                      <a:picLocks noChangeAspect="1"/>
+                    </pic:cNvPicPr>
                   </pic:nvPicPr>
                   <pic:blipFill>
-                    <a:blip r:embed="rId19"/>
+                    <a:blip r:embed="rId22"/>
                     <a:stretch>
                       <a:fillRect/>
                     </a:stretch>
@@ -2452,10 +2941,9 @@
         <w:rPr>
           <w:b/>
           <w:bCs/>
-          <w:noProof/>
         </w:rPr>
         <w:drawing>
-          <wp:inline distT="0" distB="0" distL="0" distR="0" wp14:anchorId="68097920" wp14:editId="72A5B721">
+          <wp:inline distT="0" distB="0" distL="0" distR="0">
             <wp:extent cx="5731510" cy="2079625"/>
             <wp:effectExtent l="0" t="0" r="2540" b="0"/>
             <wp:docPr id="873336416" name="Picture 1"/>
@@ -2466,11 +2954,13 @@
               <a:graphicData uri="http://schemas.openxmlformats.org/drawingml/2006/picture">
                 <pic:pic xmlns:pic="http://schemas.openxmlformats.org/drawingml/2006/picture">
                   <pic:nvPicPr>
-                    <pic:cNvPr id="873336416" name=""/>
-                    <pic:cNvPicPr/>
+                    <pic:cNvPr id="873336416" name="Picture 1"/>
+                    <pic:cNvPicPr>
+                      <a:picLocks noChangeAspect="1"/>
+                    </pic:cNvPicPr>
                   </pic:nvPicPr>
                   <pic:blipFill>
-                    <a:blip r:embed="rId20"/>
+                    <a:blip r:embed="rId23"/>
                     <a:stretch>
                       <a:fillRect/>
                     </a:stretch>
@@ -2502,10 +2992,9 @@
         <w:rPr>
           <w:b/>
           <w:bCs/>
-          <w:noProof/>
         </w:rPr>
         <w:drawing>
-          <wp:inline distT="0" distB="0" distL="0" distR="0" wp14:anchorId="49150E0F" wp14:editId="3657DD56">
+          <wp:inline distT="0" distB="0" distL="0" distR="0">
             <wp:extent cx="5731510" cy="2798445"/>
             <wp:effectExtent l="0" t="0" r="2540" b="1905"/>
             <wp:docPr id="420928548" name="Picture 1"/>
@@ -2516,11 +3005,13 @@
               <a:graphicData uri="http://schemas.openxmlformats.org/drawingml/2006/picture">
                 <pic:pic xmlns:pic="http://schemas.openxmlformats.org/drawingml/2006/picture">
                   <pic:nvPicPr>
-                    <pic:cNvPr id="420928548" name=""/>
-                    <pic:cNvPicPr/>
+                    <pic:cNvPr id="420928548" name="Picture 1"/>
+                    <pic:cNvPicPr>
+                      <a:picLocks noChangeAspect="1"/>
+                    </pic:cNvPicPr>
                   </pic:nvPicPr>
                   <pic:blipFill>
-                    <a:blip r:embed="rId21"/>
+                    <a:blip r:embed="rId24"/>
                     <a:stretch>
                       <a:fillRect/>
                     </a:stretch>
@@ -2552,11 +3043,9 @@
         <w:rPr>
           <w:b/>
           <w:bCs/>
-          <w:noProof/>
-        </w:rPr>
-        <w:lastRenderedPageBreak/>
+        </w:rPr>
         <w:drawing>
-          <wp:inline distT="0" distB="0" distL="0" distR="0" wp14:anchorId="680E3F6F" wp14:editId="0057C2FB">
+          <wp:inline distT="0" distB="0" distL="0" distR="0">
             <wp:extent cx="5731510" cy="2850515"/>
             <wp:effectExtent l="0" t="0" r="2540" b="6985"/>
             <wp:docPr id="1634875086" name="Picture 1"/>
@@ -2567,11 +3056,13 @@
               <a:graphicData uri="http://schemas.openxmlformats.org/drawingml/2006/picture">
                 <pic:pic xmlns:pic="http://schemas.openxmlformats.org/drawingml/2006/picture">
                   <pic:nvPicPr>
-                    <pic:cNvPr id="1634875086" name=""/>
-                    <pic:cNvPicPr/>
+                    <pic:cNvPr id="1634875086" name="Picture 1"/>
+                    <pic:cNvPicPr>
+                      <a:picLocks noChangeAspect="1"/>
+                    </pic:cNvPicPr>
                   </pic:nvPicPr>
                   <pic:blipFill>
-                    <a:blip r:embed="rId22"/>
+                    <a:blip r:embed="rId25"/>
                     <a:stretch>
                       <a:fillRect/>
                     </a:stretch>
@@ -2617,10 +3108,10 @@
     </w:p>
     <w:p>
       <w:pPr>
-        <w:pStyle w:val="ListParagraph"/>
+        <w:pStyle w:val="9"/>
         <w:numPr>
           <w:ilvl w:val="0"/>
-          <w:numId w:val="2"/>
+          <w:numId w:val="1"/>
         </w:numPr>
         <w:rPr>
           <w:b/>
@@ -2643,32 +3134,15 @@
         </w:rPr>
       </w:pPr>
       <w:r>
-        <w:t xml:space="preserve">In other languages we can define default parameters in methods but in java we </w:t>
-      </w:r>
-      <w:proofErr w:type="spellStart"/>
-      <w:r>
-        <w:t>can not</w:t>
-      </w:r>
-      <w:proofErr w:type="spellEnd"/>
-      <w:r>
-        <w:t xml:space="preserve"> … </w:t>
-      </w:r>
-      <w:r>
-        <w:rPr>
-          <w:b/>
-          <w:bCs/>
-        </w:rPr>
-        <w:t xml:space="preserve">but there is a way … I will show you </w:t>
-      </w:r>
-      <w:proofErr w:type="gramStart"/>
-      <w:r>
-        <w:rPr>
-          <w:b/>
-          <w:bCs/>
-        </w:rPr>
-        <w:t>how ?</w:t>
-      </w:r>
-      <w:proofErr w:type="gramEnd"/>
+        <w:t xml:space="preserve">In other languages we can define default parameters in methods but in java we can not … </w:t>
+      </w:r>
+      <w:r>
+        <w:rPr>
+          <w:b/>
+          <w:bCs/>
+        </w:rPr>
+        <w:t>but there is a way … I will show you how ?</w:t>
+      </w:r>
     </w:p>
     <w:p>
       <w:pPr>
@@ -2687,10 +3161,10 @@
     </w:p>
     <w:p>
       <w:pPr>
-        <w:pStyle w:val="ListParagraph"/>
+        <w:pStyle w:val="9"/>
         <w:numPr>
           <w:ilvl w:val="0"/>
-          <w:numId w:val="2"/>
+          <w:numId w:val="1"/>
         </w:numPr>
         <w:rPr>
           <w:b/>
@@ -2722,10 +3196,10 @@
     </w:p>
     <w:p>
       <w:pPr>
-        <w:pStyle w:val="ListParagraph"/>
+        <w:pStyle w:val="9"/>
         <w:numPr>
           <w:ilvl w:val="0"/>
-          <w:numId w:val="2"/>
+          <w:numId w:val="1"/>
         </w:numPr>
         <w:rPr>
           <w:b/>
@@ -2742,10 +3216,10 @@
     </w:p>
     <w:p>
       <w:pPr>
-        <w:pStyle w:val="ListParagraph"/>
+        <w:pStyle w:val="9"/>
         <w:numPr>
           <w:ilvl w:val="0"/>
-          <w:numId w:val="2"/>
+          <w:numId w:val="1"/>
         </w:numPr>
         <w:rPr>
           <w:b/>
@@ -2771,10 +3245,9 @@
         <w:rPr>
           <w:b/>
           <w:bCs/>
-          <w:noProof/>
         </w:rPr>
         <w:drawing>
-          <wp:inline distT="0" distB="0" distL="0" distR="0" wp14:anchorId="58C6BFC2" wp14:editId="4D8BD446">
+          <wp:inline distT="0" distB="0" distL="0" distR="0">
             <wp:extent cx="5731510" cy="2696845"/>
             <wp:effectExtent l="0" t="0" r="2540" b="8255"/>
             <wp:docPr id="1777940648" name="Picture 1"/>
@@ -2785,11 +3258,13 @@
               <a:graphicData uri="http://schemas.openxmlformats.org/drawingml/2006/picture">
                 <pic:pic xmlns:pic="http://schemas.openxmlformats.org/drawingml/2006/picture">
                   <pic:nvPicPr>
-                    <pic:cNvPr id="1777940648" name=""/>
-                    <pic:cNvPicPr/>
+                    <pic:cNvPr id="1777940648" name="Picture 1"/>
+                    <pic:cNvPicPr>
+                      <a:picLocks noChangeAspect="1"/>
+                    </pic:cNvPicPr>
                   </pic:nvPicPr>
                   <pic:blipFill>
-                    <a:blip r:embed="rId23"/>
+                    <a:blip r:embed="rId26"/>
                     <a:stretch>
                       <a:fillRect/>
                     </a:stretch>
@@ -2827,16 +3302,15 @@
           <w:b/>
           <w:bCs/>
         </w:rPr>
-        <w:lastRenderedPageBreak/>
         <w:t>Code:</w:t>
       </w:r>
     </w:p>
     <w:p>
       <w:pPr>
-        <w:pStyle w:val="ListParagraph"/>
+        <w:pStyle w:val="9"/>
         <w:numPr>
           <w:ilvl w:val="0"/>
-          <w:numId w:val="2"/>
+          <w:numId w:val="1"/>
         </w:numPr>
         <w:rPr>
           <w:b/>
@@ -2862,10 +3336,9 @@
         <w:rPr>
           <w:b/>
           <w:bCs/>
-          <w:noProof/>
         </w:rPr>
         <w:drawing>
-          <wp:inline distT="0" distB="0" distL="0" distR="0" wp14:anchorId="72EAD1B8" wp14:editId="00E392B5">
+          <wp:inline distT="0" distB="0" distL="0" distR="0">
             <wp:extent cx="5731510" cy="2492375"/>
             <wp:effectExtent l="0" t="0" r="2540" b="3175"/>
             <wp:docPr id="466476589" name="Picture 1"/>
@@ -2876,11 +3349,13 @@
               <a:graphicData uri="http://schemas.openxmlformats.org/drawingml/2006/picture">
                 <pic:pic xmlns:pic="http://schemas.openxmlformats.org/drawingml/2006/picture">
                   <pic:nvPicPr>
-                    <pic:cNvPr id="466476589" name=""/>
-                    <pic:cNvPicPr/>
+                    <pic:cNvPr id="466476589" name="Picture 1"/>
+                    <pic:cNvPicPr>
+                      <a:picLocks noChangeAspect="1"/>
+                    </pic:cNvPicPr>
                   </pic:nvPicPr>
                   <pic:blipFill>
-                    <a:blip r:embed="rId24"/>
+                    <a:blip r:embed="rId27"/>
                     <a:stretch>
                       <a:fillRect/>
                     </a:stretch>
@@ -2935,10 +3410,9 @@
         <w:rPr>
           <w:b/>
           <w:bCs/>
-          <w:noProof/>
         </w:rPr>
         <w:drawing>
-          <wp:inline distT="0" distB="0" distL="0" distR="0" wp14:anchorId="53C63BFB" wp14:editId="7644C58C">
+          <wp:inline distT="0" distB="0" distL="0" distR="0">
             <wp:extent cx="5731510" cy="2693670"/>
             <wp:effectExtent l="0" t="0" r="2540" b="0"/>
             <wp:docPr id="681361387" name="Picture 1"/>
@@ -2949,11 +3423,13 @@
               <a:graphicData uri="http://schemas.openxmlformats.org/drawingml/2006/picture">
                 <pic:pic xmlns:pic="http://schemas.openxmlformats.org/drawingml/2006/picture">
                   <pic:nvPicPr>
-                    <pic:cNvPr id="681361387" name=""/>
-                    <pic:cNvPicPr/>
+                    <pic:cNvPr id="681361387" name="Picture 1"/>
+                    <pic:cNvPicPr>
+                      <a:picLocks noChangeAspect="1"/>
+                    </pic:cNvPicPr>
                   </pic:nvPicPr>
                   <pic:blipFill>
-                    <a:blip r:embed="rId25"/>
+                    <a:blip r:embed="rId28"/>
                     <a:stretch>
                       <a:fillRect/>
                     </a:stretch>
@@ -3006,46 +3482,23 @@
           <w:b/>
           <w:bCs/>
         </w:rPr>
-        <w:t xml:space="preserve">Method of Traditional Switch Statement </w:t>
-      </w:r>
-      <w:r>
-        <w:rPr>
-          <w:b/>
-          <w:bCs/>
-        </w:rPr>
-        <w:t>VS</w:t>
-      </w:r>
-      <w:r>
-        <w:rPr>
-          <w:b/>
-          <w:bCs/>
-        </w:rPr>
-        <w:t xml:space="preserve"> Enhanced Switch Statement</w:t>
-      </w:r>
-      <w:r>
-        <w:rPr>
-          <w:b/>
-          <w:bCs/>
-        </w:rPr>
-        <w:t>:</w:t>
-      </w:r>
-    </w:p>
-    <w:p>
-      <w:pPr>
-        <w:rPr>
-          <w:b/>
-          <w:bCs/>
-        </w:rPr>
-      </w:pPr>
-      <w:r>
-        <w:rPr>
-          <w:b/>
-          <w:bCs/>
-          <w:noProof/>
-        </w:rPr>
-        <w:lastRenderedPageBreak/>
+        <w:t>Method of Traditional Switch Statement VS Enhanced Switch Statement:</w:t>
+      </w:r>
+    </w:p>
+    <w:p>
+      <w:pPr>
+        <w:rPr>
+          <w:b/>
+          <w:bCs/>
+        </w:rPr>
+      </w:pPr>
+      <w:r>
+        <w:rPr>
+          <w:b/>
+          <w:bCs/>
+        </w:rPr>
         <w:drawing>
-          <wp:inline distT="0" distB="0" distL="0" distR="0" wp14:anchorId="6D41DF65" wp14:editId="1CE8A25F">
+          <wp:inline distT="0" distB="0" distL="0" distR="0">
             <wp:extent cx="5731510" cy="3208020"/>
             <wp:effectExtent l="0" t="0" r="2540" b="0"/>
             <wp:docPr id="650004745" name="Picture 1"/>
@@ -3056,11 +3509,13 @@
               <a:graphicData uri="http://schemas.openxmlformats.org/drawingml/2006/picture">
                 <pic:pic xmlns:pic="http://schemas.openxmlformats.org/drawingml/2006/picture">
                   <pic:nvPicPr>
-                    <pic:cNvPr id="650004745" name=""/>
-                    <pic:cNvPicPr/>
+                    <pic:cNvPr id="650004745" name="Picture 1"/>
+                    <pic:cNvPicPr>
+                      <a:picLocks noChangeAspect="1"/>
+                    </pic:cNvPicPr>
                   </pic:nvPicPr>
                   <pic:blipFill>
-                    <a:blip r:embed="rId26"/>
+                    <a:blip r:embed="rId29"/>
                     <a:stretch>
                       <a:fillRect/>
                     </a:stretch>
@@ -3129,10 +3584,10 @@
     </w:p>
     <w:p>
       <w:pPr>
-        <w:pStyle w:val="ListParagraph"/>
+        <w:pStyle w:val="9"/>
         <w:numPr>
           <w:ilvl w:val="0"/>
-          <w:numId w:val="2"/>
+          <w:numId w:val="1"/>
         </w:numPr>
         <w:rPr>
           <w:b/>
@@ -3149,10 +3604,10 @@
     </w:p>
     <w:p>
       <w:pPr>
-        <w:pStyle w:val="ListParagraph"/>
+        <w:pStyle w:val="9"/>
         <w:numPr>
           <w:ilvl w:val="0"/>
-          <w:numId w:val="2"/>
+          <w:numId w:val="1"/>
         </w:numPr>
         <w:rPr>
           <w:b/>
@@ -3192,10 +3647,10 @@
     </w:p>
     <w:p>
       <w:pPr>
-        <w:pStyle w:val="ListParagraph"/>
+        <w:pStyle w:val="9"/>
         <w:numPr>
           <w:ilvl w:val="0"/>
-          <w:numId w:val="2"/>
+          <w:numId w:val="1"/>
         </w:numPr>
         <w:rPr>
           <w:b/>
@@ -3212,10 +3667,10 @@
     </w:p>
     <w:p>
       <w:pPr>
-        <w:pStyle w:val="ListParagraph"/>
+        <w:pStyle w:val="9"/>
         <w:numPr>
           <w:ilvl w:val="0"/>
-          <w:numId w:val="2"/>
+          <w:numId w:val="1"/>
         </w:numPr>
         <w:rPr>
           <w:b/>
@@ -3256,10 +3711,9 @@
         <w:rPr>
           <w:b/>
           <w:bCs/>
-          <w:noProof/>
         </w:rPr>
         <w:drawing>
-          <wp:inline distT="0" distB="0" distL="0" distR="0" wp14:anchorId="3A7797E4" wp14:editId="00D097F4">
+          <wp:inline distT="0" distB="0" distL="0" distR="0">
             <wp:extent cx="5731510" cy="1520825"/>
             <wp:effectExtent l="0" t="0" r="2540" b="3175"/>
             <wp:docPr id="1514246355" name="Picture 1"/>
@@ -3270,11 +3724,13 @@
               <a:graphicData uri="http://schemas.openxmlformats.org/drawingml/2006/picture">
                 <pic:pic xmlns:pic="http://schemas.openxmlformats.org/drawingml/2006/picture">
                   <pic:nvPicPr>
-                    <pic:cNvPr id="1514246355" name=""/>
-                    <pic:cNvPicPr/>
+                    <pic:cNvPr id="1514246355" name="Picture 1"/>
+                    <pic:cNvPicPr>
+                      <a:picLocks noChangeAspect="1"/>
+                    </pic:cNvPicPr>
                   </pic:nvPicPr>
                   <pic:blipFill>
-                    <a:blip r:embed="rId27"/>
+                    <a:blip r:embed="rId30"/>
                     <a:stretch>
                       <a:fillRect/>
                     </a:stretch>
@@ -3306,11 +3762,9 @@
         <w:rPr>
           <w:b/>
           <w:bCs/>
-          <w:noProof/>
-        </w:rPr>
-        <w:lastRenderedPageBreak/>
+        </w:rPr>
         <w:drawing>
-          <wp:inline distT="0" distB="0" distL="0" distR="0" wp14:anchorId="01388512" wp14:editId="1B650C2A">
+          <wp:inline distT="0" distB="0" distL="0" distR="0">
             <wp:extent cx="5731510" cy="2308225"/>
             <wp:effectExtent l="0" t="0" r="2540" b="0"/>
             <wp:docPr id="1675526946" name="Picture 1"/>
@@ -3321,11 +3775,13 @@
               <a:graphicData uri="http://schemas.openxmlformats.org/drawingml/2006/picture">
                 <pic:pic xmlns:pic="http://schemas.openxmlformats.org/drawingml/2006/picture">
                   <pic:nvPicPr>
-                    <pic:cNvPr id="1675526946" name=""/>
-                    <pic:cNvPicPr/>
+                    <pic:cNvPr id="1675526946" name="Picture 1"/>
+                    <pic:cNvPicPr>
+                      <a:picLocks noChangeAspect="1"/>
+                    </pic:cNvPicPr>
                   </pic:nvPicPr>
                   <pic:blipFill>
-                    <a:blip r:embed="rId28"/>
+                    <a:blip r:embed="rId31"/>
                     <a:stretch>
                       <a:fillRect/>
                     </a:stretch>
@@ -3365,10 +3821,9 @@
         <w:rPr>
           <w:b/>
           <w:bCs/>
-          <w:noProof/>
         </w:rPr>
         <w:drawing>
-          <wp:inline distT="0" distB="0" distL="0" distR="0" wp14:anchorId="173FFB94" wp14:editId="099E2080">
+          <wp:inline distT="0" distB="0" distL="0" distR="0">
             <wp:extent cx="5731510" cy="1965960"/>
             <wp:effectExtent l="0" t="0" r="2540" b="0"/>
             <wp:docPr id="582107022" name="Picture 1"/>
@@ -3379,11 +3834,13 @@
               <a:graphicData uri="http://schemas.openxmlformats.org/drawingml/2006/picture">
                 <pic:pic xmlns:pic="http://schemas.openxmlformats.org/drawingml/2006/picture">
                   <pic:nvPicPr>
-                    <pic:cNvPr id="582107022" name=""/>
-                    <pic:cNvPicPr/>
+                    <pic:cNvPr id="582107022" name="Picture 1"/>
+                    <pic:cNvPicPr>
+                      <a:picLocks noChangeAspect="1"/>
+                    </pic:cNvPicPr>
                   </pic:nvPicPr>
                   <pic:blipFill>
-                    <a:blip r:embed="rId29"/>
+                    <a:blip r:embed="rId32"/>
                     <a:stretch>
                       <a:fillRect/>
                     </a:stretch>
@@ -3423,10 +3880,9 @@
         <w:rPr>
           <w:b/>
           <w:bCs/>
-          <w:noProof/>
         </w:rPr>
         <w:drawing>
-          <wp:inline distT="0" distB="0" distL="0" distR="0" wp14:anchorId="345FEDA9" wp14:editId="732F1584">
+          <wp:inline distT="0" distB="0" distL="0" distR="0">
             <wp:extent cx="5731510" cy="2515235"/>
             <wp:effectExtent l="0" t="0" r="2540" b="0"/>
             <wp:docPr id="794184266" name="Picture 1"/>
@@ -3437,11 +3893,13 @@
               <a:graphicData uri="http://schemas.openxmlformats.org/drawingml/2006/picture">
                 <pic:pic xmlns:pic="http://schemas.openxmlformats.org/drawingml/2006/picture">
                   <pic:nvPicPr>
-                    <pic:cNvPr id="794184266" name=""/>
-                    <pic:cNvPicPr/>
+                    <pic:cNvPr id="794184266" name="Picture 1"/>
+                    <pic:cNvPicPr>
+                      <a:picLocks noChangeAspect="1"/>
+                    </pic:cNvPicPr>
                   </pic:nvPicPr>
                   <pic:blipFill>
-                    <a:blip r:embed="rId30"/>
+                    <a:blip r:embed="rId33"/>
                     <a:stretch>
                       <a:fillRect/>
                     </a:stretch>
@@ -3473,11 +3931,9 @@
         <w:rPr>
           <w:b/>
           <w:bCs/>
-          <w:noProof/>
-        </w:rPr>
-        <w:lastRenderedPageBreak/>
+        </w:rPr>
         <w:drawing>
-          <wp:inline distT="0" distB="0" distL="0" distR="0" wp14:anchorId="4F084668" wp14:editId="30190885">
+          <wp:inline distT="0" distB="0" distL="0" distR="0">
             <wp:extent cx="5731510" cy="1702435"/>
             <wp:effectExtent l="0" t="0" r="2540" b="0"/>
             <wp:docPr id="226781186" name="Picture 1"/>
@@ -3488,11 +3944,13 @@
               <a:graphicData uri="http://schemas.openxmlformats.org/drawingml/2006/picture">
                 <pic:pic xmlns:pic="http://schemas.openxmlformats.org/drawingml/2006/picture">
                   <pic:nvPicPr>
-                    <pic:cNvPr id="226781186" name=""/>
-                    <pic:cNvPicPr/>
+                    <pic:cNvPr id="226781186" name="Picture 1"/>
+                    <pic:cNvPicPr>
+                      <a:picLocks noChangeAspect="1"/>
+                    </pic:cNvPicPr>
                   </pic:nvPicPr>
                   <pic:blipFill>
-                    <a:blip r:embed="rId31"/>
+                    <a:blip r:embed="rId34"/>
                     <a:stretch>
                       <a:fillRect/>
                     </a:stretch>
@@ -3524,10 +3982,9 @@
         <w:rPr>
           <w:b/>
           <w:bCs/>
-          <w:noProof/>
         </w:rPr>
         <w:drawing>
-          <wp:inline distT="0" distB="0" distL="0" distR="0" wp14:anchorId="36DBD7A7" wp14:editId="76278960">
+          <wp:inline distT="0" distB="0" distL="0" distR="0">
             <wp:extent cx="5731510" cy="1489710"/>
             <wp:effectExtent l="0" t="0" r="2540" b="0"/>
             <wp:docPr id="721694190" name="Picture 1"/>
@@ -3538,11 +3995,13 @@
               <a:graphicData uri="http://schemas.openxmlformats.org/drawingml/2006/picture">
                 <pic:pic xmlns:pic="http://schemas.openxmlformats.org/drawingml/2006/picture">
                   <pic:nvPicPr>
-                    <pic:cNvPr id="721694190" name=""/>
-                    <pic:cNvPicPr/>
+                    <pic:cNvPr id="721694190" name="Picture 1"/>
+                    <pic:cNvPicPr>
+                      <a:picLocks noChangeAspect="1"/>
+                    </pic:cNvPicPr>
                   </pic:nvPicPr>
                   <pic:blipFill>
-                    <a:blip r:embed="rId32"/>
+                    <a:blip r:embed="rId35"/>
                     <a:stretch>
                       <a:fillRect/>
                     </a:stretch>
@@ -3588,10 +4047,10 @@
     </w:p>
     <w:p>
       <w:pPr>
-        <w:pStyle w:val="ListParagraph"/>
+        <w:pStyle w:val="9"/>
         <w:numPr>
           <w:ilvl w:val="0"/>
-          <w:numId w:val="2"/>
+          <w:numId w:val="1"/>
         </w:numPr>
         <w:rPr>
           <w:b/>
@@ -3608,10 +4067,10 @@
     </w:p>
     <w:p>
       <w:pPr>
-        <w:pStyle w:val="ListParagraph"/>
+        <w:pStyle w:val="9"/>
         <w:numPr>
           <w:ilvl w:val="0"/>
-          <w:numId w:val="2"/>
+          <w:numId w:val="1"/>
         </w:numPr>
         <w:rPr>
           <w:b/>
@@ -3628,10 +4087,10 @@
     </w:p>
     <w:p>
       <w:pPr>
-        <w:pStyle w:val="ListParagraph"/>
+        <w:pStyle w:val="9"/>
         <w:numPr>
           <w:ilvl w:val="0"/>
-          <w:numId w:val="2"/>
+          <w:numId w:val="1"/>
         </w:numPr>
         <w:rPr>
           <w:b/>
@@ -3648,10 +4107,10 @@
     </w:p>
     <w:p>
       <w:pPr>
-        <w:pStyle w:val="ListParagraph"/>
+        <w:pStyle w:val="9"/>
         <w:numPr>
           <w:ilvl w:val="0"/>
-          <w:numId w:val="2"/>
+          <w:numId w:val="1"/>
         </w:numPr>
         <w:rPr>
           <w:b/>
@@ -3668,10 +4127,10 @@
     </w:p>
     <w:p>
       <w:pPr>
-        <w:pStyle w:val="ListParagraph"/>
+        <w:pStyle w:val="9"/>
         <w:numPr>
           <w:ilvl w:val="0"/>
-          <w:numId w:val="2"/>
+          <w:numId w:val="1"/>
         </w:numPr>
         <w:rPr>
           <w:b/>
@@ -3688,10 +4147,10 @@
     </w:p>
     <w:p>
       <w:pPr>
-        <w:pStyle w:val="ListParagraph"/>
+        <w:pStyle w:val="9"/>
         <w:numPr>
           <w:ilvl w:val="0"/>
-          <w:numId w:val="2"/>
+          <w:numId w:val="1"/>
         </w:numPr>
         <w:rPr>
           <w:b/>
@@ -3716,21 +4175,14 @@
     </w:p>
     <w:p>
       <w:r>
-        <w:t xml:space="preserve">Use debugger to debug the code </w:t>
-      </w:r>
-      <w:r>
-        <w:t xml:space="preserve">and find errors… </w:t>
+        <w:t xml:space="preserve">Use debugger to debug the code and find errors… </w:t>
       </w:r>
     </w:p>
     <w:p/>
     <w:p>
       <w:r>
-        <w:rPr>
-          <w:noProof/>
-        </w:rPr>
-        <w:lastRenderedPageBreak/>
         <w:drawing>
-          <wp:inline distT="0" distB="0" distL="0" distR="0" wp14:anchorId="4B3D842E" wp14:editId="4500E2C5">
+          <wp:inline distT="0" distB="0" distL="0" distR="0">
             <wp:extent cx="5731510" cy="2838450"/>
             <wp:effectExtent l="0" t="0" r="2540" b="0"/>
             <wp:docPr id="456035402" name="Picture 1"/>
@@ -3741,11 +4193,13 @@
               <a:graphicData uri="http://schemas.openxmlformats.org/drawingml/2006/picture">
                 <pic:pic xmlns:pic="http://schemas.openxmlformats.org/drawingml/2006/picture">
                   <pic:nvPicPr>
-                    <pic:cNvPr id="456035402" name=""/>
-                    <pic:cNvPicPr/>
+                    <pic:cNvPr id="456035402" name="Picture 1"/>
+                    <pic:cNvPicPr>
+                      <a:picLocks noChangeAspect="1"/>
+                    </pic:cNvPicPr>
                   </pic:nvPicPr>
                   <pic:blipFill>
-                    <a:blip r:embed="rId33"/>
+                    <a:blip r:embed="rId36"/>
                     <a:stretch>
                       <a:fillRect/>
                     </a:stretch>
@@ -3769,11 +4223,8 @@
     <w:p/>
     <w:p>
       <w:r>
-        <w:rPr>
-          <w:noProof/>
-        </w:rPr>
         <w:drawing>
-          <wp:inline distT="0" distB="0" distL="0" distR="0" wp14:anchorId="046BF972" wp14:editId="1BCEA147">
+          <wp:inline distT="0" distB="0" distL="0" distR="0">
             <wp:extent cx="5731510" cy="2802255"/>
             <wp:effectExtent l="0" t="0" r="2540" b="0"/>
             <wp:docPr id="370791080" name="Picture 1"/>
@@ -3784,11 +4235,13 @@
               <a:graphicData uri="http://schemas.openxmlformats.org/drawingml/2006/picture">
                 <pic:pic xmlns:pic="http://schemas.openxmlformats.org/drawingml/2006/picture">
                   <pic:nvPicPr>
-                    <pic:cNvPr id="370791080" name=""/>
-                    <pic:cNvPicPr/>
+                    <pic:cNvPr id="370791080" name="Picture 1"/>
+                    <pic:cNvPicPr>
+                      <a:picLocks noChangeAspect="1"/>
+                    </pic:cNvPicPr>
                   </pic:nvPicPr>
                   <pic:blipFill>
-                    <a:blip r:embed="rId34"/>
+                    <a:blip r:embed="rId37"/>
                     <a:stretch>
                       <a:fillRect/>
                     </a:stretch>
@@ -3812,12 +4265,8 @@
     <w:p/>
     <w:p>
       <w:r>
-        <w:rPr>
-          <w:noProof/>
-        </w:rPr>
-        <w:lastRenderedPageBreak/>
         <w:drawing>
-          <wp:inline distT="0" distB="0" distL="0" distR="0" wp14:anchorId="0BB568DF" wp14:editId="42677043">
+          <wp:inline distT="0" distB="0" distL="0" distR="0">
             <wp:extent cx="5731510" cy="2858770"/>
             <wp:effectExtent l="0" t="0" r="2540" b="0"/>
             <wp:docPr id="390096828" name="Picture 1"/>
@@ -3828,11 +4277,13 @@
               <a:graphicData uri="http://schemas.openxmlformats.org/drawingml/2006/picture">
                 <pic:pic xmlns:pic="http://schemas.openxmlformats.org/drawingml/2006/picture">
                   <pic:nvPicPr>
-                    <pic:cNvPr id="390096828" name=""/>
-                    <pic:cNvPicPr/>
+                    <pic:cNvPr id="390096828" name="Picture 1"/>
+                    <pic:cNvPicPr>
+                      <a:picLocks noChangeAspect="1"/>
+                    </pic:cNvPicPr>
                   </pic:nvPicPr>
                   <pic:blipFill>
-                    <a:blip r:embed="rId35"/>
+                    <a:blip r:embed="rId38"/>
                     <a:stretch>
                       <a:fillRect/>
                     </a:stretch>
@@ -3856,11 +4307,8 @@
     <w:p/>
     <w:p>
       <w:r>
-        <w:rPr>
-          <w:noProof/>
-        </w:rPr>
         <w:drawing>
-          <wp:inline distT="0" distB="0" distL="0" distR="0" wp14:anchorId="1F800C37" wp14:editId="0DBC9037">
+          <wp:inline distT="0" distB="0" distL="0" distR="0">
             <wp:extent cx="5731510" cy="2800350"/>
             <wp:effectExtent l="0" t="0" r="2540" b="0"/>
             <wp:docPr id="1027546935" name="Picture 1"/>
@@ -3871,139 +4319,10 @@
               <a:graphicData uri="http://schemas.openxmlformats.org/drawingml/2006/picture">
                 <pic:pic xmlns:pic="http://schemas.openxmlformats.org/drawingml/2006/picture">
                   <pic:nvPicPr>
-                    <pic:cNvPr id="1027546935" name=""/>
-                    <pic:cNvPicPr/>
-                  </pic:nvPicPr>
-                  <pic:blipFill>
-                    <a:blip r:embed="rId36"/>
-                    <a:stretch>
-                      <a:fillRect/>
-                    </a:stretch>
-                  </pic:blipFill>
-                  <pic:spPr>
-                    <a:xfrm>
-                      <a:off x="0" y="0"/>
-                      <a:ext cx="5731510" cy="2800350"/>
-                    </a:xfrm>
-                    <a:prstGeom prst="rect">
-                      <a:avLst/>
-                    </a:prstGeom>
-                  </pic:spPr>
-                </pic:pic>
-              </a:graphicData>
-            </a:graphic>
-          </wp:inline>
-        </w:drawing>
-      </w:r>
-    </w:p>
-    <w:p/>
-    <w:p>
-      <w:r>
-        <w:rPr>
-          <w:noProof/>
-        </w:rPr>
-        <w:lastRenderedPageBreak/>
-        <w:drawing>
-          <wp:inline distT="0" distB="0" distL="0" distR="0" wp14:anchorId="618016CA" wp14:editId="05911014">
-            <wp:extent cx="5731510" cy="2872740"/>
-            <wp:effectExtent l="0" t="0" r="2540" b="3810"/>
-            <wp:docPr id="2088876706" name="Picture 1"/>
-            <wp:cNvGraphicFramePr>
-              <a:graphicFrameLocks xmlns:a="http://schemas.openxmlformats.org/drawingml/2006/main" noChangeAspect="1"/>
-            </wp:cNvGraphicFramePr>
-            <a:graphic xmlns:a="http://schemas.openxmlformats.org/drawingml/2006/main">
-              <a:graphicData uri="http://schemas.openxmlformats.org/drawingml/2006/picture">
-                <pic:pic xmlns:pic="http://schemas.openxmlformats.org/drawingml/2006/picture">
-                  <pic:nvPicPr>
-                    <pic:cNvPr id="2088876706" name=""/>
-                    <pic:cNvPicPr/>
-                  </pic:nvPicPr>
-                  <pic:blipFill>
-                    <a:blip r:embed="rId37"/>
-                    <a:stretch>
-                      <a:fillRect/>
-                    </a:stretch>
-                  </pic:blipFill>
-                  <pic:spPr>
-                    <a:xfrm>
-                      <a:off x="0" y="0"/>
-                      <a:ext cx="5731510" cy="2872740"/>
-                    </a:xfrm>
-                    <a:prstGeom prst="rect">
-                      <a:avLst/>
-                    </a:prstGeom>
-                  </pic:spPr>
-                </pic:pic>
-              </a:graphicData>
-            </a:graphic>
-          </wp:inline>
-        </w:drawing>
-      </w:r>
-    </w:p>
-    <w:p/>
-    <w:p>
-      <w:r>
-        <w:rPr>
-          <w:noProof/>
-        </w:rPr>
-        <w:drawing>
-          <wp:inline distT="0" distB="0" distL="0" distR="0" wp14:anchorId="17D287F4" wp14:editId="1D1C3FB4">
-            <wp:extent cx="5731510" cy="2824480"/>
-            <wp:effectExtent l="0" t="0" r="2540" b="0"/>
-            <wp:docPr id="1769588595" name="Picture 1"/>
-            <wp:cNvGraphicFramePr>
-              <a:graphicFrameLocks xmlns:a="http://schemas.openxmlformats.org/drawingml/2006/main" noChangeAspect="1"/>
-            </wp:cNvGraphicFramePr>
-            <a:graphic xmlns:a="http://schemas.openxmlformats.org/drawingml/2006/main">
-              <a:graphicData uri="http://schemas.openxmlformats.org/drawingml/2006/picture">
-                <pic:pic xmlns:pic="http://schemas.openxmlformats.org/drawingml/2006/picture">
-                  <pic:nvPicPr>
-                    <pic:cNvPr id="1769588595" name=""/>
-                    <pic:cNvPicPr/>
-                  </pic:nvPicPr>
-                  <pic:blipFill>
-                    <a:blip r:embed="rId38"/>
-                    <a:stretch>
-                      <a:fillRect/>
-                    </a:stretch>
-                  </pic:blipFill>
-                  <pic:spPr>
-                    <a:xfrm>
-                      <a:off x="0" y="0"/>
-                      <a:ext cx="5731510" cy="2824480"/>
-                    </a:xfrm>
-                    <a:prstGeom prst="rect">
-                      <a:avLst/>
-                    </a:prstGeom>
-                  </pic:spPr>
-                </pic:pic>
-              </a:graphicData>
-            </a:graphic>
-          </wp:inline>
-        </w:drawing>
-      </w:r>
-    </w:p>
-    <w:p/>
-    <w:p>
-      <w:r>
-        <w:rPr>
-          <w:noProof/>
-        </w:rPr>
-        <w:lastRenderedPageBreak/>
-        <w:drawing>
-          <wp:inline distT="0" distB="0" distL="0" distR="0" wp14:anchorId="6447AB1F" wp14:editId="5A6EE4A7">
-            <wp:extent cx="5731510" cy="2800350"/>
-            <wp:effectExtent l="0" t="0" r="2540" b="0"/>
-            <wp:docPr id="1234621694" name="Picture 1"/>
-            <wp:cNvGraphicFramePr>
-              <a:graphicFrameLocks xmlns:a="http://schemas.openxmlformats.org/drawingml/2006/main" noChangeAspect="1"/>
-            </wp:cNvGraphicFramePr>
-            <a:graphic xmlns:a="http://schemas.openxmlformats.org/drawingml/2006/main">
-              <a:graphicData uri="http://schemas.openxmlformats.org/drawingml/2006/picture">
-                <pic:pic xmlns:pic="http://schemas.openxmlformats.org/drawingml/2006/picture">
-                  <pic:nvPicPr>
-                    <pic:cNvPr id="1234621694" name=""/>
-                    <pic:cNvPicPr/>
+                    <pic:cNvPr id="1027546935" name="Picture 1"/>
+                    <pic:cNvPicPr>
+                      <a:picLocks noChangeAspect="1"/>
+                    </pic:cNvPicPr>
                   </pic:nvPicPr>
                   <pic:blipFill>
                     <a:blip r:embed="rId39"/>
@@ -4030,11 +4349,134 @@
     <w:p/>
     <w:p>
       <w:r>
-        <w:rPr>
-          <w:noProof/>
-        </w:rPr>
         <w:drawing>
-          <wp:inline distT="0" distB="0" distL="0" distR="0" wp14:anchorId="0FE03FF3" wp14:editId="14E67A6F">
+          <wp:inline distT="0" distB="0" distL="0" distR="0">
+            <wp:extent cx="5731510" cy="2872740"/>
+            <wp:effectExtent l="0" t="0" r="2540" b="3810"/>
+            <wp:docPr id="2088876706" name="Picture 1"/>
+            <wp:cNvGraphicFramePr>
+              <a:graphicFrameLocks xmlns:a="http://schemas.openxmlformats.org/drawingml/2006/main" noChangeAspect="1"/>
+            </wp:cNvGraphicFramePr>
+            <a:graphic xmlns:a="http://schemas.openxmlformats.org/drawingml/2006/main">
+              <a:graphicData uri="http://schemas.openxmlformats.org/drawingml/2006/picture">
+                <pic:pic xmlns:pic="http://schemas.openxmlformats.org/drawingml/2006/picture">
+                  <pic:nvPicPr>
+                    <pic:cNvPr id="2088876706" name="Picture 1"/>
+                    <pic:cNvPicPr>
+                      <a:picLocks noChangeAspect="1"/>
+                    </pic:cNvPicPr>
+                  </pic:nvPicPr>
+                  <pic:blipFill>
+                    <a:blip r:embed="rId40"/>
+                    <a:stretch>
+                      <a:fillRect/>
+                    </a:stretch>
+                  </pic:blipFill>
+                  <pic:spPr>
+                    <a:xfrm>
+                      <a:off x="0" y="0"/>
+                      <a:ext cx="5731510" cy="2872740"/>
+                    </a:xfrm>
+                    <a:prstGeom prst="rect">
+                      <a:avLst/>
+                    </a:prstGeom>
+                  </pic:spPr>
+                </pic:pic>
+              </a:graphicData>
+            </a:graphic>
+          </wp:inline>
+        </w:drawing>
+      </w:r>
+    </w:p>
+    <w:p/>
+    <w:p>
+      <w:r>
+        <w:drawing>
+          <wp:inline distT="0" distB="0" distL="0" distR="0">
+            <wp:extent cx="5731510" cy="2824480"/>
+            <wp:effectExtent l="0" t="0" r="2540" b="0"/>
+            <wp:docPr id="1769588595" name="Picture 1"/>
+            <wp:cNvGraphicFramePr>
+              <a:graphicFrameLocks xmlns:a="http://schemas.openxmlformats.org/drawingml/2006/main" noChangeAspect="1"/>
+            </wp:cNvGraphicFramePr>
+            <a:graphic xmlns:a="http://schemas.openxmlformats.org/drawingml/2006/main">
+              <a:graphicData uri="http://schemas.openxmlformats.org/drawingml/2006/picture">
+                <pic:pic xmlns:pic="http://schemas.openxmlformats.org/drawingml/2006/picture">
+                  <pic:nvPicPr>
+                    <pic:cNvPr id="1769588595" name="Picture 1"/>
+                    <pic:cNvPicPr>
+                      <a:picLocks noChangeAspect="1"/>
+                    </pic:cNvPicPr>
+                  </pic:nvPicPr>
+                  <pic:blipFill>
+                    <a:blip r:embed="rId41"/>
+                    <a:stretch>
+                      <a:fillRect/>
+                    </a:stretch>
+                  </pic:blipFill>
+                  <pic:spPr>
+                    <a:xfrm>
+                      <a:off x="0" y="0"/>
+                      <a:ext cx="5731510" cy="2824480"/>
+                    </a:xfrm>
+                    <a:prstGeom prst="rect">
+                      <a:avLst/>
+                    </a:prstGeom>
+                  </pic:spPr>
+                </pic:pic>
+              </a:graphicData>
+            </a:graphic>
+          </wp:inline>
+        </w:drawing>
+      </w:r>
+    </w:p>
+    <w:p/>
+    <w:p>
+      <w:r>
+        <w:drawing>
+          <wp:inline distT="0" distB="0" distL="0" distR="0">
+            <wp:extent cx="5731510" cy="2800350"/>
+            <wp:effectExtent l="0" t="0" r="2540" b="0"/>
+            <wp:docPr id="1234621694" name="Picture 1"/>
+            <wp:cNvGraphicFramePr>
+              <a:graphicFrameLocks xmlns:a="http://schemas.openxmlformats.org/drawingml/2006/main" noChangeAspect="1"/>
+            </wp:cNvGraphicFramePr>
+            <a:graphic xmlns:a="http://schemas.openxmlformats.org/drawingml/2006/main">
+              <a:graphicData uri="http://schemas.openxmlformats.org/drawingml/2006/picture">
+                <pic:pic xmlns:pic="http://schemas.openxmlformats.org/drawingml/2006/picture">
+                  <pic:nvPicPr>
+                    <pic:cNvPr id="1234621694" name="Picture 1"/>
+                    <pic:cNvPicPr>
+                      <a:picLocks noChangeAspect="1"/>
+                    </pic:cNvPicPr>
+                  </pic:nvPicPr>
+                  <pic:blipFill>
+                    <a:blip r:embed="rId42"/>
+                    <a:stretch>
+                      <a:fillRect/>
+                    </a:stretch>
+                  </pic:blipFill>
+                  <pic:spPr>
+                    <a:xfrm>
+                      <a:off x="0" y="0"/>
+                      <a:ext cx="5731510" cy="2800350"/>
+                    </a:xfrm>
+                    <a:prstGeom prst="rect">
+                      <a:avLst/>
+                    </a:prstGeom>
+                  </pic:spPr>
+                </pic:pic>
+              </a:graphicData>
+            </a:graphic>
+          </wp:inline>
+        </w:drawing>
+      </w:r>
+    </w:p>
+    <w:p/>
+    <w:p>
+      <w:r>
+        <w:drawing>
+          <wp:inline distT="0" distB="0" distL="0" distR="0">
             <wp:extent cx="5731510" cy="1894205"/>
             <wp:effectExtent l="0" t="0" r="2540" b="0"/>
             <wp:docPr id="436659523" name="Picture 1"/>
@@ -4045,11 +4487,13 @@
               <a:graphicData uri="http://schemas.openxmlformats.org/drawingml/2006/picture">
                 <pic:pic xmlns:pic="http://schemas.openxmlformats.org/drawingml/2006/picture">
                   <pic:nvPicPr>
-                    <pic:cNvPr id="436659523" name=""/>
-                    <pic:cNvPicPr/>
+                    <pic:cNvPr id="436659523" name="Picture 1"/>
+                    <pic:cNvPicPr>
+                      <a:picLocks noChangeAspect="1"/>
+                    </pic:cNvPicPr>
                   </pic:nvPicPr>
                   <pic:blipFill>
-                    <a:blip r:embed="rId40"/>
+                    <a:blip r:embed="rId43"/>
                     <a:stretch>
                       <a:fillRect/>
                     </a:stretch>
@@ -4073,11 +4517,8 @@
     <w:p/>
     <w:p>
       <w:r>
-        <w:rPr>
-          <w:noProof/>
-        </w:rPr>
         <w:drawing>
-          <wp:inline distT="0" distB="0" distL="0" distR="0" wp14:anchorId="0EC49131" wp14:editId="1DE56F17">
+          <wp:inline distT="0" distB="0" distL="0" distR="0">
             <wp:extent cx="5731510" cy="2627630"/>
             <wp:effectExtent l="0" t="0" r="2540" b="1270"/>
             <wp:docPr id="1192972602" name="Picture 1"/>
@@ -4088,11 +4529,13 @@
               <a:graphicData uri="http://schemas.openxmlformats.org/drawingml/2006/picture">
                 <pic:pic xmlns:pic="http://schemas.openxmlformats.org/drawingml/2006/picture">
                   <pic:nvPicPr>
-                    <pic:cNvPr id="1192972602" name=""/>
-                    <pic:cNvPicPr/>
+                    <pic:cNvPr id="1192972602" name="Picture 1"/>
+                    <pic:cNvPicPr>
+                      <a:picLocks noChangeAspect="1"/>
+                    </pic:cNvPicPr>
                   </pic:nvPicPr>
                   <pic:blipFill>
-                    <a:blip r:embed="rId41"/>
+                    <a:blip r:embed="rId44"/>
                     <a:stretch>
                       <a:fillRect/>
                     </a:stretch>
@@ -4116,12 +4559,8 @@
     <w:p/>
     <w:p>
       <w:r>
-        <w:rPr>
-          <w:noProof/>
-        </w:rPr>
-        <w:lastRenderedPageBreak/>
         <w:drawing>
-          <wp:inline distT="0" distB="0" distL="0" distR="0" wp14:anchorId="734D4382" wp14:editId="0C96A013">
+          <wp:inline distT="0" distB="0" distL="0" distR="0">
             <wp:extent cx="5731510" cy="2231390"/>
             <wp:effectExtent l="0" t="0" r="2540" b="0"/>
             <wp:docPr id="828787447" name="Picture 1"/>
@@ -4132,11 +4571,13 @@
               <a:graphicData uri="http://schemas.openxmlformats.org/drawingml/2006/picture">
                 <pic:pic xmlns:pic="http://schemas.openxmlformats.org/drawingml/2006/picture">
                   <pic:nvPicPr>
-                    <pic:cNvPr id="828787447" name=""/>
-                    <pic:cNvPicPr/>
+                    <pic:cNvPr id="828787447" name="Picture 1"/>
+                    <pic:cNvPicPr>
+                      <a:picLocks noChangeAspect="1"/>
+                    </pic:cNvPicPr>
                   </pic:nvPicPr>
                   <pic:blipFill>
-                    <a:blip r:embed="rId42"/>
+                    <a:blip r:embed="rId45"/>
                     <a:stretch>
                       <a:fillRect/>
                     </a:stretch>
@@ -4160,11 +4601,8 @@
     <w:p/>
     <w:p>
       <w:r>
-        <w:rPr>
-          <w:noProof/>
-        </w:rPr>
         <w:drawing>
-          <wp:inline distT="0" distB="0" distL="0" distR="0" wp14:anchorId="53E12484" wp14:editId="569DB8A3">
+          <wp:inline distT="0" distB="0" distL="0" distR="0">
             <wp:extent cx="5731510" cy="1289050"/>
             <wp:effectExtent l="0" t="0" r="2540" b="6350"/>
             <wp:docPr id="1719050497" name="Picture 1"/>
@@ -4175,11 +4613,13 @@
               <a:graphicData uri="http://schemas.openxmlformats.org/drawingml/2006/picture">
                 <pic:pic xmlns:pic="http://schemas.openxmlformats.org/drawingml/2006/picture">
                   <pic:nvPicPr>
-                    <pic:cNvPr id="1719050497" name=""/>
-                    <pic:cNvPicPr/>
+                    <pic:cNvPr id="1719050497" name="Picture 1"/>
+                    <pic:cNvPicPr>
+                      <a:picLocks noChangeAspect="1"/>
+                    </pic:cNvPicPr>
                   </pic:nvPicPr>
                   <pic:blipFill>
-                    <a:blip r:embed="rId43"/>
+                    <a:blip r:embed="rId46"/>
                     <a:stretch>
                       <a:fillRect/>
                     </a:stretch>
@@ -4203,11 +4643,8 @@
     <w:p/>
     <w:p>
       <w:r>
-        <w:rPr>
-          <w:noProof/>
-        </w:rPr>
         <w:drawing>
-          <wp:inline distT="0" distB="0" distL="0" distR="0" wp14:anchorId="292827A3" wp14:editId="367243D9">
+          <wp:inline distT="0" distB="0" distL="0" distR="0">
             <wp:extent cx="5731510" cy="2775585"/>
             <wp:effectExtent l="0" t="0" r="2540" b="5715"/>
             <wp:docPr id="899744180" name="Picture 1"/>
@@ -4218,11 +4655,13 @@
               <a:graphicData uri="http://schemas.openxmlformats.org/drawingml/2006/picture">
                 <pic:pic xmlns:pic="http://schemas.openxmlformats.org/drawingml/2006/picture">
                   <pic:nvPicPr>
-                    <pic:cNvPr id="899744180" name=""/>
-                    <pic:cNvPicPr/>
+                    <pic:cNvPr id="899744180" name="Picture 1"/>
+                    <pic:cNvPicPr>
+                      <a:picLocks noChangeAspect="1"/>
+                    </pic:cNvPicPr>
                   </pic:nvPicPr>
                   <pic:blipFill>
-                    <a:blip r:embed="rId44"/>
+                    <a:blip r:embed="rId47"/>
                     <a:stretch>
                       <a:fillRect/>
                     </a:stretch>
@@ -4246,12 +4685,8 @@
     <w:p/>
     <w:p>
       <w:r>
-        <w:rPr>
-          <w:noProof/>
-        </w:rPr>
-        <w:lastRenderedPageBreak/>
         <w:drawing>
-          <wp:inline distT="0" distB="0" distL="0" distR="0" wp14:anchorId="0F9C75EF" wp14:editId="03D8E817">
+          <wp:inline distT="0" distB="0" distL="0" distR="0">
             <wp:extent cx="5731510" cy="2773045"/>
             <wp:effectExtent l="0" t="0" r="2540" b="8255"/>
             <wp:docPr id="1167149242" name="Picture 1"/>
@@ -4262,11 +4697,13 @@
               <a:graphicData uri="http://schemas.openxmlformats.org/drawingml/2006/picture">
                 <pic:pic xmlns:pic="http://schemas.openxmlformats.org/drawingml/2006/picture">
                   <pic:nvPicPr>
-                    <pic:cNvPr id="1167149242" name=""/>
-                    <pic:cNvPicPr/>
+                    <pic:cNvPr id="1167149242" name="Picture 1"/>
+                    <pic:cNvPicPr>
+                      <a:picLocks noChangeAspect="1"/>
+                    </pic:cNvPicPr>
                   </pic:nvPicPr>
                   <pic:blipFill>
-                    <a:blip r:embed="rId45"/>
+                    <a:blip r:embed="rId48"/>
                     <a:stretch>
                       <a:fillRect/>
                     </a:stretch>
@@ -4290,11 +4727,8 @@
     <w:p/>
     <w:p>
       <w:r>
-        <w:rPr>
-          <w:noProof/>
-        </w:rPr>
         <w:drawing>
-          <wp:inline distT="0" distB="0" distL="0" distR="0" wp14:anchorId="6B601827" wp14:editId="6C6A74F2">
+          <wp:inline distT="0" distB="0" distL="0" distR="0">
             <wp:extent cx="5731510" cy="2907030"/>
             <wp:effectExtent l="0" t="0" r="2540" b="7620"/>
             <wp:docPr id="1484137334" name="Picture 1"/>
@@ -4305,11 +4739,13 @@
               <a:graphicData uri="http://schemas.openxmlformats.org/drawingml/2006/picture">
                 <pic:pic xmlns:pic="http://schemas.openxmlformats.org/drawingml/2006/picture">
                   <pic:nvPicPr>
-                    <pic:cNvPr id="1484137334" name=""/>
-                    <pic:cNvPicPr/>
+                    <pic:cNvPr id="1484137334" name="Picture 1"/>
+                    <pic:cNvPicPr>
+                      <a:picLocks noChangeAspect="1"/>
+                    </pic:cNvPicPr>
                   </pic:nvPicPr>
                   <pic:blipFill>
-                    <a:blip r:embed="rId46"/>
+                    <a:blip r:embed="rId49"/>
                     <a:stretch>
                       <a:fillRect/>
                     </a:stretch>
@@ -4333,11 +4769,8 @@
     <w:p/>
     <w:p>
       <w:r>
-        <w:rPr>
-          <w:noProof/>
-        </w:rPr>
         <w:drawing>
-          <wp:inline distT="0" distB="0" distL="0" distR="0" wp14:anchorId="0D47CB29" wp14:editId="7855177F">
+          <wp:inline distT="0" distB="0" distL="0" distR="0">
             <wp:extent cx="5731510" cy="1507490"/>
             <wp:effectExtent l="0" t="0" r="2540" b="0"/>
             <wp:docPr id="1220944441" name="Picture 1"/>
@@ -4348,11 +4781,13 @@
               <a:graphicData uri="http://schemas.openxmlformats.org/drawingml/2006/picture">
                 <pic:pic xmlns:pic="http://schemas.openxmlformats.org/drawingml/2006/picture">
                   <pic:nvPicPr>
-                    <pic:cNvPr id="1220944441" name=""/>
-                    <pic:cNvPicPr/>
+                    <pic:cNvPr id="1220944441" name="Picture 1"/>
+                    <pic:cNvPicPr>
+                      <a:picLocks noChangeAspect="1"/>
+                    </pic:cNvPicPr>
                   </pic:nvPicPr>
                   <pic:blipFill>
-                    <a:blip r:embed="rId47"/>
+                    <a:blip r:embed="rId50"/>
                     <a:stretch>
                       <a:fillRect/>
                     </a:stretch>
@@ -4376,12 +4811,8 @@
     <w:p/>
     <w:p>
       <w:r>
-        <w:rPr>
-          <w:noProof/>
-        </w:rPr>
-        <w:lastRenderedPageBreak/>
         <w:drawing>
-          <wp:inline distT="0" distB="0" distL="0" distR="0" wp14:anchorId="0C1B92A2" wp14:editId="4ED14A59">
+          <wp:inline distT="0" distB="0" distL="0" distR="0">
             <wp:extent cx="5731510" cy="1740535"/>
             <wp:effectExtent l="0" t="0" r="2540" b="0"/>
             <wp:docPr id="1896198786" name="Picture 1"/>
@@ -4392,11 +4823,13 @@
               <a:graphicData uri="http://schemas.openxmlformats.org/drawingml/2006/picture">
                 <pic:pic xmlns:pic="http://schemas.openxmlformats.org/drawingml/2006/picture">
                   <pic:nvPicPr>
-                    <pic:cNvPr id="1896198786" name=""/>
-                    <pic:cNvPicPr/>
+                    <pic:cNvPr id="1896198786" name="Picture 1"/>
+                    <pic:cNvPicPr>
+                      <a:picLocks noChangeAspect="1"/>
+                    </pic:cNvPicPr>
                   </pic:nvPicPr>
                   <pic:blipFill>
-                    <a:blip r:embed="rId48"/>
+                    <a:blip r:embed="rId51"/>
                     <a:stretch>
                       <a:fillRect/>
                     </a:stretch>
@@ -4420,11 +4853,8 @@
     <w:p/>
     <w:p>
       <w:r>
-        <w:rPr>
-          <w:noProof/>
-        </w:rPr>
         <w:drawing>
-          <wp:inline distT="0" distB="0" distL="0" distR="0" wp14:anchorId="70DF1506" wp14:editId="7FFA387D">
+          <wp:inline distT="0" distB="0" distL="0" distR="0">
             <wp:extent cx="5731510" cy="1827530"/>
             <wp:effectExtent l="0" t="0" r="2540" b="1270"/>
             <wp:docPr id="1700040400" name="Picture 1"/>
@@ -4435,11 +4865,13 @@
               <a:graphicData uri="http://schemas.openxmlformats.org/drawingml/2006/picture">
                 <pic:pic xmlns:pic="http://schemas.openxmlformats.org/drawingml/2006/picture">
                   <pic:nvPicPr>
-                    <pic:cNvPr id="1700040400" name=""/>
-                    <pic:cNvPicPr/>
+                    <pic:cNvPr id="1700040400" name="Picture 1"/>
+                    <pic:cNvPicPr>
+                      <a:picLocks noChangeAspect="1"/>
+                    </pic:cNvPicPr>
                   </pic:nvPicPr>
                   <pic:blipFill>
-                    <a:blip r:embed="rId49"/>
+                    <a:blip r:embed="rId52"/>
                     <a:stretch>
                       <a:fillRect/>
                     </a:stretch>
@@ -4468,29 +4900,20 @@
           <w:bCs/>
         </w:rPr>
       </w:pPr>
-      <w:proofErr w:type="gramStart"/>
-      <w:r>
-        <w:rPr>
-          <w:b/>
-          <w:bCs/>
-        </w:rPr>
-        <w:t>Code :</w:t>
-      </w:r>
-      <w:proofErr w:type="gramEnd"/>
-      <w:r>
-        <w:rPr>
-          <w:b/>
-          <w:bCs/>
-        </w:rPr>
-        <w:t xml:space="preserve"> </w:t>
-      </w:r>
-    </w:p>
-    <w:p>
-      <w:pPr>
-        <w:pStyle w:val="ListParagraph"/>
+      <w:r>
+        <w:rPr>
+          <w:b/>
+          <w:bCs/>
+        </w:rPr>
+        <w:t xml:space="preserve">Code : </w:t>
+      </w:r>
+    </w:p>
+    <w:p>
+      <w:pPr>
+        <w:pStyle w:val="9"/>
         <w:numPr>
           <w:ilvl w:val="0"/>
-          <w:numId w:val="2"/>
+          <w:numId w:val="1"/>
         </w:numPr>
         <w:rPr>
           <w:b/>
@@ -4507,10 +4930,10 @@
     </w:p>
     <w:p>
       <w:pPr>
-        <w:pStyle w:val="ListParagraph"/>
+        <w:pStyle w:val="9"/>
         <w:numPr>
           <w:ilvl w:val="0"/>
-          <w:numId w:val="2"/>
+          <w:numId w:val="1"/>
         </w:numPr>
         <w:rPr>
           <w:b/>
@@ -4527,10 +4950,10 @@
     </w:p>
     <w:p>
       <w:pPr>
-        <w:pStyle w:val="ListParagraph"/>
+        <w:pStyle w:val="9"/>
         <w:numPr>
           <w:ilvl w:val="0"/>
-          <w:numId w:val="2"/>
+          <w:numId w:val="1"/>
         </w:numPr>
         <w:rPr>
           <w:b/>
@@ -4547,10 +4970,10 @@
     </w:p>
     <w:p>
       <w:pPr>
-        <w:pStyle w:val="ListParagraph"/>
+        <w:pStyle w:val="9"/>
         <w:numPr>
           <w:ilvl w:val="0"/>
-          <w:numId w:val="2"/>
+          <w:numId w:val="1"/>
         </w:numPr>
         <w:rPr>
           <w:b/>
@@ -4567,10 +4990,10 @@
     </w:p>
     <w:p>
       <w:pPr>
-        <w:pStyle w:val="ListParagraph"/>
+        <w:pStyle w:val="9"/>
         <w:numPr>
           <w:ilvl w:val="0"/>
-          <w:numId w:val="2"/>
+          <w:numId w:val="1"/>
         </w:numPr>
         <w:rPr>
           <w:b/>
@@ -4587,10 +5010,10 @@
     </w:p>
     <w:p>
       <w:pPr>
-        <w:pStyle w:val="ListParagraph"/>
+        <w:pStyle w:val="9"/>
         <w:numPr>
           <w:ilvl w:val="0"/>
-          <w:numId w:val="2"/>
+          <w:numId w:val="1"/>
         </w:numPr>
         <w:rPr>
           <w:b/>
@@ -4607,10 +5030,10 @@
     </w:p>
     <w:p>
       <w:pPr>
-        <w:pStyle w:val="ListParagraph"/>
+        <w:pStyle w:val="9"/>
         <w:numPr>
           <w:ilvl w:val="0"/>
-          <w:numId w:val="2"/>
+          <w:numId w:val="1"/>
         </w:numPr>
         <w:rPr>
           <w:b/>
@@ -4627,10 +5050,10 @@
     </w:p>
     <w:p>
       <w:pPr>
-        <w:pStyle w:val="ListParagraph"/>
+        <w:pStyle w:val="9"/>
         <w:numPr>
           <w:ilvl w:val="0"/>
-          <w:numId w:val="2"/>
+          <w:numId w:val="1"/>
         </w:numPr>
         <w:rPr>
           <w:b/>
@@ -4647,10 +5070,10 @@
     </w:p>
     <w:p>
       <w:pPr>
-        <w:pStyle w:val="ListParagraph"/>
+        <w:pStyle w:val="9"/>
         <w:numPr>
           <w:ilvl w:val="0"/>
-          <w:numId w:val="2"/>
+          <w:numId w:val="1"/>
         </w:numPr>
         <w:rPr>
           <w:b/>
@@ -4667,10 +5090,10 @@
     </w:p>
     <w:p>
       <w:pPr>
-        <w:pStyle w:val="ListParagraph"/>
+        <w:pStyle w:val="9"/>
         <w:numPr>
           <w:ilvl w:val="0"/>
-          <w:numId w:val="2"/>
+          <w:numId w:val="1"/>
         </w:numPr>
         <w:rPr>
           <w:b/>
@@ -4687,10 +5110,10 @@
     </w:p>
     <w:p>
       <w:pPr>
-        <w:pStyle w:val="ListParagraph"/>
+        <w:pStyle w:val="9"/>
         <w:numPr>
           <w:ilvl w:val="0"/>
-          <w:numId w:val="2"/>
+          <w:numId w:val="1"/>
         </w:numPr>
         <w:rPr>
           <w:b/>
@@ -4707,10 +5130,10 @@
     </w:p>
     <w:p>
       <w:pPr>
-        <w:pStyle w:val="ListParagraph"/>
+        <w:pStyle w:val="9"/>
         <w:numPr>
           <w:ilvl w:val="0"/>
-          <w:numId w:val="2"/>
+          <w:numId w:val="1"/>
         </w:numPr>
         <w:rPr>
           <w:b/>
@@ -4727,10 +5150,10 @@
     </w:p>
     <w:p>
       <w:pPr>
-        <w:pStyle w:val="ListParagraph"/>
+        <w:pStyle w:val="9"/>
         <w:numPr>
           <w:ilvl w:val="0"/>
-          <w:numId w:val="2"/>
+          <w:numId w:val="1"/>
         </w:numPr>
         <w:rPr>
           <w:b/>
@@ -4747,10 +5170,10 @@
     </w:p>
     <w:p>
       <w:pPr>
-        <w:pStyle w:val="ListParagraph"/>
+        <w:pStyle w:val="9"/>
         <w:numPr>
           <w:ilvl w:val="0"/>
-          <w:numId w:val="2"/>
+          <w:numId w:val="1"/>
         </w:numPr>
         <w:rPr>
           <w:b/>
@@ -4767,10 +5190,10 @@
     </w:p>
     <w:p>
       <w:pPr>
-        <w:pStyle w:val="ListParagraph"/>
+        <w:pStyle w:val="9"/>
         <w:numPr>
           <w:ilvl w:val="0"/>
-          <w:numId w:val="2"/>
+          <w:numId w:val="1"/>
         </w:numPr>
         <w:rPr>
           <w:b/>
@@ -4787,10 +5210,10 @@
     </w:p>
     <w:p>
       <w:pPr>
-        <w:pStyle w:val="ListParagraph"/>
+        <w:pStyle w:val="9"/>
         <w:numPr>
           <w:ilvl w:val="0"/>
-          <w:numId w:val="2"/>
+          <w:numId w:val="1"/>
         </w:numPr>
         <w:rPr>
           <w:b/>
@@ -4822,10 +5245,10 @@
     </w:p>
     <w:p>
       <w:pPr>
-        <w:pStyle w:val="ListParagraph"/>
+        <w:pStyle w:val="9"/>
         <w:numPr>
           <w:ilvl w:val="0"/>
-          <w:numId w:val="2"/>
+          <w:numId w:val="1"/>
         </w:numPr>
         <w:rPr>
           <w:b/>
@@ -4857,10 +5280,10 @@
     </w:p>
     <w:p>
       <w:pPr>
-        <w:pStyle w:val="ListParagraph"/>
+        <w:pStyle w:val="9"/>
         <w:numPr>
           <w:ilvl w:val="0"/>
-          <w:numId w:val="2"/>
+          <w:numId w:val="1"/>
         </w:numPr>
         <w:rPr>
           <w:b/>
@@ -4877,10 +5300,10 @@
     </w:p>
     <w:p>
       <w:pPr>
-        <w:pStyle w:val="ListParagraph"/>
+        <w:pStyle w:val="9"/>
         <w:numPr>
           <w:ilvl w:val="0"/>
-          <w:numId w:val="2"/>
+          <w:numId w:val="1"/>
         </w:numPr>
         <w:rPr>
           <w:b/>
@@ -4897,10 +5320,10 @@
     </w:p>
     <w:p>
       <w:pPr>
-        <w:pStyle w:val="ListParagraph"/>
+        <w:pStyle w:val="9"/>
         <w:numPr>
           <w:ilvl w:val="0"/>
-          <w:numId w:val="2"/>
+          <w:numId w:val="1"/>
         </w:numPr>
         <w:rPr>
           <w:b/>
@@ -4917,10 +5340,10 @@
     </w:p>
     <w:p>
       <w:pPr>
-        <w:pStyle w:val="ListParagraph"/>
+        <w:pStyle w:val="9"/>
         <w:numPr>
           <w:ilvl w:val="0"/>
-          <w:numId w:val="2"/>
+          <w:numId w:val="1"/>
         </w:numPr>
         <w:rPr>
           <w:b/>
@@ -4937,10 +5360,10 @@
     </w:p>
     <w:p>
       <w:pPr>
-        <w:pStyle w:val="ListParagraph"/>
+        <w:pStyle w:val="9"/>
         <w:numPr>
           <w:ilvl w:val="0"/>
-          <w:numId w:val="2"/>
+          <w:numId w:val="1"/>
         </w:numPr>
         <w:rPr>
           <w:b/>
@@ -4967,7 +5390,6 @@
           <w:b/>
           <w:bCs/>
         </w:rPr>
-        <w:lastRenderedPageBreak/>
         <w:t xml:space="preserve">How to convert String input to Integer and Double … </w:t>
       </w:r>
     </w:p>
@@ -4978,29 +5400,20 @@
           <w:bCs/>
         </w:rPr>
       </w:pPr>
-      <w:proofErr w:type="gramStart"/>
-      <w:r>
-        <w:rPr>
-          <w:b/>
-          <w:bCs/>
-        </w:rPr>
-        <w:t>Code :</w:t>
-      </w:r>
-      <w:proofErr w:type="gramEnd"/>
-      <w:r>
-        <w:rPr>
-          <w:b/>
-          <w:bCs/>
-        </w:rPr>
-        <w:t xml:space="preserve"> </w:t>
-      </w:r>
-    </w:p>
-    <w:p>
-      <w:pPr>
-        <w:pStyle w:val="ListParagraph"/>
+      <w:r>
+        <w:rPr>
+          <w:b/>
+          <w:bCs/>
+        </w:rPr>
+        <w:t xml:space="preserve">Code : </w:t>
+      </w:r>
+    </w:p>
+    <w:p>
+      <w:pPr>
+        <w:pStyle w:val="9"/>
         <w:numPr>
           <w:ilvl w:val="0"/>
-          <w:numId w:val="2"/>
+          <w:numId w:val="1"/>
         </w:numPr>
         <w:rPr>
           <w:b/>
@@ -5035,55 +5448,7 @@
           <w:b/>
           <w:bCs/>
         </w:rPr>
-        <w:t xml:space="preserve">Below </w:t>
-      </w:r>
-      <w:r>
-        <w:rPr>
-          <w:b/>
-          <w:bCs/>
-        </w:rPr>
-        <w:t xml:space="preserve">code will tell you. How to take String input from user using </w:t>
-      </w:r>
-      <w:proofErr w:type="spellStart"/>
-      <w:r>
-        <w:rPr>
-          <w:b/>
-          <w:bCs/>
-        </w:rPr>
-        <w:t>System.console</w:t>
-      </w:r>
-      <w:proofErr w:type="spellEnd"/>
-      <w:r>
-        <w:rPr>
-          <w:b/>
-          <w:bCs/>
-        </w:rPr>
-        <w:t>(</w:t>
-      </w:r>
-      <w:proofErr w:type="gramStart"/>
-      <w:r>
-        <w:rPr>
-          <w:b/>
-          <w:bCs/>
-        </w:rPr>
-        <w:t>).</w:t>
-      </w:r>
-      <w:proofErr w:type="spellStart"/>
-      <w:r>
-        <w:rPr>
-          <w:b/>
-          <w:bCs/>
-        </w:rPr>
-        <w:t>readLine</w:t>
-      </w:r>
-      <w:proofErr w:type="spellEnd"/>
-      <w:proofErr w:type="gramEnd"/>
-      <w:r>
-        <w:rPr>
-          <w:b/>
-          <w:bCs/>
-        </w:rPr>
-        <w:t xml:space="preserve">("Enter Number : "); </w:t>
+        <w:t xml:space="preserve">Below code will tell you. How to take String input from user using System.console().readLine("Enter Number : "); </w:t>
       </w:r>
     </w:p>
     <w:p>
@@ -5111,10 +5476,10 @@
     </w:p>
     <w:p>
       <w:pPr>
-        <w:pStyle w:val="ListParagraph"/>
+        <w:pStyle w:val="9"/>
         <w:numPr>
           <w:ilvl w:val="0"/>
-          <w:numId w:val="2"/>
+          <w:numId w:val="1"/>
         </w:numPr>
         <w:rPr>
           <w:b/>
@@ -5131,10 +5496,10 @@
     </w:p>
     <w:p>
       <w:pPr>
-        <w:pStyle w:val="ListParagraph"/>
+        <w:pStyle w:val="9"/>
         <w:numPr>
           <w:ilvl w:val="0"/>
-          <w:numId w:val="2"/>
+          <w:numId w:val="1"/>
         </w:numPr>
         <w:rPr>
           <w:b/>
@@ -5182,11 +5547,8 @@
     </w:p>
     <w:p>
       <w:r>
-        <w:rPr>
-          <w:noProof/>
-        </w:rPr>
         <w:drawing>
-          <wp:inline distT="0" distB="0" distL="0" distR="0" wp14:anchorId="4134F2C2" wp14:editId="4E37F8D2">
+          <wp:inline distT="0" distB="0" distL="0" distR="0">
             <wp:extent cx="5731510" cy="2839085"/>
             <wp:effectExtent l="0" t="0" r="2540" b="0"/>
             <wp:docPr id="233839817" name="Picture 1"/>
@@ -5197,11 +5559,13 @@
               <a:graphicData uri="http://schemas.openxmlformats.org/drawingml/2006/picture">
                 <pic:pic xmlns:pic="http://schemas.openxmlformats.org/drawingml/2006/picture">
                   <pic:nvPicPr>
-                    <pic:cNvPr id="233839817" name=""/>
-                    <pic:cNvPicPr/>
+                    <pic:cNvPr id="233839817" name="Picture 1"/>
+                    <pic:cNvPicPr>
+                      <a:picLocks noChangeAspect="1"/>
+                    </pic:cNvPicPr>
                   </pic:nvPicPr>
                   <pic:blipFill>
-                    <a:blip r:embed="rId50"/>
+                    <a:blip r:embed="rId53"/>
                     <a:stretch>
                       <a:fillRect/>
                     </a:stretch>
@@ -5225,11 +5589,8 @@
     <w:p/>
     <w:p>
       <w:r>
-        <w:rPr>
-          <w:noProof/>
-        </w:rPr>
         <w:drawing>
-          <wp:inline distT="0" distB="0" distL="0" distR="0" wp14:anchorId="13BC676F" wp14:editId="72C5BFEF">
+          <wp:inline distT="0" distB="0" distL="0" distR="0">
             <wp:extent cx="5731510" cy="1466215"/>
             <wp:effectExtent l="0" t="0" r="2540" b="635"/>
             <wp:docPr id="457689123" name="Picture 1"/>
@@ -5240,11 +5601,13 @@
               <a:graphicData uri="http://schemas.openxmlformats.org/drawingml/2006/picture">
                 <pic:pic xmlns:pic="http://schemas.openxmlformats.org/drawingml/2006/picture">
                   <pic:nvPicPr>
-                    <pic:cNvPr id="457689123" name=""/>
-                    <pic:cNvPicPr/>
+                    <pic:cNvPr id="457689123" name="Picture 1"/>
+                    <pic:cNvPicPr>
+                      <a:picLocks noChangeAspect="1"/>
+                    </pic:cNvPicPr>
                   </pic:nvPicPr>
                   <pic:blipFill>
-                    <a:blip r:embed="rId51"/>
+                    <a:blip r:embed="rId54"/>
                     <a:stretch>
                       <a:fillRect/>
                     </a:stretch>
@@ -5268,26 +5631,14 @@
     <w:p/>
     <w:p>
       <w:r>
-        <w:lastRenderedPageBreak/>
-        <w:t xml:space="preserve">Catch statement is used with try statement … if any error occurs in try </w:t>
-      </w:r>
-      <w:proofErr w:type="gramStart"/>
-      <w:r>
-        <w:t>block</w:t>
-      </w:r>
-      <w:proofErr w:type="gramEnd"/>
-      <w:r>
-        <w:t xml:space="preserve"> then to handle that error we have catch statement. Catch block is used to perform a task if there is error in code…</w:t>
+        <w:t>Catch statement is used with try statement … if any error occurs in try block then to handle that error we have catch statement. Catch block is used to perform a task if there is error in code…</w:t>
       </w:r>
     </w:p>
     <w:p/>
     <w:p>
       <w:r>
-        <w:rPr>
-          <w:noProof/>
-        </w:rPr>
         <w:drawing>
-          <wp:inline distT="0" distB="0" distL="0" distR="0" wp14:anchorId="488EB97F" wp14:editId="3E8AAA35">
+          <wp:inline distT="0" distB="0" distL="0" distR="0">
             <wp:extent cx="5731510" cy="3297555"/>
             <wp:effectExtent l="0" t="0" r="2540" b="0"/>
             <wp:docPr id="1963482561" name="Picture 1"/>
@@ -5298,11 +5649,13 @@
               <a:graphicData uri="http://schemas.openxmlformats.org/drawingml/2006/picture">
                 <pic:pic xmlns:pic="http://schemas.openxmlformats.org/drawingml/2006/picture">
                   <pic:nvPicPr>
-                    <pic:cNvPr id="1963482561" name=""/>
-                    <pic:cNvPicPr/>
+                    <pic:cNvPr id="1963482561" name="Picture 1"/>
+                    <pic:cNvPicPr>
+                      <a:picLocks noChangeAspect="1"/>
+                    </pic:cNvPicPr>
                   </pic:nvPicPr>
                   <pic:blipFill>
-                    <a:blip r:embed="rId52"/>
+                    <a:blip r:embed="rId55"/>
                     <a:stretch>
                       <a:fillRect/>
                     </a:stretch>
@@ -5326,11 +5679,8 @@
     <w:p/>
     <w:p>
       <w:r>
-        <w:rPr>
-          <w:noProof/>
-        </w:rPr>
         <w:drawing>
-          <wp:inline distT="0" distB="0" distL="0" distR="0" wp14:anchorId="2ACB42CA" wp14:editId="0097EBC8">
+          <wp:inline distT="0" distB="0" distL="0" distR="0">
             <wp:extent cx="5731510" cy="1750060"/>
             <wp:effectExtent l="0" t="0" r="2540" b="2540"/>
             <wp:docPr id="1388710280" name="Picture 1"/>
@@ -5341,11 +5691,13 @@
               <a:graphicData uri="http://schemas.openxmlformats.org/drawingml/2006/picture">
                 <pic:pic xmlns:pic="http://schemas.openxmlformats.org/drawingml/2006/picture">
                   <pic:nvPicPr>
-                    <pic:cNvPr id="1388710280" name=""/>
-                    <pic:cNvPicPr/>
+                    <pic:cNvPr id="1388710280" name="Picture 1"/>
+                    <pic:cNvPicPr>
+                      <a:picLocks noChangeAspect="1"/>
+                    </pic:cNvPicPr>
                   </pic:nvPicPr>
                   <pic:blipFill>
-                    <a:blip r:embed="rId53"/>
+                    <a:blip r:embed="rId56"/>
                     <a:stretch>
                       <a:fillRect/>
                     </a:stretch>
@@ -5369,11 +5721,8 @@
     <w:p/>
     <w:p>
       <w:r>
-        <w:rPr>
-          <w:noProof/>
-        </w:rPr>
         <w:drawing>
-          <wp:inline distT="0" distB="0" distL="0" distR="0" wp14:anchorId="519F4EE3" wp14:editId="01B32B78">
+          <wp:inline distT="0" distB="0" distL="0" distR="0">
             <wp:extent cx="5731510" cy="2207260"/>
             <wp:effectExtent l="0" t="0" r="2540" b="2540"/>
             <wp:docPr id="226922" name="Picture 1"/>
@@ -5384,11 +5733,13 @@
               <a:graphicData uri="http://schemas.openxmlformats.org/drawingml/2006/picture">
                 <pic:pic xmlns:pic="http://schemas.openxmlformats.org/drawingml/2006/picture">
                   <pic:nvPicPr>
-                    <pic:cNvPr id="226922" name=""/>
-                    <pic:cNvPicPr/>
+                    <pic:cNvPr id="226922" name="Picture 1"/>
+                    <pic:cNvPicPr>
+                      <a:picLocks noChangeAspect="1"/>
+                    </pic:cNvPicPr>
                   </pic:nvPicPr>
                   <pic:blipFill>
-                    <a:blip r:embed="rId54"/>
+                    <a:blip r:embed="rId57"/>
                     <a:stretch>
                       <a:fillRect/>
                     </a:stretch>
@@ -5411,12 +5762,8 @@
     </w:p>
     <w:p>
       <w:r>
-        <w:rPr>
-          <w:noProof/>
-        </w:rPr>
-        <w:lastRenderedPageBreak/>
         <w:drawing>
-          <wp:inline distT="0" distB="0" distL="0" distR="0" wp14:anchorId="2D24BC39" wp14:editId="27249784">
+          <wp:inline distT="0" distB="0" distL="0" distR="0">
             <wp:extent cx="5731510" cy="2476500"/>
             <wp:effectExtent l="0" t="0" r="2540" b="0"/>
             <wp:docPr id="1954388397" name="Picture 1"/>
@@ -5427,11 +5774,13 @@
               <a:graphicData uri="http://schemas.openxmlformats.org/drawingml/2006/picture">
                 <pic:pic xmlns:pic="http://schemas.openxmlformats.org/drawingml/2006/picture">
                   <pic:nvPicPr>
-                    <pic:cNvPr id="1954388397" name=""/>
-                    <pic:cNvPicPr/>
+                    <pic:cNvPr id="1954388397" name="Picture 1"/>
+                    <pic:cNvPicPr>
+                      <a:picLocks noChangeAspect="1"/>
+                    </pic:cNvPicPr>
                   </pic:nvPicPr>
                   <pic:blipFill>
-                    <a:blip r:embed="rId55"/>
+                    <a:blip r:embed="rId58"/>
                     <a:stretch>
                       <a:fillRect/>
                     </a:stretch>
@@ -5455,11 +5804,8 @@
     <w:p/>
     <w:p>
       <w:r>
-        <w:rPr>
-          <w:noProof/>
-        </w:rPr>
         <w:drawing>
-          <wp:inline distT="0" distB="0" distL="0" distR="0" wp14:anchorId="6B233812" wp14:editId="488CD9BA">
+          <wp:inline distT="0" distB="0" distL="0" distR="0">
             <wp:extent cx="5731510" cy="1797050"/>
             <wp:effectExtent l="0" t="0" r="2540" b="0"/>
             <wp:docPr id="1851681514" name="Picture 1"/>
@@ -5470,11 +5816,13 @@
               <a:graphicData uri="http://schemas.openxmlformats.org/drawingml/2006/picture">
                 <pic:pic xmlns:pic="http://schemas.openxmlformats.org/drawingml/2006/picture">
                   <pic:nvPicPr>
-                    <pic:cNvPr id="1851681514" name=""/>
-                    <pic:cNvPicPr/>
+                    <pic:cNvPr id="1851681514" name="Picture 1"/>
+                    <pic:cNvPicPr>
+                      <a:picLocks noChangeAspect="1"/>
+                    </pic:cNvPicPr>
                   </pic:nvPicPr>
                   <pic:blipFill>
-                    <a:blip r:embed="rId56"/>
+                    <a:blip r:embed="rId59"/>
                     <a:stretch>
                       <a:fillRect/>
                     </a:stretch>
@@ -5498,11 +5846,8 @@
     <w:p/>
     <w:p>
       <w:r>
-        <w:rPr>
-          <w:noProof/>
-        </w:rPr>
         <w:drawing>
-          <wp:inline distT="0" distB="0" distL="0" distR="0" wp14:anchorId="2B9F4CEA" wp14:editId="3F68D72A">
+          <wp:inline distT="0" distB="0" distL="0" distR="0">
             <wp:extent cx="5731510" cy="2879090"/>
             <wp:effectExtent l="0" t="0" r="2540" b="0"/>
             <wp:docPr id="1487231477" name="Picture 1"/>
@@ -5513,11 +5858,13 @@
               <a:graphicData uri="http://schemas.openxmlformats.org/drawingml/2006/picture">
                 <pic:pic xmlns:pic="http://schemas.openxmlformats.org/drawingml/2006/picture">
                   <pic:nvPicPr>
-                    <pic:cNvPr id="1487231477" name=""/>
-                    <pic:cNvPicPr/>
+                    <pic:cNvPr id="1487231477" name="Picture 1"/>
+                    <pic:cNvPicPr>
+                      <a:picLocks noChangeAspect="1"/>
+                    </pic:cNvPicPr>
                   </pic:nvPicPr>
                   <pic:blipFill>
-                    <a:blip r:embed="rId57"/>
+                    <a:blip r:embed="rId60"/>
                     <a:stretch>
                       <a:fillRect/>
                     </a:stretch>
@@ -5556,10 +5903,10 @@
     </w:p>
     <w:p>
       <w:pPr>
-        <w:pStyle w:val="ListParagraph"/>
+        <w:pStyle w:val="9"/>
         <w:numPr>
           <w:ilvl w:val="0"/>
-          <w:numId w:val="2"/>
+          <w:numId w:val="1"/>
         </w:numPr>
         <w:rPr>
           <w:b/>
@@ -5571,31 +5918,15 @@
           <w:b/>
           <w:bCs/>
         </w:rPr>
-        <w:t xml:space="preserve">More </w:t>
-      </w:r>
-      <w:proofErr w:type="spellStart"/>
-      <w:r>
-        <w:rPr>
-          <w:b/>
-          <w:bCs/>
-        </w:rPr>
-        <w:t>Interractive</w:t>
-      </w:r>
-      <w:proofErr w:type="spellEnd"/>
-      <w:r>
-        <w:rPr>
-          <w:b/>
-          <w:bCs/>
-        </w:rPr>
-        <w:t xml:space="preserve"> Scanner Input Code</w:t>
-      </w:r>
-    </w:p>
-    <w:p>
-      <w:pPr>
-        <w:pStyle w:val="ListParagraph"/>
+        <w:t>More Interractive Scanner Input Code</w:t>
+      </w:r>
+    </w:p>
+    <w:p>
+      <w:pPr>
+        <w:pStyle w:val="9"/>
         <w:numPr>
           <w:ilvl w:val="0"/>
-          <w:numId w:val="2"/>
+          <w:numId w:val="1"/>
         </w:numPr>
         <w:rPr>
           <w:b/>
@@ -5607,16 +5938,15 @@
           <w:b/>
           <w:bCs/>
         </w:rPr>
-        <w:lastRenderedPageBreak/>
         <w:t>Reading user Input Challenge</w:t>
       </w:r>
     </w:p>
     <w:p>
       <w:pPr>
-        <w:pStyle w:val="ListParagraph"/>
+        <w:pStyle w:val="9"/>
         <w:numPr>
           <w:ilvl w:val="0"/>
-          <w:numId w:val="2"/>
+          <w:numId w:val="1"/>
         </w:numPr>
         <w:rPr>
           <w:b/>
@@ -5633,10 +5963,10 @@
     </w:p>
     <w:p>
       <w:pPr>
-        <w:pStyle w:val="ListParagraph"/>
+        <w:pStyle w:val="9"/>
         <w:numPr>
           <w:ilvl w:val="0"/>
-          <w:numId w:val="2"/>
+          <w:numId w:val="1"/>
         </w:numPr>
         <w:rPr>
           <w:b/>
@@ -5653,10 +5983,10 @@
     </w:p>
     <w:p>
       <w:pPr>
-        <w:pStyle w:val="ListParagraph"/>
+        <w:pStyle w:val="9"/>
         <w:numPr>
           <w:ilvl w:val="0"/>
-          <w:numId w:val="2"/>
+          <w:numId w:val="1"/>
         </w:numPr>
         <w:rPr>
           <w:b/>
@@ -5673,10 +6003,10 @@
     </w:p>
     <w:p>
       <w:pPr>
-        <w:pStyle w:val="ListParagraph"/>
+        <w:pStyle w:val="9"/>
         <w:numPr>
           <w:ilvl w:val="0"/>
-          <w:numId w:val="2"/>
+          <w:numId w:val="1"/>
         </w:numPr>
         <w:rPr>
           <w:b/>
@@ -5822,10 +6152,10 @@
     </w:p>
     <w:p>
       <w:pPr>
-        <w:pStyle w:val="ListParagraph"/>
+        <w:pStyle w:val="9"/>
         <w:numPr>
           <w:ilvl w:val="0"/>
-          <w:numId w:val="2"/>
+          <w:numId w:val="1"/>
         </w:numPr>
         <w:rPr>
           <w:b/>
@@ -5842,10 +6172,10 @@
     </w:p>
     <w:p>
       <w:pPr>
-        <w:pStyle w:val="ListParagraph"/>
+        <w:pStyle w:val="9"/>
         <w:numPr>
           <w:ilvl w:val="0"/>
-          <w:numId w:val="2"/>
+          <w:numId w:val="1"/>
         </w:numPr>
         <w:rPr>
           <w:b/>
@@ -5938,10 +6268,10 @@
     </w:p>
     <w:p>
       <w:pPr>
-        <w:pStyle w:val="ListParagraph"/>
+        <w:pStyle w:val="9"/>
         <w:numPr>
           <w:ilvl w:val="0"/>
-          <w:numId w:val="2"/>
+          <w:numId w:val="1"/>
         </w:numPr>
         <w:rPr>
           <w:b/>
@@ -5958,10 +6288,10 @@
     </w:p>
     <w:p>
       <w:pPr>
-        <w:pStyle w:val="ListParagraph"/>
+        <w:pStyle w:val="9"/>
         <w:numPr>
           <w:ilvl w:val="0"/>
-          <w:numId w:val="2"/>
+          <w:numId w:val="1"/>
         </w:numPr>
         <w:rPr>
           <w:b/>
@@ -5975,6 +6305,31 @@
         </w:rPr>
         <w:t>Constructors in Classes and Objects Part 2</w:t>
       </w:r>
+      <w:r>
+        <w:rPr>
+          <w:b/>
+          <w:bCs/>
+        </w:rPr>
+        <w:br w:type="textWrapping"/>
+      </w:r>
+      <w:r>
+        <w:rPr>
+          <w:b/>
+          <w:bCs/>
+        </w:rPr>
+        <w:br w:type="textWrapping"/>
+      </w:r>
+      <w:r>
+        <w:rPr>
+          <w:rFonts w:hint="default"/>
+          <w:b/>
+          <w:bCs/>
+          <w:lang w:val="en-US"/>
+        </w:rPr>
+        <w:t>follow the codes till 96.</w:t>
+      </w:r>
+      <w:bookmarkStart w:id="1" w:name="_GoBack"/>
+      <w:bookmarkEnd w:id="1"/>
     </w:p>
     <w:p>
       <w:pPr>
@@ -5987,20 +6342,210 @@
     <w:sectPr>
       <w:pgSz w:w="11906" w:h="16838"/>
       <w:pgMar w:top="1440" w:right="1440" w:bottom="1440" w:left="1440" w:header="708" w:footer="708" w:gutter="0"/>
-      <w:cols w:space="708"/>
-      <w:docGrid w:linePitch="360"/>
+      <w:cols w:space="708" w:num="1"/>
+      <w:docGrid w:linePitch="360" w:charSpace="0"/>
     </w:sectPr>
   </w:body>
 </w:document>
 </file>
 
+<file path=word/endnotes.xml><?xml version="1.0" encoding="utf-8"?>
+<w:endnotes xmlns:wpc="http://schemas.microsoft.com/office/word/2010/wordprocessingCanvas" xmlns:mc="http://schemas.openxmlformats.org/markup-compatibility/2006" xmlns:o="urn:schemas-microsoft-com:office:office" xmlns:r="http://schemas.openxmlformats.org/officeDocument/2006/relationships" xmlns:m="http://schemas.openxmlformats.org/officeDocument/2006/math" xmlns:v="urn:schemas-microsoft-com:vml" xmlns:wp14="http://schemas.microsoft.com/office/word/2010/wordprocessingDrawing" xmlns:wp="http://schemas.openxmlformats.org/drawingml/2006/wordprocessingDrawing" xmlns:w="http://schemas.openxmlformats.org/wordprocessingml/2006/main" xmlns:w14="http://schemas.microsoft.com/office/word/2010/wordml" xmlns:w15="http://schemas.microsoft.com/office/word/2012/wordml" xmlns:w10="urn:schemas-microsoft-com:office:word" xmlns:wpg="http://schemas.microsoft.com/office/word/2010/wordprocessingGroup" xmlns:wpi="http://schemas.microsoft.com/office/word/2010/wordprocessingInk" xmlns:wne="http://schemas.microsoft.com/office/word/2006/wordml" xmlns:wps="http://schemas.microsoft.com/office/word/2010/wordprocessingShape" xmlns:wpsCustomData="http://www.wps.cn/officeDocument/2013/wpsCustomData" mc:Ignorable="w14 w15 wp14">
+  <w:endnote w:type="separator" w:id="0">
+    <w:p>
+      <w:pPr>
+        <w:spacing w:line="240" w:lineRule="auto"/>
+      </w:pPr>
+      <w:r>
+        <w:separator/>
+      </w:r>
+    </w:p>
+  </w:endnote>
+  <w:endnote w:type="continuationSeparator" w:id="1">
+    <w:p>
+      <w:pPr>
+        <w:spacing w:line="240" w:lineRule="auto"/>
+      </w:pPr>
+      <w:r>
+        <w:continuationSeparator/>
+      </w:r>
+    </w:p>
+  </w:endnote>
+</w:endnotes>
+</file>
+
+<file path=word/footer1.xml><?xml version="1.0" encoding="utf-8"?>
+<w:ftr xmlns:wpc="http://schemas.microsoft.com/office/word/2010/wordprocessingCanvas" xmlns:mc="http://schemas.openxmlformats.org/markup-compatibility/2006" xmlns:o="urn:schemas-microsoft-com:office:office" xmlns:r="http://schemas.openxmlformats.org/officeDocument/2006/relationships" xmlns:m="http://schemas.openxmlformats.org/officeDocument/2006/math" xmlns:v="urn:schemas-microsoft-com:vml" xmlns:wp14="http://schemas.microsoft.com/office/word/2010/wordprocessingDrawing" xmlns:wp="http://schemas.openxmlformats.org/drawingml/2006/wordprocessingDrawing" xmlns:w10="urn:schemas-microsoft-com:office:word" xmlns:w="http://schemas.openxmlformats.org/wordprocessingml/2006/main" xmlns:w14="http://schemas.microsoft.com/office/word/2010/wordml" xmlns:w15="http://schemas.microsoft.com/office/word/2012/wordml" xmlns:wpg="http://schemas.microsoft.com/office/word/2010/wordprocessingGroup" xmlns:wpi="http://schemas.microsoft.com/office/word/2010/wordprocessingInk" xmlns:wne="http://schemas.microsoft.com/office/word/2006/wordml" xmlns:wps="http://schemas.microsoft.com/office/word/2010/wordprocessingShape" xmlns:wpsCustomData="http://www.wps.cn/officeDocument/2013/wpsCustomData" mc:Ignorable="w14 w15 wp14">
+  <w:p>
+    <w:pPr>
+      <w:pStyle w:val="5"/>
+    </w:pPr>
+    <w:r>
+      <w:rPr>
+        <w:sz w:val="18"/>
+      </w:rPr>
+      <mc:AlternateContent>
+        <mc:Choice Requires="wps">
+          <w:drawing>
+            <wp:anchor distT="0" distB="0" distL="114300" distR="114300" simplePos="0" relativeHeight="251659264" behindDoc="0" locked="0" layoutInCell="1" allowOverlap="1">
+              <wp:simplePos x="0" y="0"/>
+              <wp:positionH relativeFrom="margin">
+                <wp:align>right</wp:align>
+              </wp:positionH>
+              <wp:positionV relativeFrom="paragraph">
+                <wp:posOffset>0</wp:posOffset>
+              </wp:positionV>
+              <wp:extent cx="1828800" cy="1828800"/>
+              <wp:effectExtent l="0" t="0" r="0" b="0"/>
+              <wp:wrapNone/>
+              <wp:docPr id="2" name="Text Box 2"/>
+              <wp:cNvGraphicFramePr/>
+              <a:graphic xmlns:a="http://schemas.openxmlformats.org/drawingml/2006/main">
+                <a:graphicData uri="http://schemas.microsoft.com/office/word/2010/wordprocessingShape">
+                  <wps:wsp>
+                    <wps:cNvSpPr txBox="1"/>
+                    <wps:spPr>
+                      <a:xfrm>
+                        <a:off x="0" y="0"/>
+                        <a:ext cx="1828800" cy="1828800"/>
+                      </a:xfrm>
+                      <a:prstGeom prst="rect">
+                        <a:avLst/>
+                      </a:prstGeom>
+                      <a:noFill/>
+                      <a:ln w="6350">
+                        <a:noFill/>
+                      </a:ln>
+                    </wps:spPr>
+                    <wps:style>
+                      <a:lnRef idx="0">
+                        <a:schemeClr val="accent1"/>
+                      </a:lnRef>
+                      <a:fillRef idx="0">
+                        <a:schemeClr val="accent1"/>
+                      </a:fillRef>
+                      <a:effectRef idx="0">
+                        <a:schemeClr val="accent1"/>
+                      </a:effectRef>
+                      <a:fontRef idx="minor">
+                        <a:schemeClr val="dk1"/>
+                      </a:fontRef>
+                    </wps:style>
+                    <wps:txbx>
+                      <w:txbxContent>
+                        <w:p>
+                          <w:pPr>
+                            <w:pStyle w:val="5"/>
+                          </w:pPr>
+                          <w:r>
+                            <w:fldChar w:fldCharType="begin"/>
+                          </w:r>
+                          <w:r>
+                            <w:instrText xml:space="preserve"> PAGE  \* MERGEFORMAT </w:instrText>
+                          </w:r>
+                          <w:r>
+                            <w:fldChar w:fldCharType="separate"/>
+                          </w:r>
+                          <w:r>
+                            <w:t>1</w:t>
+                          </w:r>
+                          <w:r>
+                            <w:fldChar w:fldCharType="end"/>
+                          </w:r>
+                        </w:p>
+                      </w:txbxContent>
+                    </wps:txbx>
+                    <wps:bodyPr rot="0" spcFirstLastPara="0" vertOverflow="overflow" horzOverflow="overflow" vert="horz" wrap="none" lIns="0" tIns="0" rIns="0" bIns="0" numCol="1" spcCol="0" rtlCol="0" fromWordArt="0" anchor="t" anchorCtr="0" forceAA="0" upright="0" compatLnSpc="1">
+                      <a:spAutoFit/>
+                    </wps:bodyPr>
+                  </wps:wsp>
+                </a:graphicData>
+              </a:graphic>
+            </wp:anchor>
+          </w:drawing>
+        </mc:Choice>
+        <mc:Fallback>
+          <w:pict>
+            <v:shape id="_x0000_s1026" o:spid="_x0000_s1026" o:spt="202" type="#_x0000_t202" style="position:absolute;left:0pt;margin-top:0pt;height:144pt;width:144pt;mso-position-horizontal:right;mso-position-horizontal-relative:margin;mso-wrap-style:none;z-index:251659264;mso-width-relative:page;mso-height-relative:page;" filled="f" stroked="f" coordsize="21600,21600" o:gfxdata="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">
+              <v:fill on="f" focussize="0,0"/>
+              <v:stroke on="f" weight="0.5pt"/>
+              <v:imagedata o:title=""/>
+              <o:lock v:ext="edit" aspectratio="f"/>
+              <v:textbox inset="0mm,0mm,0mm,0mm" style="mso-fit-shape-to-text:t;">
+                <w:txbxContent>
+                  <w:p>
+                    <w:pPr>
+                      <w:pStyle w:val="5"/>
+                    </w:pPr>
+                    <w:r>
+                      <w:fldChar w:fldCharType="begin"/>
+                    </w:r>
+                    <w:r>
+                      <w:instrText xml:space="preserve"> PAGE  \* MERGEFORMAT </w:instrText>
+                    </w:r>
+                    <w:r>
+                      <w:fldChar w:fldCharType="separate"/>
+                    </w:r>
+                    <w:r>
+                      <w:t>1</w:t>
+                    </w:r>
+                    <w:r>
+                      <w:fldChar w:fldCharType="end"/>
+                    </w:r>
+                  </w:p>
+                </w:txbxContent>
+              </v:textbox>
+            </v:shape>
+          </w:pict>
+        </mc:Fallback>
+      </mc:AlternateContent>
+    </w:r>
+  </w:p>
+</w:ftr>
+</file>
+
+<file path=word/footnotes.xml><?xml version="1.0" encoding="utf-8"?>
+<w:footnotes xmlns:wpc="http://schemas.microsoft.com/office/word/2010/wordprocessingCanvas" xmlns:mc="http://schemas.openxmlformats.org/markup-compatibility/2006" xmlns:o="urn:schemas-microsoft-com:office:office" xmlns:r="http://schemas.openxmlformats.org/officeDocument/2006/relationships" xmlns:m="http://schemas.openxmlformats.org/officeDocument/2006/math" xmlns:v="urn:schemas-microsoft-com:vml" xmlns:wp14="http://schemas.microsoft.com/office/word/2010/wordprocessingDrawing" xmlns:wp="http://schemas.openxmlformats.org/drawingml/2006/wordprocessingDrawing" xmlns:w="http://schemas.openxmlformats.org/wordprocessingml/2006/main" xmlns:w14="http://schemas.microsoft.com/office/word/2010/wordml" xmlns:w15="http://schemas.microsoft.com/office/word/2012/wordml" xmlns:w10="urn:schemas-microsoft-com:office:word" xmlns:wpg="http://schemas.microsoft.com/office/word/2010/wordprocessingGroup" xmlns:wpi="http://schemas.microsoft.com/office/word/2010/wordprocessingInk" xmlns:wne="http://schemas.microsoft.com/office/word/2006/wordml" xmlns:wps="http://schemas.microsoft.com/office/word/2010/wordprocessingShape" xmlns:wpsCustomData="http://www.wps.cn/officeDocument/2013/wpsCustomData" mc:Ignorable="w14 w15 wp14">
+  <w:footnote w:type="separator" w:id="0">
+    <w:p>
+      <w:pPr>
+        <w:spacing w:before="0" w:after="0" w:line="259" w:lineRule="auto"/>
+      </w:pPr>
+      <w:r>
+        <w:separator/>
+      </w:r>
+    </w:p>
+  </w:footnote>
+  <w:footnote w:type="continuationSeparator" w:id="1">
+    <w:p>
+      <w:pPr>
+        <w:spacing w:before="0" w:after="0" w:line="259" w:lineRule="auto"/>
+      </w:pPr>
+      <w:r>
+        <w:continuationSeparator/>
+      </w:r>
+    </w:p>
+  </w:footnote>
+</w:footnotes>
+</file>
+
+<file path=word/header1.xml><?xml version="1.0" encoding="utf-8"?>
+<w:hdr xmlns:wpc="http://schemas.microsoft.com/office/word/2010/wordprocessingCanvas" xmlns:mc="http://schemas.openxmlformats.org/markup-compatibility/2006" xmlns:o="urn:schemas-microsoft-com:office:office" xmlns:r="http://schemas.openxmlformats.org/officeDocument/2006/relationships" xmlns:m="http://schemas.openxmlformats.org/officeDocument/2006/math" xmlns:v="urn:schemas-microsoft-com:vml" xmlns:wp14="http://schemas.microsoft.com/office/word/2010/wordprocessingDrawing" xmlns:wp="http://schemas.openxmlformats.org/drawingml/2006/wordprocessingDrawing" xmlns:w10="urn:schemas-microsoft-com:office:word" xmlns:w="http://schemas.openxmlformats.org/wordprocessingml/2006/main" xmlns:w14="http://schemas.microsoft.com/office/word/2010/wordml" xmlns:w15="http://schemas.microsoft.com/office/word/2012/wordml" xmlns:wpg="http://schemas.microsoft.com/office/word/2010/wordprocessingGroup" xmlns:wpi="http://schemas.microsoft.com/office/word/2010/wordprocessingInk" xmlns:wne="http://schemas.microsoft.com/office/word/2006/wordml" xmlns:wps="http://schemas.microsoft.com/office/word/2010/wordprocessingShape" xmlns:wpsCustomData="http://www.wps.cn/officeDocument/2013/wpsCustomData" mc:Ignorable="w14 w15 wp14">
+  <w:p>
+    <w:pPr>
+      <w:pStyle w:val="6"/>
+    </w:pPr>
+  </w:p>
+</w:hdr>
+</file>
+
 <file path=word/numbering.xml><?xml version="1.0" encoding="utf-8"?>
-<w:numbering xmlns:wpc="http://schemas.microsoft.com/office/word/2010/wordprocessingCanvas" xmlns:cx="http://schemas.microsoft.com/office/drawing/2014/chartex" xmlns:cx1="http://schemas.microsoft.com/office/drawing/2015/9/8/chartex" xmlns:cx2="http://schemas.microsoft.com/office/drawing/2015/10/21/chartex" xmlns:cx3="http://schemas.microsoft.com/office/drawing/2016/5/9/chartex" xmlns:cx4="http://schemas.microsoft.com/office/drawing/2016/5/10/chartex" xmlns:cx5="http://schemas.microsoft.com/office/drawing/2016/5/11/chartex" xmlns:cx6="http://schemas.microsoft.com/office/drawing/2016/5/12/chartex" xmlns:cx7="http://schemas.microsoft.com/office/drawing/2016/5/13/chartex" xmlns:cx8="http://schemas.microsoft.com/office/drawing/2016/5/14/chartex" xmlns:mc="http://schemas.openxmlformats.org/markup-compatibility/2006" xmlns:aink="http://schemas.microsoft.com/office/drawing/2016/ink" xmlns:am3d="http://schemas.microsoft.com/office/drawing/2017/model3d" xmlns:o="urn:schemas-microsoft-com:office:office" xmlns:oel="http://schemas.microsoft.com/office/2019/extlst" xmlns:r="http://schemas.openxmlformats.org/officeDocument/2006/relationships" xmlns:m="http://schemas.openxmlformats.org/officeDocument/2006/math" xmlns:v="urn:schemas-microsoft-com:vml" xmlns:wp14="http://schemas.microsoft.com/office/word/2010/wordprocessingDrawing" xmlns:wp="http://schemas.openxmlformats.org/drawingml/2006/wordprocessingDrawing" xmlns:w10="urn:schemas-microsoft-com:office:word" xmlns:w="http://schemas.openxmlformats.org/wordprocessingml/2006/main" xmlns:w14="http://schemas.microsoft.com/office/word/2010/wordml" xmlns:w15="http://schemas.microsoft.com/office/word/2012/wordml" xmlns:w16cex="http://schemas.microsoft.com/office/word/2018/wordml/cex" xmlns:w16cid="http://schemas.microsoft.com/office/word/2016/wordml/cid" xmlns:w16="http://schemas.microsoft.com/office/word/2018/wordml" xmlns:w16du="http://schemas.microsoft.com/office/word/2023/wordml/word16du" xmlns:w16sdtdh="http://schemas.microsoft.com/office/word/2020/wordml/sdtdatahash" xmlns:w16se="http://schemas.microsoft.com/office/word/2015/wordml/symex" xmlns:wpg="http://schemas.microsoft.com/office/word/2010/wordprocessingGroup" xmlns:wpi="http://schemas.microsoft.com/office/word/2010/wordprocessingInk" xmlns:wne="http://schemas.microsoft.com/office/word/2006/wordml" xmlns:wps="http://schemas.microsoft.com/office/word/2010/wordprocessingShape" mc:Ignorable="w14 w15 w16se w16cid w16 w16cex w16sdtdh w16du wp14">
-  <w:abstractNum w:abstractNumId="0" w15:restartNumberingAfterBreak="0">
+<w:numbering xmlns:wpc="http://schemas.microsoft.com/office/word/2010/wordprocessingCanvas" xmlns:mc="http://schemas.openxmlformats.org/markup-compatibility/2006" xmlns:o="urn:schemas-microsoft-com:office:office" xmlns:r="http://schemas.openxmlformats.org/officeDocument/2006/relationships" xmlns:m="http://schemas.openxmlformats.org/officeDocument/2006/math" xmlns:v="urn:schemas-microsoft-com:vml" xmlns:wp14="http://schemas.microsoft.com/office/word/2010/wordprocessingDrawing" xmlns:wp="http://schemas.openxmlformats.org/drawingml/2006/wordprocessingDrawing" xmlns:w10="urn:schemas-microsoft-com:office:word" xmlns:w="http://schemas.openxmlformats.org/wordprocessingml/2006/main" xmlns:w14="http://schemas.microsoft.com/office/word/2010/wordml" xmlns:wpg="http://schemas.microsoft.com/office/word/2010/wordprocessingGroup" xmlns:wpi="http://schemas.microsoft.com/office/word/2010/wordprocessingInk" xmlns:wne="http://schemas.microsoft.com/office/word/2006/wordml" xmlns:wps="http://schemas.microsoft.com/office/word/2010/wordprocessingShape" xmlns:wpsCustomData="http://www.wps.cn/officeDocument/2013/wpsCustomData" mc:Ignorable="w14 wp14">
+  <w:abstractNum w:abstractNumId="0">
     <w:nsid w:val="08554F35"/>
-    <w:multiLevelType w:val="hybridMultilevel"/>
-    <w:tmpl w:val="72BC2BB2"/>
-    <w:lvl w:ilvl="0" w:tplc="4009000F">
+    <w:multiLevelType w:val="multilevel"/>
+    <w:tmpl w:val="08554F35"/>
+    <w:lvl w:ilvl="0" w:tentative="0">
       <w:start w:val="1"/>
       <w:numFmt w:val="decimal"/>
       <w:lvlText w:val="%1."/>
@@ -6012,7 +6557,7 @@
         <w:rFonts w:hint="default"/>
       </w:rPr>
     </w:lvl>
-    <w:lvl w:ilvl="1" w:tplc="40090019" w:tentative="1">
+    <w:lvl w:ilvl="1" w:tentative="0">
       <w:start w:val="1"/>
       <w:numFmt w:val="lowerLetter"/>
       <w:lvlText w:val="%2."/>
@@ -6021,7 +6566,7 @@
         <w:ind w:left="1440" w:hanging="360"/>
       </w:pPr>
     </w:lvl>
-    <w:lvl w:ilvl="2" w:tplc="4009001B" w:tentative="1">
+    <w:lvl w:ilvl="2" w:tentative="0">
       <w:start w:val="1"/>
       <w:numFmt w:val="lowerRoman"/>
       <w:lvlText w:val="%3."/>
@@ -6030,7 +6575,7 @@
         <w:ind w:left="2160" w:hanging="180"/>
       </w:pPr>
     </w:lvl>
-    <w:lvl w:ilvl="3" w:tplc="4009000F" w:tentative="1">
+    <w:lvl w:ilvl="3" w:tentative="0">
       <w:start w:val="1"/>
       <w:numFmt w:val="decimal"/>
       <w:lvlText w:val="%4."/>
@@ -6039,7 +6584,7 @@
         <w:ind w:left="2880" w:hanging="360"/>
       </w:pPr>
     </w:lvl>
-    <w:lvl w:ilvl="4" w:tplc="40090019" w:tentative="1">
+    <w:lvl w:ilvl="4" w:tentative="0">
       <w:start w:val="1"/>
       <w:numFmt w:val="lowerLetter"/>
       <w:lvlText w:val="%5."/>
@@ -6048,7 +6593,7 @@
         <w:ind w:left="3600" w:hanging="360"/>
       </w:pPr>
     </w:lvl>
-    <w:lvl w:ilvl="5" w:tplc="4009001B" w:tentative="1">
+    <w:lvl w:ilvl="5" w:tentative="0">
       <w:start w:val="1"/>
       <w:numFmt w:val="lowerRoman"/>
       <w:lvlText w:val="%6."/>
@@ -6057,7 +6602,7 @@
         <w:ind w:left="4320" w:hanging="180"/>
       </w:pPr>
     </w:lvl>
-    <w:lvl w:ilvl="6" w:tplc="4009000F" w:tentative="1">
+    <w:lvl w:ilvl="6" w:tentative="0">
       <w:start w:val="1"/>
       <w:numFmt w:val="decimal"/>
       <w:lvlText w:val="%7."/>
@@ -6066,7 +6611,7 @@
         <w:ind w:left="5040" w:hanging="360"/>
       </w:pPr>
     </w:lvl>
-    <w:lvl w:ilvl="7" w:tplc="40090019" w:tentative="1">
+    <w:lvl w:ilvl="7" w:tentative="0">
       <w:start w:val="1"/>
       <w:numFmt w:val="lowerLetter"/>
       <w:lvlText w:val="%8."/>
@@ -6075,7 +6620,7 @@
         <w:ind w:left="5760" w:hanging="360"/>
       </w:pPr>
     </w:lvl>
-    <w:lvl w:ilvl="8" w:tplc="4009001B" w:tentative="1">
+    <w:lvl w:ilvl="8" w:tentative="0">
       <w:start w:val="1"/>
       <w:numFmt w:val="lowerRoman"/>
       <w:lvlText w:val="%9."/>
@@ -6085,11 +6630,11 @@
       </w:pPr>
     </w:lvl>
   </w:abstractNum>
-  <w:abstractNum w:abstractNumId="1" w15:restartNumberingAfterBreak="0">
+  <w:abstractNum w:abstractNumId="1">
     <w:nsid w:val="17E96AF6"/>
-    <w:multiLevelType w:val="hybridMultilevel"/>
-    <w:tmpl w:val="43962290"/>
-    <w:lvl w:ilvl="0" w:tplc="4009000F">
+    <w:multiLevelType w:val="multilevel"/>
+    <w:tmpl w:val="17E96AF6"/>
+    <w:lvl w:ilvl="0" w:tentative="0">
       <w:start w:val="1"/>
       <w:numFmt w:val="decimal"/>
       <w:lvlText w:val="%1."/>
@@ -6101,7 +6646,7 @@
         <w:rFonts w:hint="default"/>
       </w:rPr>
     </w:lvl>
-    <w:lvl w:ilvl="1" w:tplc="40090019" w:tentative="1">
+    <w:lvl w:ilvl="1" w:tentative="0">
       <w:start w:val="1"/>
       <w:numFmt w:val="lowerLetter"/>
       <w:lvlText w:val="%2."/>
@@ -6110,7 +6655,7 @@
         <w:ind w:left="1440" w:hanging="360"/>
       </w:pPr>
     </w:lvl>
-    <w:lvl w:ilvl="2" w:tplc="4009001B" w:tentative="1">
+    <w:lvl w:ilvl="2" w:tentative="0">
       <w:start w:val="1"/>
       <w:numFmt w:val="lowerRoman"/>
       <w:lvlText w:val="%3."/>
@@ -6119,7 +6664,7 @@
         <w:ind w:left="2160" w:hanging="180"/>
       </w:pPr>
     </w:lvl>
-    <w:lvl w:ilvl="3" w:tplc="4009000F" w:tentative="1">
+    <w:lvl w:ilvl="3" w:tentative="0">
       <w:start w:val="1"/>
       <w:numFmt w:val="decimal"/>
       <w:lvlText w:val="%4."/>
@@ -6128,7 +6673,7 @@
         <w:ind w:left="2880" w:hanging="360"/>
       </w:pPr>
     </w:lvl>
-    <w:lvl w:ilvl="4" w:tplc="40090019" w:tentative="1">
+    <w:lvl w:ilvl="4" w:tentative="0">
       <w:start w:val="1"/>
       <w:numFmt w:val="lowerLetter"/>
       <w:lvlText w:val="%5."/>
@@ -6137,7 +6682,7 @@
         <w:ind w:left="3600" w:hanging="360"/>
       </w:pPr>
     </w:lvl>
-    <w:lvl w:ilvl="5" w:tplc="4009001B" w:tentative="1">
+    <w:lvl w:ilvl="5" w:tentative="0">
       <w:start w:val="1"/>
       <w:numFmt w:val="lowerRoman"/>
       <w:lvlText w:val="%6."/>
@@ -6146,7 +6691,7 @@
         <w:ind w:left="4320" w:hanging="180"/>
       </w:pPr>
     </w:lvl>
-    <w:lvl w:ilvl="6" w:tplc="4009000F" w:tentative="1">
+    <w:lvl w:ilvl="6" w:tentative="0">
       <w:start w:val="1"/>
       <w:numFmt w:val="decimal"/>
       <w:lvlText w:val="%7."/>
@@ -6155,7 +6700,7 @@
         <w:ind w:left="5040" w:hanging="360"/>
       </w:pPr>
     </w:lvl>
-    <w:lvl w:ilvl="7" w:tplc="40090019" w:tentative="1">
+    <w:lvl w:ilvl="7" w:tentative="0">
       <w:start w:val="1"/>
       <w:numFmt w:val="lowerLetter"/>
       <w:lvlText w:val="%8."/>
@@ -6164,7 +6709,7 @@
         <w:ind w:left="5760" w:hanging="360"/>
       </w:pPr>
     </w:lvl>
-    <w:lvl w:ilvl="8" w:tplc="4009001B" w:tentative="1">
+    <w:lvl w:ilvl="8" w:tentative="0">
       <w:start w:val="1"/>
       <w:numFmt w:val="lowerRoman"/>
       <w:lvlText w:val="%9."/>
@@ -6174,521 +6719,304 @@
       </w:pPr>
     </w:lvl>
   </w:abstractNum>
-  <w:abstractNum w:abstractNumId="2" w15:restartNumberingAfterBreak="0">
-    <w:nsid w:val="78412457"/>
-    <w:multiLevelType w:val="hybridMultilevel"/>
-    <w:tmpl w:val="1376FCCC"/>
-    <w:lvl w:ilvl="0" w:tplc="4009000F">
-      <w:start w:val="1"/>
-      <w:numFmt w:val="decimal"/>
-      <w:lvlText w:val="%1."/>
-      <w:lvlJc w:val="left"/>
-      <w:pPr>
-        <w:ind w:left="720" w:hanging="360"/>
-      </w:pPr>
-      <w:rPr>
-        <w:rFonts w:hint="default"/>
-      </w:rPr>
-    </w:lvl>
-    <w:lvl w:ilvl="1" w:tplc="40090019" w:tentative="1">
-      <w:start w:val="1"/>
-      <w:numFmt w:val="lowerLetter"/>
-      <w:lvlText w:val="%2."/>
-      <w:lvlJc w:val="left"/>
-      <w:pPr>
-        <w:ind w:left="1440" w:hanging="360"/>
-      </w:pPr>
-    </w:lvl>
-    <w:lvl w:ilvl="2" w:tplc="4009001B" w:tentative="1">
-      <w:start w:val="1"/>
-      <w:numFmt w:val="lowerRoman"/>
-      <w:lvlText w:val="%3."/>
-      <w:lvlJc w:val="right"/>
-      <w:pPr>
-        <w:ind w:left="2160" w:hanging="180"/>
-      </w:pPr>
-    </w:lvl>
-    <w:lvl w:ilvl="3" w:tplc="4009000F" w:tentative="1">
-      <w:start w:val="1"/>
-      <w:numFmt w:val="decimal"/>
-      <w:lvlText w:val="%4."/>
-      <w:lvlJc w:val="left"/>
-      <w:pPr>
-        <w:ind w:left="2880" w:hanging="360"/>
-      </w:pPr>
-    </w:lvl>
-    <w:lvl w:ilvl="4" w:tplc="40090019" w:tentative="1">
-      <w:start w:val="1"/>
-      <w:numFmt w:val="lowerLetter"/>
-      <w:lvlText w:val="%5."/>
-      <w:lvlJc w:val="left"/>
-      <w:pPr>
-        <w:ind w:left="3600" w:hanging="360"/>
-      </w:pPr>
-    </w:lvl>
-    <w:lvl w:ilvl="5" w:tplc="4009001B" w:tentative="1">
-      <w:start w:val="1"/>
-      <w:numFmt w:val="lowerRoman"/>
-      <w:lvlText w:val="%6."/>
-      <w:lvlJc w:val="right"/>
-      <w:pPr>
-        <w:ind w:left="4320" w:hanging="180"/>
-      </w:pPr>
-    </w:lvl>
-    <w:lvl w:ilvl="6" w:tplc="4009000F" w:tentative="1">
-      <w:start w:val="1"/>
-      <w:numFmt w:val="decimal"/>
-      <w:lvlText w:val="%7."/>
-      <w:lvlJc w:val="left"/>
-      <w:pPr>
-        <w:ind w:left="5040" w:hanging="360"/>
-      </w:pPr>
-    </w:lvl>
-    <w:lvl w:ilvl="7" w:tplc="40090019" w:tentative="1">
-      <w:start w:val="1"/>
-      <w:numFmt w:val="lowerLetter"/>
-      <w:lvlText w:val="%8."/>
-      <w:lvlJc w:val="left"/>
-      <w:pPr>
-        <w:ind w:left="5760" w:hanging="360"/>
-      </w:pPr>
-    </w:lvl>
-    <w:lvl w:ilvl="8" w:tplc="4009001B" w:tentative="1">
-      <w:start w:val="1"/>
-      <w:numFmt w:val="lowerRoman"/>
-      <w:lvlText w:val="%9."/>
-      <w:lvlJc w:val="right"/>
-      <w:pPr>
-        <w:ind w:left="6480" w:hanging="180"/>
-      </w:pPr>
-    </w:lvl>
-  </w:abstractNum>
-  <w:num w:numId="1" w16cid:durableId="1352142818">
-    <w:abstractNumId w:val="2"/>
-  </w:num>
-  <w:num w:numId="2" w16cid:durableId="2068216543">
+  <w:num w:numId="1">
     <w:abstractNumId w:val="1"/>
   </w:num>
-  <w:num w:numId="3" w16cid:durableId="376861938">
+  <w:num w:numId="2">
     <w:abstractNumId w:val="0"/>
   </w:num>
 </w:numbering>
 </file>
 
 <file path=word/styles.xml><?xml version="1.0" encoding="utf-8"?>
-<w:styles xmlns:mc="http://schemas.openxmlformats.org/markup-compatibility/2006" xmlns:r="http://schemas.openxmlformats.org/officeDocument/2006/relationships" xmlns:w="http://schemas.openxmlformats.org/wordprocessingml/2006/main" xmlns:w14="http://schemas.microsoft.com/office/word/2010/wordml" xmlns:w15="http://schemas.microsoft.com/office/word/2012/wordml" xmlns:w16cex="http://schemas.microsoft.com/office/word/2018/wordml/cex" xmlns:w16cid="http://schemas.microsoft.com/office/word/2016/wordml/cid" xmlns:w16="http://schemas.microsoft.com/office/word/2018/wordml" xmlns:w16du="http://schemas.microsoft.com/office/word/2023/wordml/word16du" xmlns:w16sdtdh="http://schemas.microsoft.com/office/word/2020/wordml/sdtdatahash" xmlns:w16se="http://schemas.microsoft.com/office/word/2015/wordml/symex" mc:Ignorable="w14 w15 w16se w16cid w16 w16cex w16sdtdh w16du">
+<w:styles xmlns:mc="http://schemas.openxmlformats.org/markup-compatibility/2006" xmlns:o="urn:schemas-microsoft-com:office:office" xmlns:r="http://schemas.openxmlformats.org/officeDocument/2006/relationships" xmlns:m="http://schemas.openxmlformats.org/officeDocument/2006/math" xmlns:v="urn:schemas-microsoft-com:vml" xmlns:w="http://schemas.openxmlformats.org/wordprocessingml/2006/main" xmlns:w14="http://schemas.microsoft.com/office/word/2010/wordml" xmlns:w10="urn:schemas-microsoft-com:office:word" xmlns:sl="http://schemas.openxmlformats.org/schemaLibrary/2006/main" xmlns:wpsCustomData="http://www.wps.cn/officeDocument/2013/wpsCustomData" mc:Ignorable="w14">
   <w:docDefaults>
     <w:rPrDefault>
       <w:rPr>
-        <w:rFonts w:asciiTheme="minorHAnsi" w:eastAsiaTheme="minorHAnsi" w:hAnsiTheme="minorHAnsi" w:cstheme="minorBidi"/>
-        <w:kern w:val="2"/>
-        <w:sz w:val="22"/>
-        <w:szCs w:val="22"/>
-        <w:lang w:val="en-IN" w:eastAsia="en-US" w:bidi="pa-IN"/>
-        <w14:ligatures w14:val="standardContextual"/>
+        <w:rFonts w:asciiTheme="minorHAnsi" w:hAnsiTheme="minorHAnsi" w:eastAsiaTheme="minorHAnsi" w:cstheme="minorBidi"/>
       </w:rPr>
     </w:rPrDefault>
-    <w:pPrDefault>
-      <w:pPr>
-        <w:spacing w:after="160" w:line="259" w:lineRule="auto"/>
-      </w:pPr>
-    </w:pPrDefault>
+    <w:pPrDefault/>
   </w:docDefaults>
-  <w:latentStyles w:defLockedState="0" w:defUIPriority="99" w:defSemiHidden="0" w:defUnhideWhenUsed="0" w:defQFormat="0" w:count="376">
-    <w:lsdException w:name="Normal" w:uiPriority="0" w:qFormat="1"/>
-    <w:lsdException w:name="heading 1" w:uiPriority="9" w:qFormat="1"/>
-    <w:lsdException w:name="heading 2" w:semiHidden="1" w:uiPriority="9" w:unhideWhenUsed="1" w:qFormat="1"/>
-    <w:lsdException w:name="heading 3" w:semiHidden="1" w:uiPriority="9" w:unhideWhenUsed="1" w:qFormat="1"/>
-    <w:lsdException w:name="heading 4" w:semiHidden="1" w:uiPriority="9" w:unhideWhenUsed="1" w:qFormat="1"/>
-    <w:lsdException w:name="heading 5" w:semiHidden="1" w:uiPriority="9" w:unhideWhenUsed="1" w:qFormat="1"/>
-    <w:lsdException w:name="heading 6" w:semiHidden="1" w:uiPriority="9" w:unhideWhenUsed="1" w:qFormat="1"/>
-    <w:lsdException w:name="heading 7" w:semiHidden="1" w:uiPriority="9" w:unhideWhenUsed="1" w:qFormat="1"/>
-    <w:lsdException w:name="heading 8" w:semiHidden="1" w:uiPriority="9" w:unhideWhenUsed="1" w:qFormat="1"/>
-    <w:lsdException w:name="heading 9" w:semiHidden="1" w:uiPriority="9" w:unhideWhenUsed="1" w:qFormat="1"/>
-    <w:lsdException w:name="index 1" w:semiHidden="1" w:unhideWhenUsed="1"/>
-    <w:lsdException w:name="index 2" w:semiHidden="1" w:unhideWhenUsed="1"/>
-    <w:lsdException w:name="index 3" w:semiHidden="1" w:unhideWhenUsed="1"/>
-    <w:lsdException w:name="index 4" w:semiHidden="1" w:unhideWhenUsed="1"/>
-    <w:lsdException w:name="index 5" w:semiHidden="1" w:unhideWhenUsed="1"/>
-    <w:lsdException w:name="index 6" w:semiHidden="1" w:unhideWhenUsed="1"/>
-    <w:lsdException w:name="index 7" w:semiHidden="1" w:unhideWhenUsed="1"/>
-    <w:lsdException w:name="index 8" w:semiHidden="1" w:unhideWhenUsed="1"/>
-    <w:lsdException w:name="index 9" w:semiHidden="1" w:unhideWhenUsed="1"/>
-    <w:lsdException w:name="toc 1" w:semiHidden="1" w:uiPriority="39" w:unhideWhenUsed="1"/>
-    <w:lsdException w:name="toc 2" w:semiHidden="1" w:uiPriority="39" w:unhideWhenUsed="1"/>
-    <w:lsdException w:name="toc 3" w:semiHidden="1" w:uiPriority="39" w:unhideWhenUsed="1"/>
-    <w:lsdException w:name="toc 4" w:semiHidden="1" w:uiPriority="39" w:unhideWhenUsed="1"/>
-    <w:lsdException w:name="toc 5" w:semiHidden="1" w:uiPriority="39" w:unhideWhenUsed="1"/>
-    <w:lsdException w:name="toc 6" w:semiHidden="1" w:uiPriority="39" w:unhideWhenUsed="1"/>
-    <w:lsdException w:name="toc 7" w:semiHidden="1" w:uiPriority="39" w:unhideWhenUsed="1"/>
-    <w:lsdException w:name="toc 8" w:semiHidden="1" w:uiPriority="39" w:unhideWhenUsed="1"/>
-    <w:lsdException w:name="toc 9" w:semiHidden="1" w:uiPriority="39" w:unhideWhenUsed="1"/>
-    <w:lsdException w:name="Normal Indent" w:semiHidden="1" w:unhideWhenUsed="1"/>
-    <w:lsdException w:name="footnote text" w:semiHidden="1" w:unhideWhenUsed="1"/>
-    <w:lsdException w:name="annotation text" w:semiHidden="1" w:unhideWhenUsed="1"/>
-    <w:lsdException w:name="header" w:semiHidden="1" w:unhideWhenUsed="1"/>
-    <w:lsdException w:name="footer" w:semiHidden="1" w:unhideWhenUsed="1"/>
-    <w:lsdException w:name="index heading" w:semiHidden="1" w:unhideWhenUsed="1"/>
-    <w:lsdException w:name="caption" w:semiHidden="1" w:uiPriority="35" w:unhideWhenUsed="1" w:qFormat="1"/>
-    <w:lsdException w:name="table of figures" w:semiHidden="1" w:unhideWhenUsed="1"/>
-    <w:lsdException w:name="envelope address" w:semiHidden="1" w:unhideWhenUsed="1"/>
-    <w:lsdException w:name="envelope return" w:semiHidden="1" w:unhideWhenUsed="1"/>
-    <w:lsdException w:name="footnote reference" w:semiHidden="1" w:unhideWhenUsed="1"/>
-    <w:lsdException w:name="annotation reference" w:semiHidden="1" w:unhideWhenUsed="1"/>
-    <w:lsdException w:name="line number" w:semiHidden="1" w:unhideWhenUsed="1"/>
-    <w:lsdException w:name="page number" w:semiHidden="1" w:unhideWhenUsed="1"/>
-    <w:lsdException w:name="endnote reference" w:semiHidden="1" w:unhideWhenUsed="1"/>
-    <w:lsdException w:name="endnote text" w:semiHidden="1" w:unhideWhenUsed="1"/>
-    <w:lsdException w:name="table of authorities" w:semiHidden="1" w:unhideWhenUsed="1"/>
-    <w:lsdException w:name="macro" w:semiHidden="1" w:unhideWhenUsed="1"/>
-    <w:lsdException w:name="toa heading" w:semiHidden="1" w:unhideWhenUsed="1"/>
-    <w:lsdException w:name="List" w:semiHidden="1" w:unhideWhenUsed="1"/>
-    <w:lsdException w:name="List Bullet" w:semiHidden="1" w:unhideWhenUsed="1"/>
-    <w:lsdException w:name="List Number" w:semiHidden="1" w:unhideWhenUsed="1"/>
-    <w:lsdException w:name="List 2" w:semiHidden="1" w:unhideWhenUsed="1"/>
-    <w:lsdException w:name="List 3" w:semiHidden="1" w:unhideWhenUsed="1"/>
-    <w:lsdException w:name="List 4" w:semiHidden="1" w:unhideWhenUsed="1"/>
-    <w:lsdException w:name="List 5" w:semiHidden="1" w:unhideWhenUsed="1"/>
-    <w:lsdException w:name="List Bullet 2" w:semiHidden="1" w:unhideWhenUsed="1"/>
-    <w:lsdException w:name="List Bullet 3" w:semiHidden="1" w:unhideWhenUsed="1"/>
-    <w:lsdException w:name="List Bullet 4" w:semiHidden="1" w:unhideWhenUsed="1"/>
-    <w:lsdException w:name="List Bullet 5" w:semiHidden="1" w:unhideWhenUsed="1"/>
-    <w:lsdException w:name="List Number 2" w:semiHidden="1" w:unhideWhenUsed="1"/>
-    <w:lsdException w:name="List Number 3" w:semiHidden="1" w:unhideWhenUsed="1"/>
-    <w:lsdException w:name="List Number 4" w:semiHidden="1" w:unhideWhenUsed="1"/>
-    <w:lsdException w:name="List Number 5" w:semiHidden="1" w:unhideWhenUsed="1"/>
-    <w:lsdException w:name="Title" w:uiPriority="10" w:qFormat="1"/>
-    <w:lsdException w:name="Closing" w:semiHidden="1" w:unhideWhenUsed="1"/>
-    <w:lsdException w:name="Signature" w:semiHidden="1" w:unhideWhenUsed="1"/>
-    <w:lsdException w:name="Default Paragraph Font" w:semiHidden="1" w:uiPriority="1" w:unhideWhenUsed="1"/>
-    <w:lsdException w:name="Body Text" w:semiHidden="1" w:unhideWhenUsed="1"/>
-    <w:lsdException w:name="Body Text Indent" w:semiHidden="1" w:unhideWhenUsed="1"/>
-    <w:lsdException w:name="List Continue" w:semiHidden="1" w:unhideWhenUsed="1"/>
-    <w:lsdException w:name="List Continue 2" w:semiHidden="1" w:unhideWhenUsed="1"/>
-    <w:lsdException w:name="List Continue 3" w:semiHidden="1" w:unhideWhenUsed="1"/>
-    <w:lsdException w:name="List Continue 4" w:semiHidden="1" w:unhideWhenUsed="1"/>
-    <w:lsdException w:name="List Continue 5" w:semiHidden="1" w:unhideWhenUsed="1"/>
-    <w:lsdException w:name="Message Header" w:semiHidden="1" w:unhideWhenUsed="1"/>
-    <w:lsdException w:name="Subtitle" w:uiPriority="11" w:qFormat="1"/>
-    <w:lsdException w:name="Salutation" w:semiHidden="1" w:unhideWhenUsed="1"/>
-    <w:lsdException w:name="Date" w:semiHidden="1" w:unhideWhenUsed="1"/>
-    <w:lsdException w:name="Body Text First Indent" w:semiHidden="1" w:unhideWhenUsed="1"/>
-    <w:lsdException w:name="Body Text First Indent 2" w:semiHidden="1" w:unhideWhenUsed="1"/>
-    <w:lsdException w:name="Note Heading" w:semiHidden="1" w:unhideWhenUsed="1"/>
-    <w:lsdException w:name="Body Text 2" w:semiHidden="1" w:unhideWhenUsed="1"/>
-    <w:lsdException w:name="Body Text 3" w:semiHidden="1" w:unhideWhenUsed="1"/>
-    <w:lsdException w:name="Body Text Indent 2" w:semiHidden="1" w:unhideWhenUsed="1"/>
-    <w:lsdException w:name="Body Text Indent 3" w:semiHidden="1" w:unhideWhenUsed="1"/>
-    <w:lsdException w:name="Block Text" w:semiHidden="1" w:unhideWhenUsed="1"/>
-    <w:lsdException w:name="Hyperlink" w:semiHidden="1" w:unhideWhenUsed="1"/>
-    <w:lsdException w:name="FollowedHyperlink" w:semiHidden="1" w:unhideWhenUsed="1"/>
-    <w:lsdException w:name="Strong" w:uiPriority="22" w:qFormat="1"/>
-    <w:lsdException w:name="Emphasis" w:uiPriority="20" w:qFormat="1"/>
-    <w:lsdException w:name="Document Map" w:semiHidden="1" w:unhideWhenUsed="1"/>
-    <w:lsdException w:name="Plain Text" w:semiHidden="1" w:unhideWhenUsed="1"/>
-    <w:lsdException w:name="E-mail Signature" w:semiHidden="1" w:unhideWhenUsed="1"/>
-    <w:lsdException w:name="HTML Top of Form" w:semiHidden="1" w:unhideWhenUsed="1"/>
-    <w:lsdException w:name="HTML Bottom of Form" w:semiHidden="1" w:unhideWhenUsed="1"/>
-    <w:lsdException w:name="Normal (Web)" w:semiHidden="1" w:unhideWhenUsed="1"/>
-    <w:lsdException w:name="HTML Acronym" w:semiHidden="1" w:unhideWhenUsed="1"/>
-    <w:lsdException w:name="HTML Address" w:semiHidden="1" w:unhideWhenUsed="1"/>
-    <w:lsdException w:name="HTML Cite" w:semiHidden="1" w:unhideWhenUsed="1"/>
-    <w:lsdException w:name="HTML Code" w:semiHidden="1" w:unhideWhenUsed="1"/>
-    <w:lsdException w:name="HTML Definition" w:semiHidden="1" w:unhideWhenUsed="1"/>
-    <w:lsdException w:name="HTML Keyboard" w:semiHidden="1" w:unhideWhenUsed="1"/>
-    <w:lsdException w:name="HTML Preformatted" w:semiHidden="1" w:unhideWhenUsed="1"/>
-    <w:lsdException w:name="HTML Sample" w:semiHidden="1" w:unhideWhenUsed="1"/>
-    <w:lsdException w:name="HTML Typewriter" w:semiHidden="1" w:unhideWhenUsed="1"/>
-    <w:lsdException w:name="HTML Variable" w:semiHidden="1" w:unhideWhenUsed="1"/>
-    <w:lsdException w:name="Normal Table" w:semiHidden="1" w:unhideWhenUsed="1"/>
-    <w:lsdException w:name="annotation subject" w:semiHidden="1" w:unhideWhenUsed="1"/>
-    <w:lsdException w:name="No List" w:semiHidden="1" w:unhideWhenUsed="1"/>
-    <w:lsdException w:name="Outline List 1" w:semiHidden="1" w:unhideWhenUsed="1"/>
-    <w:lsdException w:name="Outline List 2" w:semiHidden="1" w:unhideWhenUsed="1"/>
-    <w:lsdException w:name="Outline List 3" w:semiHidden="1" w:unhideWhenUsed="1"/>
-    <w:lsdException w:name="Table Simple 1" w:semiHidden="1" w:unhideWhenUsed="1"/>
-    <w:lsdException w:name="Table Simple 2" w:semiHidden="1" w:unhideWhenUsed="1"/>
-    <w:lsdException w:name="Table Simple 3" w:semiHidden="1" w:unhideWhenUsed="1"/>
-    <w:lsdException w:name="Table Classic 1" w:semiHidden="1" w:unhideWhenUsed="1"/>
-    <w:lsdException w:name="Table Classic 2" w:semiHidden="1" w:unhideWhenUsed="1"/>
-    <w:lsdException w:name="Table Classic 3" w:semiHidden="1" w:unhideWhenUsed="1"/>
-    <w:lsdException w:name="Table Classic 4" w:semiHidden="1" w:unhideWhenUsed="1"/>
-    <w:lsdException w:name="Table Colorful 1" w:semiHidden="1" w:unhideWhenUsed="1"/>
-    <w:lsdException w:name="Table Colorful 2" w:semiHidden="1" w:unhideWhenUsed="1"/>
-    <w:lsdException w:name="Table Colorful 3" w:semiHidden="1" w:unhideWhenUsed="1"/>
-    <w:lsdException w:name="Table Columns 1" w:semiHidden="1" w:unhideWhenUsed="1"/>
-    <w:lsdException w:name="Table Columns 2" w:semiHidden="1" w:unhideWhenUsed="1"/>
-    <w:lsdException w:name="Table Columns 3" w:semiHidden="1" w:unhideWhenUsed="1"/>
-    <w:lsdException w:name="Table Columns 4" w:semiHidden="1" w:unhideWhenUsed="1"/>
-    <w:lsdException w:name="Table Columns 5" w:semiHidden="1" w:unhideWhenUsed="1"/>
-    <w:lsdException w:name="Table Grid 1" w:semiHidden="1" w:unhideWhenUsed="1"/>
-    <w:lsdException w:name="Table Grid 2" w:semiHidden="1" w:unhideWhenUsed="1"/>
-    <w:lsdException w:name="Table Grid 3" w:semiHidden="1" w:unhideWhenUsed="1"/>
-    <w:lsdException w:name="Table Grid 4" w:semiHidden="1" w:unhideWhenUsed="1"/>
-    <w:lsdException w:name="Table Grid 5" w:semiHidden="1" w:unhideWhenUsed="1"/>
-    <w:lsdException w:name="Table Grid 6" w:semiHidden="1" w:unhideWhenUsed="1"/>
-    <w:lsdException w:name="Table Grid 7" w:semiHidden="1" w:unhideWhenUsed="1"/>
-    <w:lsdException w:name="Table Grid 8" w:semiHidden="1" w:unhideWhenUsed="1"/>
-    <w:lsdException w:name="Table List 1" w:semiHidden="1" w:unhideWhenUsed="1"/>
-    <w:lsdException w:name="Table List 2" w:semiHidden="1" w:unhideWhenUsed="1"/>
-    <w:lsdException w:name="Table List 3" w:semiHidden="1" w:unhideWhenUsed="1"/>
-    <w:lsdException w:name="Table List 4" w:semiHidden="1" w:unhideWhenUsed="1"/>
-    <w:lsdException w:name="Table List 5" w:semiHidden="1" w:unhideWhenUsed="1"/>
-    <w:lsdException w:name="Table List 6" w:semiHidden="1" w:unhideWhenUsed="1"/>
-    <w:lsdException w:name="Table List 7" w:semiHidden="1" w:unhideWhenUsed="1"/>
-    <w:lsdException w:name="Table List 8" w:semiHidden="1" w:unhideWhenUsed="1"/>
-    <w:lsdException w:name="Table 3D effects 1" w:semiHidden="1" w:unhideWhenUsed="1"/>
-    <w:lsdException w:name="Table 3D effects 2" w:semiHidden="1" w:unhideWhenUsed="1"/>
-    <w:lsdException w:name="Table 3D effects 3" w:semiHidden="1" w:unhideWhenUsed="1"/>
-    <w:lsdException w:name="Table Contemporary" w:semiHidden="1" w:unhideWhenUsed="1"/>
-    <w:lsdException w:name="Table Elegant" w:semiHidden="1" w:unhideWhenUsed="1"/>
-    <w:lsdException w:name="Table Professional" w:semiHidden="1" w:unhideWhenUsed="1"/>
-    <w:lsdException w:name="Table Subtle 1" w:semiHidden="1" w:unhideWhenUsed="1"/>
-    <w:lsdException w:name="Table Subtle 2" w:semiHidden="1" w:unhideWhenUsed="1"/>
-    <w:lsdException w:name="Table Web 1" w:semiHidden="1" w:unhideWhenUsed="1"/>
-    <w:lsdException w:name="Table Web 2" w:semiHidden="1" w:unhideWhenUsed="1"/>
-    <w:lsdException w:name="Table Web 3" w:semiHidden="1" w:unhideWhenUsed="1"/>
-    <w:lsdException w:name="Balloon Text" w:semiHidden="1" w:unhideWhenUsed="1"/>
-    <w:lsdException w:name="Table Grid" w:uiPriority="39"/>
-    <w:lsdException w:name="Table Theme" w:semiHidden="1" w:unhideWhenUsed="1"/>
-    <w:lsdException w:name="Placeholder Text" w:semiHidden="1"/>
-    <w:lsdException w:name="No Spacing" w:uiPriority="1" w:qFormat="1"/>
-    <w:lsdException w:name="Light Shading" w:uiPriority="60"/>
-    <w:lsdException w:name="Light List" w:uiPriority="61"/>
-    <w:lsdException w:name="Light Grid" w:uiPriority="62"/>
-    <w:lsdException w:name="Medium Shading 1" w:uiPriority="63"/>
-    <w:lsdException w:name="Medium Shading 2" w:uiPriority="64"/>
-    <w:lsdException w:name="Medium List 1" w:uiPriority="65"/>
-    <w:lsdException w:name="Medium List 2" w:uiPriority="66"/>
-    <w:lsdException w:name="Medium Grid 1" w:uiPriority="67"/>
-    <w:lsdException w:name="Medium Grid 2" w:uiPriority="68"/>
-    <w:lsdException w:name="Medium Grid 3" w:uiPriority="69"/>
-    <w:lsdException w:name="Dark List" w:uiPriority="70"/>
-    <w:lsdException w:name="Colorful Shading" w:uiPriority="71"/>
-    <w:lsdException w:name="Colorful List" w:uiPriority="72"/>
-    <w:lsdException w:name="Colorful Grid" w:uiPriority="73"/>
-    <w:lsdException w:name="Light Shading Accent 1" w:uiPriority="60"/>
-    <w:lsdException w:name="Light List Accent 1" w:uiPriority="61"/>
-    <w:lsdException w:name="Light Grid Accent 1" w:uiPriority="62"/>
-    <w:lsdException w:name="Medium Shading 1 Accent 1" w:uiPriority="63"/>
-    <w:lsdException w:name="Medium Shading 2 Accent 1" w:uiPriority="64"/>
-    <w:lsdException w:name="Medium List 1 Accent 1" w:uiPriority="65"/>
-    <w:lsdException w:name="Revision" w:semiHidden="1"/>
-    <w:lsdException w:name="List Paragraph" w:uiPriority="34" w:qFormat="1"/>
-    <w:lsdException w:name="Quote" w:uiPriority="29" w:qFormat="1"/>
-    <w:lsdException w:name="Intense Quote" w:uiPriority="30" w:qFormat="1"/>
-    <w:lsdException w:name="Medium List 2 Accent 1" w:uiPriority="66"/>
-    <w:lsdException w:name="Medium Grid 1 Accent 1" w:uiPriority="67"/>
-    <w:lsdException w:name="Medium Grid 2 Accent 1" w:uiPriority="68"/>
-    <w:lsdException w:name="Medium Grid 3 Accent 1" w:uiPriority="69"/>
-    <w:lsdException w:name="Dark List Accent 1" w:uiPriority="70"/>
-    <w:lsdException w:name="Colorful Shading Accent 1" w:uiPriority="71"/>
-    <w:lsdException w:name="Colorful List Accent 1" w:uiPriority="72"/>
-    <w:lsdException w:name="Colorful Grid Accent 1" w:uiPriority="73"/>
-    <w:lsdException w:name="Light Shading Accent 2" w:uiPriority="60"/>
-    <w:lsdException w:name="Light List Accent 2" w:uiPriority="61"/>
-    <w:lsdException w:name="Light Grid Accent 2" w:uiPriority="62"/>
-    <w:lsdException w:name="Medium Shading 1 Accent 2" w:uiPriority="63"/>
-    <w:lsdException w:name="Medium Shading 2 Accent 2" w:uiPriority="64"/>
-    <w:lsdException w:name="Medium List 1 Accent 2" w:uiPriority="65"/>
-    <w:lsdException w:name="Medium List 2 Accent 2" w:uiPriority="66"/>
-    <w:lsdException w:name="Medium Grid 1 Accent 2" w:uiPriority="67"/>
-    <w:lsdException w:name="Medium Grid 2 Accent 2" w:uiPriority="68"/>
-    <w:lsdException w:name="Medium Grid 3 Accent 2" w:uiPriority="69"/>
-    <w:lsdException w:name="Dark List Accent 2" w:uiPriority="70"/>
-    <w:lsdException w:name="Colorful Shading Accent 2" w:uiPriority="71"/>
-    <w:lsdException w:name="Colorful List Accent 2" w:uiPriority="72"/>
-    <w:lsdException w:name="Colorful Grid Accent 2" w:uiPriority="73"/>
-    <w:lsdException w:name="Light Shading Accent 3" w:uiPriority="60"/>
-    <w:lsdException w:name="Light List Accent 3" w:uiPriority="61"/>
-    <w:lsdException w:name="Light Grid Accent 3" w:uiPriority="62"/>
-    <w:lsdException w:name="Medium Shading 1 Accent 3" w:uiPriority="63"/>
-    <w:lsdException w:name="Medium Shading 2 Accent 3" w:uiPriority="64"/>
-    <w:lsdException w:name="Medium List 1 Accent 3" w:uiPriority="65"/>
-    <w:lsdException w:name="Medium List 2 Accent 3" w:uiPriority="66"/>
-    <w:lsdException w:name="Medium Grid 1 Accent 3" w:uiPriority="67"/>
-    <w:lsdException w:name="Medium Grid 2 Accent 3" w:uiPriority="68"/>
-    <w:lsdException w:name="Medium Grid 3 Accent 3" w:uiPriority="69"/>
-    <w:lsdException w:name="Dark List Accent 3" w:uiPriority="70"/>
-    <w:lsdException w:name="Colorful Shading Accent 3" w:uiPriority="71"/>
-    <w:lsdException w:name="Colorful List Accent 3" w:uiPriority="72"/>
-    <w:lsdException w:name="Colorful Grid Accent 3" w:uiPriority="73"/>
-    <w:lsdException w:name="Light Shading Accent 4" w:uiPriority="60"/>
-    <w:lsdException w:name="Light List Accent 4" w:uiPriority="61"/>
-    <w:lsdException w:name="Light Grid Accent 4" w:uiPriority="62"/>
-    <w:lsdException w:name="Medium Shading 1 Accent 4" w:uiPriority="63"/>
-    <w:lsdException w:name="Medium Shading 2 Accent 4" w:uiPriority="64"/>
-    <w:lsdException w:name="Medium List 1 Accent 4" w:uiPriority="65"/>
-    <w:lsdException w:name="Medium List 2 Accent 4" w:uiPriority="66"/>
-    <w:lsdException w:name="Medium Grid 1 Accent 4" w:uiPriority="67"/>
-    <w:lsdException w:name="Medium Grid 2 Accent 4" w:uiPriority="68"/>
-    <w:lsdException w:name="Medium Grid 3 Accent 4" w:uiPriority="69"/>
-    <w:lsdException w:name="Dark List Accent 4" w:uiPriority="70"/>
-    <w:lsdException w:name="Colorful Shading Accent 4" w:uiPriority="71"/>
-    <w:lsdException w:name="Colorful List Accent 4" w:uiPriority="72"/>
-    <w:lsdException w:name="Colorful Grid Accent 4" w:uiPriority="73"/>
-    <w:lsdException w:name="Light Shading Accent 5" w:uiPriority="60"/>
-    <w:lsdException w:name="Light List Accent 5" w:uiPriority="61"/>
-    <w:lsdException w:name="Light Grid Accent 5" w:uiPriority="62"/>
-    <w:lsdException w:name="Medium Shading 1 Accent 5" w:uiPriority="63"/>
-    <w:lsdException w:name="Medium Shading 2 Accent 5" w:uiPriority="64"/>
-    <w:lsdException w:name="Medium List 1 Accent 5" w:uiPriority="65"/>
-    <w:lsdException w:name="Medium List 2 Accent 5" w:uiPriority="66"/>
-    <w:lsdException w:name="Medium Grid 1 Accent 5" w:uiPriority="67"/>
-    <w:lsdException w:name="Medium Grid 2 Accent 5" w:uiPriority="68"/>
-    <w:lsdException w:name="Medium Grid 3 Accent 5" w:uiPriority="69"/>
-    <w:lsdException w:name="Dark List Accent 5" w:uiPriority="70"/>
-    <w:lsdException w:name="Colorful Shading Accent 5" w:uiPriority="71"/>
-    <w:lsdException w:name="Colorful List Accent 5" w:uiPriority="72"/>
-    <w:lsdException w:name="Colorful Grid Accent 5" w:uiPriority="73"/>
-    <w:lsdException w:name="Light Shading Accent 6" w:uiPriority="60"/>
-    <w:lsdException w:name="Light List Accent 6" w:uiPriority="61"/>
-    <w:lsdException w:name="Light Grid Accent 6" w:uiPriority="62"/>
-    <w:lsdException w:name="Medium Shading 1 Accent 6" w:uiPriority="63"/>
-    <w:lsdException w:name="Medium Shading 2 Accent 6" w:uiPriority="64"/>
-    <w:lsdException w:name="Medium List 1 Accent 6" w:uiPriority="65"/>
-    <w:lsdException w:name="Medium List 2 Accent 6" w:uiPriority="66"/>
-    <w:lsdException w:name="Medium Grid 1 Accent 6" w:uiPriority="67"/>
-    <w:lsdException w:name="Medium Grid 2 Accent 6" w:uiPriority="68"/>
-    <w:lsdException w:name="Medium Grid 3 Accent 6" w:uiPriority="69"/>
-    <w:lsdException w:name="Dark List Accent 6" w:uiPriority="70"/>
-    <w:lsdException w:name="Colorful Shading Accent 6" w:uiPriority="71"/>
-    <w:lsdException w:name="Colorful List Accent 6" w:uiPriority="72"/>
-    <w:lsdException w:name="Colorful Grid Accent 6" w:uiPriority="73"/>
-    <w:lsdException w:name="Subtle Emphasis" w:uiPriority="19" w:qFormat="1"/>
-    <w:lsdException w:name="Intense Emphasis" w:uiPriority="21" w:qFormat="1"/>
-    <w:lsdException w:name="Subtle Reference" w:uiPriority="31" w:qFormat="1"/>
-    <w:lsdException w:name="Intense Reference" w:uiPriority="32" w:qFormat="1"/>
-    <w:lsdException w:name="Book Title" w:uiPriority="33" w:qFormat="1"/>
-    <w:lsdException w:name="Bibliography" w:semiHidden="1" w:uiPriority="37" w:unhideWhenUsed="1"/>
-    <w:lsdException w:name="TOC Heading" w:semiHidden="1" w:uiPriority="39" w:unhideWhenUsed="1" w:qFormat="1"/>
-    <w:lsdException w:name="Plain Table 1" w:uiPriority="41"/>
-    <w:lsdException w:name="Plain Table 2" w:uiPriority="42"/>
-    <w:lsdException w:name="Plain Table 3" w:uiPriority="43"/>
-    <w:lsdException w:name="Plain Table 4" w:uiPriority="44"/>
-    <w:lsdException w:name="Plain Table 5" w:uiPriority="45"/>
-    <w:lsdException w:name="Grid Table Light" w:uiPriority="40"/>
-    <w:lsdException w:name="Grid Table 1 Light" w:uiPriority="46"/>
-    <w:lsdException w:name="Grid Table 2" w:uiPriority="47"/>
-    <w:lsdException w:name="Grid Table 3" w:uiPriority="48"/>
-    <w:lsdException w:name="Grid Table 4" w:uiPriority="49"/>
-    <w:lsdException w:name="Grid Table 5 Dark" w:uiPriority="50"/>
-    <w:lsdException w:name="Grid Table 6 Colorful" w:uiPriority="51"/>
-    <w:lsdException w:name="Grid Table 7 Colorful" w:uiPriority="52"/>
-    <w:lsdException w:name="Grid Table 1 Light Accent 1" w:uiPriority="46"/>
-    <w:lsdException w:name="Grid Table 2 Accent 1" w:uiPriority="47"/>
-    <w:lsdException w:name="Grid Table 3 Accent 1" w:uiPriority="48"/>
-    <w:lsdException w:name="Grid Table 4 Accent 1" w:uiPriority="49"/>
-    <w:lsdException w:name="Grid Table 5 Dark Accent 1" w:uiPriority="50"/>
-    <w:lsdException w:name="Grid Table 6 Colorful Accent 1" w:uiPriority="51"/>
-    <w:lsdException w:name="Grid Table 7 Colorful Accent 1" w:uiPriority="52"/>
-    <w:lsdException w:name="Grid Table 1 Light Accent 2" w:uiPriority="46"/>
-    <w:lsdException w:name="Grid Table 2 Accent 2" w:uiPriority="47"/>
-    <w:lsdException w:name="Grid Table 3 Accent 2" w:uiPriority="48"/>
-    <w:lsdException w:name="Grid Table 4 Accent 2" w:uiPriority="49"/>
-    <w:lsdException w:name="Grid Table 5 Dark Accent 2" w:uiPriority="50"/>
-    <w:lsdException w:name="Grid Table 6 Colorful Accent 2" w:uiPriority="51"/>
-    <w:lsdException w:name="Grid Table 7 Colorful Accent 2" w:uiPriority="52"/>
-    <w:lsdException w:name="Grid Table 1 Light Accent 3" w:uiPriority="46"/>
-    <w:lsdException w:name="Grid Table 2 Accent 3" w:uiPriority="47"/>
-    <w:lsdException w:name="Grid Table 3 Accent 3" w:uiPriority="48"/>
-    <w:lsdException w:name="Grid Table 4 Accent 3" w:uiPriority="49"/>
-    <w:lsdException w:name="Grid Table 5 Dark Accent 3" w:uiPriority="50"/>
-    <w:lsdException w:name="Grid Table 6 Colorful Accent 3" w:uiPriority="51"/>
-    <w:lsdException w:name="Grid Table 7 Colorful Accent 3" w:uiPriority="52"/>
-    <w:lsdException w:name="Grid Table 1 Light Accent 4" w:uiPriority="46"/>
-    <w:lsdException w:name="Grid Table 2 Accent 4" w:uiPriority="47"/>
-    <w:lsdException w:name="Grid Table 3 Accent 4" w:uiPriority="48"/>
-    <w:lsdException w:name="Grid Table 4 Accent 4" w:uiPriority="49"/>
-    <w:lsdException w:name="Grid Table 5 Dark Accent 4" w:uiPriority="50"/>
-    <w:lsdException w:name="Grid Table 6 Colorful Accent 4" w:uiPriority="51"/>
-    <w:lsdException w:name="Grid Table 7 Colorful Accent 4" w:uiPriority="52"/>
-    <w:lsdException w:name="Grid Table 1 Light Accent 5" w:uiPriority="46"/>
-    <w:lsdException w:name="Grid Table 2 Accent 5" w:uiPriority="47"/>
-    <w:lsdException w:name="Grid Table 3 Accent 5" w:uiPriority="48"/>
-    <w:lsdException w:name="Grid Table 4 Accent 5" w:uiPriority="49"/>
-    <w:lsdException w:name="Grid Table 5 Dark Accent 5" w:uiPriority="50"/>
-    <w:lsdException w:name="Grid Table 6 Colorful Accent 5" w:uiPriority="51"/>
-    <w:lsdException w:name="Grid Table 7 Colorful Accent 5" w:uiPriority="52"/>
-    <w:lsdException w:name="Grid Table 1 Light Accent 6" w:uiPriority="46"/>
-    <w:lsdException w:name="Grid Table 2 Accent 6" w:uiPriority="47"/>
-    <w:lsdException w:name="Grid Table 3 Accent 6" w:uiPriority="48"/>
-    <w:lsdException w:name="Grid Table 4 Accent 6" w:uiPriority="49"/>
-    <w:lsdException w:name="Grid Table 5 Dark Accent 6" w:uiPriority="50"/>
-    <w:lsdException w:name="Grid Table 6 Colorful Accent 6" w:uiPriority="51"/>
-    <w:lsdException w:name="Grid Table 7 Colorful Accent 6" w:uiPriority="52"/>
-    <w:lsdException w:name="List Table 1 Light" w:uiPriority="46"/>
-    <w:lsdException w:name="List Table 2" w:uiPriority="47"/>
-    <w:lsdException w:name="List Table 3" w:uiPriority="48"/>
-    <w:lsdException w:name="List Table 4" w:uiPriority="49"/>
-    <w:lsdException w:name="List Table 5 Dark" w:uiPriority="50"/>
-    <w:lsdException w:name="List Table 6 Colorful" w:uiPriority="51"/>
-    <w:lsdException w:name="List Table 7 Colorful" w:uiPriority="52"/>
-    <w:lsdException w:name="List Table 1 Light Accent 1" w:uiPriority="46"/>
-    <w:lsdException w:name="List Table 2 Accent 1" w:uiPriority="47"/>
-    <w:lsdException w:name="List Table 3 Accent 1" w:uiPriority="48"/>
-    <w:lsdException w:name="List Table 4 Accent 1" w:uiPriority="49"/>
-    <w:lsdException w:name="List Table 5 Dark Accent 1" w:uiPriority="50"/>
-    <w:lsdException w:name="List Table 6 Colorful Accent 1" w:uiPriority="51"/>
-    <w:lsdException w:name="List Table 7 Colorful Accent 1" w:uiPriority="52"/>
-    <w:lsdException w:name="List Table 1 Light Accent 2" w:uiPriority="46"/>
-    <w:lsdException w:name="List Table 2 Accent 2" w:uiPriority="47"/>
-    <w:lsdException w:name="List Table 3 Accent 2" w:uiPriority="48"/>
-    <w:lsdException w:name="List Table 4 Accent 2" w:uiPriority="49"/>
-    <w:lsdException w:name="List Table 5 Dark Accent 2" w:uiPriority="50"/>
-    <w:lsdException w:name="List Table 6 Colorful Accent 2" w:uiPriority="51"/>
-    <w:lsdException w:name="List Table 7 Colorful Accent 2" w:uiPriority="52"/>
-    <w:lsdException w:name="List Table 1 Light Accent 3" w:uiPriority="46"/>
-    <w:lsdException w:name="List Table 2 Accent 3" w:uiPriority="47"/>
-    <w:lsdException w:name="List Table 3 Accent 3" w:uiPriority="48"/>
-    <w:lsdException w:name="List Table 4 Accent 3" w:uiPriority="49"/>
-    <w:lsdException w:name="List Table 5 Dark Accent 3" w:uiPriority="50"/>
-    <w:lsdException w:name="List Table 6 Colorful Accent 3" w:uiPriority="51"/>
-    <w:lsdException w:name="List Table 7 Colorful Accent 3" w:uiPriority="52"/>
-    <w:lsdException w:name="List Table 1 Light Accent 4" w:uiPriority="46"/>
-    <w:lsdException w:name="List Table 2 Accent 4" w:uiPriority="47"/>
-    <w:lsdException w:name="List Table 3 Accent 4" w:uiPriority="48"/>
-    <w:lsdException w:name="List Table 4 Accent 4" w:uiPriority="49"/>
-    <w:lsdException w:name="List Table 5 Dark Accent 4" w:uiPriority="50"/>
-    <w:lsdException w:name="List Table 6 Colorful Accent 4" w:uiPriority="51"/>
-    <w:lsdException w:name="List Table 7 Colorful Accent 4" w:uiPriority="52"/>
-    <w:lsdException w:name="List Table 1 Light Accent 5" w:uiPriority="46"/>
-    <w:lsdException w:name="List Table 2 Accent 5" w:uiPriority="47"/>
-    <w:lsdException w:name="List Table 3 Accent 5" w:uiPriority="48"/>
-    <w:lsdException w:name="List Table 4 Accent 5" w:uiPriority="49"/>
-    <w:lsdException w:name="List Table 5 Dark Accent 5" w:uiPriority="50"/>
-    <w:lsdException w:name="List Table 6 Colorful Accent 5" w:uiPriority="51"/>
-    <w:lsdException w:name="List Table 7 Colorful Accent 5" w:uiPriority="52"/>
-    <w:lsdException w:name="List Table 1 Light Accent 6" w:uiPriority="46"/>
-    <w:lsdException w:name="List Table 2 Accent 6" w:uiPriority="47"/>
-    <w:lsdException w:name="List Table 3 Accent 6" w:uiPriority="48"/>
-    <w:lsdException w:name="List Table 4 Accent 6" w:uiPriority="49"/>
-    <w:lsdException w:name="List Table 5 Dark Accent 6" w:uiPriority="50"/>
-    <w:lsdException w:name="List Table 6 Colorful Accent 6" w:uiPriority="51"/>
-    <w:lsdException w:name="List Table 7 Colorful Accent 6" w:uiPriority="52"/>
-    <w:lsdException w:name="Mention" w:semiHidden="1" w:unhideWhenUsed="1"/>
-    <w:lsdException w:name="Smart Hyperlink" w:semiHidden="1" w:unhideWhenUsed="1"/>
-    <w:lsdException w:name="Hashtag" w:semiHidden="1" w:unhideWhenUsed="1"/>
-    <w:lsdException w:name="Unresolved Mention" w:semiHidden="1" w:unhideWhenUsed="1"/>
-    <w:lsdException w:name="Smart Link" w:semiHidden="1" w:unhideWhenUsed="1"/>
+  <w:latentStyles w:count="260" w:defQFormat="0" w:defUnhideWhenUsed="1" w:defSemiHidden="1" w:defUIPriority="99" w:defLockedState="0">
+    <w:lsdException w:qFormat="1" w:unhideWhenUsed="0" w:uiPriority="0" w:semiHidden="0" w:name="Normal"/>
+    <w:lsdException w:qFormat="1" w:unhideWhenUsed="0" w:uiPriority="9" w:semiHidden="0" w:name="heading 1"/>
+    <w:lsdException w:qFormat="1" w:uiPriority="9" w:name="heading 2"/>
+    <w:lsdException w:qFormat="1" w:uiPriority="9" w:name="heading 3"/>
+    <w:lsdException w:qFormat="1" w:uiPriority="9" w:name="heading 4"/>
+    <w:lsdException w:qFormat="1" w:uiPriority="9" w:name="heading 5"/>
+    <w:lsdException w:qFormat="1" w:uiPriority="9" w:name="heading 6"/>
+    <w:lsdException w:qFormat="1" w:uiPriority="9" w:name="heading 7"/>
+    <w:lsdException w:qFormat="1" w:uiPriority="9" w:name="heading 8"/>
+    <w:lsdException w:qFormat="1" w:uiPriority="9" w:name="heading 9"/>
+    <w:lsdException w:uiPriority="99" w:name="index 1"/>
+    <w:lsdException w:uiPriority="99" w:name="index 2"/>
+    <w:lsdException w:uiPriority="99" w:name="index 3"/>
+    <w:lsdException w:uiPriority="99" w:name="index 4"/>
+    <w:lsdException w:uiPriority="99" w:name="index 5"/>
+    <w:lsdException w:uiPriority="99" w:name="index 6"/>
+    <w:lsdException w:uiPriority="99" w:name="index 7"/>
+    <w:lsdException w:uiPriority="99" w:name="index 8"/>
+    <w:lsdException w:uiPriority="99" w:name="index 9"/>
+    <w:lsdException w:uiPriority="39" w:name="toc 1"/>
+    <w:lsdException w:uiPriority="39" w:name="toc 2"/>
+    <w:lsdException w:uiPriority="39" w:name="toc 3"/>
+    <w:lsdException w:uiPriority="39" w:name="toc 4"/>
+    <w:lsdException w:uiPriority="39" w:name="toc 5"/>
+    <w:lsdException w:uiPriority="39" w:name="toc 6"/>
+    <w:lsdException w:uiPriority="39" w:name="toc 7"/>
+    <w:lsdException w:uiPriority="39" w:name="toc 8"/>
+    <w:lsdException w:uiPriority="39" w:name="toc 9"/>
+    <w:lsdException w:uiPriority="99" w:name="Normal Indent"/>
+    <w:lsdException w:uiPriority="99" w:name="footnote text"/>
+    <w:lsdException w:uiPriority="99" w:name="annotation text"/>
+    <w:lsdException w:uiPriority="99" w:name="header"/>
+    <w:lsdException w:uiPriority="99" w:name="footer"/>
+    <w:lsdException w:uiPriority="99" w:name="index heading"/>
+    <w:lsdException w:qFormat="1" w:uiPriority="35" w:name="caption"/>
+    <w:lsdException w:uiPriority="99" w:name="table of figures"/>
+    <w:lsdException w:uiPriority="99" w:name="envelope address"/>
+    <w:lsdException w:uiPriority="99" w:name="envelope return"/>
+    <w:lsdException w:uiPriority="99" w:name="footnote reference"/>
+    <w:lsdException w:uiPriority="99" w:name="annotation reference"/>
+    <w:lsdException w:uiPriority="99" w:name="line number"/>
+    <w:lsdException w:uiPriority="99" w:name="page number"/>
+    <w:lsdException w:uiPriority="99" w:name="endnote reference"/>
+    <w:lsdException w:uiPriority="99" w:name="endnote text"/>
+    <w:lsdException w:uiPriority="99" w:name="table of authorities"/>
+    <w:lsdException w:uiPriority="99" w:name="macro"/>
+    <w:lsdException w:uiPriority="99" w:name="toa heading"/>
+    <w:lsdException w:uiPriority="99" w:name="List"/>
+    <w:lsdException w:uiPriority="99" w:name="List Bullet"/>
+    <w:lsdException w:uiPriority="99" w:name="List Number"/>
+    <w:lsdException w:uiPriority="99" w:name="List 2"/>
+    <w:lsdException w:uiPriority="99" w:name="List 3"/>
+    <w:lsdException w:uiPriority="99" w:name="List 4"/>
+    <w:lsdException w:uiPriority="99" w:name="List 5"/>
+    <w:lsdException w:uiPriority="99" w:name="List Bullet 2"/>
+    <w:lsdException w:uiPriority="99" w:name="List Bullet 3"/>
+    <w:lsdException w:uiPriority="99" w:name="List Bullet 4"/>
+    <w:lsdException w:uiPriority="99" w:name="List Bullet 5"/>
+    <w:lsdException w:uiPriority="99" w:name="List Number 2"/>
+    <w:lsdException w:uiPriority="99" w:name="List Number 3"/>
+    <w:lsdException w:uiPriority="99" w:name="List Number 4"/>
+    <w:lsdException w:uiPriority="99" w:name="List Number 5"/>
+    <w:lsdException w:qFormat="1" w:unhideWhenUsed="0" w:uiPriority="10" w:semiHidden="0" w:name="Title"/>
+    <w:lsdException w:uiPriority="99" w:name="Closing"/>
+    <w:lsdException w:uiPriority="99" w:name="Signature"/>
+    <w:lsdException w:uiPriority="1" w:name="Default Paragraph Font"/>
+    <w:lsdException w:uiPriority="99" w:name="Body Text"/>
+    <w:lsdException w:uiPriority="99" w:name="Body Text Indent"/>
+    <w:lsdException w:uiPriority="99" w:name="List Continue"/>
+    <w:lsdException w:uiPriority="99" w:name="List Continue 2"/>
+    <w:lsdException w:uiPriority="99" w:name="List Continue 3"/>
+    <w:lsdException w:uiPriority="99" w:name="List Continue 4"/>
+    <w:lsdException w:uiPriority="99" w:name="List Continue 5"/>
+    <w:lsdException w:uiPriority="99" w:name="Message Header"/>
+    <w:lsdException w:qFormat="1" w:unhideWhenUsed="0" w:uiPriority="11" w:semiHidden="0" w:name="Subtitle"/>
+    <w:lsdException w:uiPriority="99" w:name="Salutation"/>
+    <w:lsdException w:uiPriority="99" w:name="Date"/>
+    <w:lsdException w:uiPriority="99" w:name="Body Text First Indent"/>
+    <w:lsdException w:uiPriority="99" w:name="Body Text First Indent 2"/>
+    <w:lsdException w:uiPriority="99" w:name="Note Heading"/>
+    <w:lsdException w:uiPriority="99" w:name="Body Text 2"/>
+    <w:lsdException w:uiPriority="99" w:name="Body Text 3"/>
+    <w:lsdException w:uiPriority="99" w:name="Body Text Indent 2"/>
+    <w:lsdException w:uiPriority="99" w:name="Body Text Indent 3"/>
+    <w:lsdException w:uiPriority="99" w:name="Block Text"/>
+    <w:lsdException w:uiPriority="99" w:name="Hyperlink"/>
+    <w:lsdException w:uiPriority="99" w:name="FollowedHyperlink"/>
+    <w:lsdException w:qFormat="1" w:unhideWhenUsed="0" w:uiPriority="22" w:semiHidden="0" w:name="Strong"/>
+    <w:lsdException w:qFormat="1" w:unhideWhenUsed="0" w:uiPriority="20" w:semiHidden="0" w:name="Emphasis"/>
+    <w:lsdException w:uiPriority="99" w:name="Document Map"/>
+    <w:lsdException w:uiPriority="99" w:name="Plain Text"/>
+    <w:lsdException w:uiPriority="99" w:name="E-mail Signature"/>
+    <w:lsdException w:uiPriority="99" w:name="Normal (Web)"/>
+    <w:lsdException w:uiPriority="99" w:name="HTML Acronym"/>
+    <w:lsdException w:uiPriority="99" w:name="HTML Address"/>
+    <w:lsdException w:uiPriority="99" w:name="HTML Cite"/>
+    <w:lsdException w:uiPriority="99" w:name="HTML Code"/>
+    <w:lsdException w:uiPriority="99" w:name="HTML Definition"/>
+    <w:lsdException w:uiPriority="99" w:name="HTML Keyboard"/>
+    <w:lsdException w:uiPriority="99" w:name="HTML Preformatted"/>
+    <w:lsdException w:uiPriority="99" w:name="HTML Sample"/>
+    <w:lsdException w:uiPriority="99" w:name="HTML Typewriter"/>
+    <w:lsdException w:uiPriority="99" w:name="HTML Variable"/>
+    <w:lsdException w:uiPriority="99" w:name="Normal Table"/>
+    <w:lsdException w:uiPriority="99" w:name="annotation subject"/>
+    <w:lsdException w:uiPriority="99" w:name="Table Simple 1"/>
+    <w:lsdException w:uiPriority="99" w:name="Table Simple 2"/>
+    <w:lsdException w:uiPriority="99" w:name="Table Simple 3"/>
+    <w:lsdException w:uiPriority="99" w:name="Table Classic 1"/>
+    <w:lsdException w:uiPriority="99" w:name="Table Classic 2"/>
+    <w:lsdException w:uiPriority="99" w:name="Table Classic 3"/>
+    <w:lsdException w:uiPriority="99" w:name="Table Classic 4"/>
+    <w:lsdException w:uiPriority="99" w:name="Table Colorful 1"/>
+    <w:lsdException w:uiPriority="99" w:name="Table Colorful 2"/>
+    <w:lsdException w:uiPriority="99" w:name="Table Colorful 3"/>
+    <w:lsdException w:uiPriority="99" w:name="Table Columns 1"/>
+    <w:lsdException w:uiPriority="99" w:name="Table Columns 2"/>
+    <w:lsdException w:uiPriority="99" w:name="Table Columns 3"/>
+    <w:lsdException w:uiPriority="99" w:name="Table Columns 4"/>
+    <w:lsdException w:uiPriority="99" w:name="Table Columns 5"/>
+    <w:lsdException w:uiPriority="99" w:name="Table Grid 1"/>
+    <w:lsdException w:uiPriority="99" w:name="Table Grid 2"/>
+    <w:lsdException w:uiPriority="99" w:name="Table Grid 3"/>
+    <w:lsdException w:uiPriority="99" w:name="Table Grid 4"/>
+    <w:lsdException w:uiPriority="99" w:name="Table Grid 5"/>
+    <w:lsdException w:uiPriority="99" w:name="Table Grid 6"/>
+    <w:lsdException w:uiPriority="99" w:name="Table Grid 7"/>
+    <w:lsdException w:uiPriority="99" w:name="Table Grid 8"/>
+    <w:lsdException w:uiPriority="99" w:name="Table List 1"/>
+    <w:lsdException w:uiPriority="99" w:name="Table List 2"/>
+    <w:lsdException w:uiPriority="99" w:name="Table List 3"/>
+    <w:lsdException w:uiPriority="99" w:name="Table List 4"/>
+    <w:lsdException w:uiPriority="99" w:name="Table List 5"/>
+    <w:lsdException w:uiPriority="99" w:name="Table List 6"/>
+    <w:lsdException w:uiPriority="99" w:name="Table List 7"/>
+    <w:lsdException w:uiPriority="99" w:name="Table List 8"/>
+    <w:lsdException w:uiPriority="99" w:name="Table 3D effects 1"/>
+    <w:lsdException w:uiPriority="99" w:name="Table 3D effects 2"/>
+    <w:lsdException w:uiPriority="99" w:name="Table 3D effects 3"/>
+    <w:lsdException w:uiPriority="99" w:name="Table Contemporary"/>
+    <w:lsdException w:uiPriority="99" w:name="Table Elegant"/>
+    <w:lsdException w:uiPriority="99" w:name="Table Professional"/>
+    <w:lsdException w:uiPriority="99" w:name="Table Subtle 1"/>
+    <w:lsdException w:uiPriority="99" w:name="Table Subtle 2"/>
+    <w:lsdException w:uiPriority="99" w:name="Table Web 1"/>
+    <w:lsdException w:uiPriority="99" w:name="Table Web 2"/>
+    <w:lsdException w:uiPriority="99" w:name="Table Web 3"/>
+    <w:lsdException w:uiPriority="99" w:name="Balloon Text"/>
+    <w:lsdException w:unhideWhenUsed="0" w:uiPriority="39" w:semiHidden="0" w:name="Table Grid"/>
+    <w:lsdException w:uiPriority="99" w:name="Table Theme"/>
+    <w:lsdException w:unhideWhenUsed="0" w:uiPriority="60" w:semiHidden="0" w:name="Light Shading"/>
+    <w:lsdException w:unhideWhenUsed="0" w:uiPriority="61" w:semiHidden="0" w:name="Light List"/>
+    <w:lsdException w:unhideWhenUsed="0" w:uiPriority="62" w:semiHidden="0" w:name="Light Grid"/>
+    <w:lsdException w:unhideWhenUsed="0" w:uiPriority="63" w:semiHidden="0" w:name="Medium Shading 1"/>
+    <w:lsdException w:unhideWhenUsed="0" w:uiPriority="64" w:semiHidden="0" w:name="Medium Shading 2"/>
+    <w:lsdException w:unhideWhenUsed="0" w:uiPriority="65" w:semiHidden="0" w:name="Medium List 1"/>
+    <w:lsdException w:unhideWhenUsed="0" w:uiPriority="66" w:semiHidden="0" w:name="Medium List 2"/>
+    <w:lsdException w:unhideWhenUsed="0" w:uiPriority="67" w:semiHidden="0" w:name="Medium Grid 1"/>
+    <w:lsdException w:unhideWhenUsed="0" w:uiPriority="68" w:semiHidden="0" w:name="Medium Grid 2"/>
+    <w:lsdException w:unhideWhenUsed="0" w:uiPriority="69" w:semiHidden="0" w:name="Medium Grid 3"/>
+    <w:lsdException w:unhideWhenUsed="0" w:uiPriority="70" w:semiHidden="0" w:name="Dark List"/>
+    <w:lsdException w:unhideWhenUsed="0" w:uiPriority="71" w:semiHidden="0" w:name="Colorful Shading"/>
+    <w:lsdException w:unhideWhenUsed="0" w:uiPriority="72" w:semiHidden="0" w:name="Colorful List"/>
+    <w:lsdException w:unhideWhenUsed="0" w:uiPriority="73" w:semiHidden="0" w:name="Colorful Grid"/>
+    <w:lsdException w:unhideWhenUsed="0" w:uiPriority="60" w:semiHidden="0" w:name="Light Shading Accent 1"/>
+    <w:lsdException w:unhideWhenUsed="0" w:uiPriority="61" w:semiHidden="0" w:name="Light List Accent 1"/>
+    <w:lsdException w:unhideWhenUsed="0" w:uiPriority="62" w:semiHidden="0" w:name="Light Grid Accent 1"/>
+    <w:lsdException w:unhideWhenUsed="0" w:uiPriority="63" w:semiHidden="0" w:name="Medium Shading 1 Accent 1"/>
+    <w:lsdException w:unhideWhenUsed="0" w:uiPriority="64" w:semiHidden="0" w:name="Medium Shading 2 Accent 1"/>
+    <w:lsdException w:unhideWhenUsed="0" w:uiPriority="65" w:semiHidden="0" w:name="Medium List 1 Accent 1"/>
+    <w:lsdException w:qFormat="1" w:unhideWhenUsed="0" w:uiPriority="34" w:semiHidden="0" w:name="List Paragraph"/>
+    <w:lsdException w:unhideWhenUsed="0" w:uiPriority="66" w:semiHidden="0" w:name="Medium List 2 Accent 1"/>
+    <w:lsdException w:unhideWhenUsed="0" w:uiPriority="67" w:semiHidden="0" w:name="Medium Grid 1 Accent 1"/>
+    <w:lsdException w:unhideWhenUsed="0" w:uiPriority="68" w:semiHidden="0" w:name="Medium Grid 2 Accent 1"/>
+    <w:lsdException w:unhideWhenUsed="0" w:uiPriority="69" w:semiHidden="0" w:name="Medium Grid 3 Accent 1"/>
+    <w:lsdException w:unhideWhenUsed="0" w:uiPriority="70" w:semiHidden="0" w:name="Dark List Accent 1"/>
+    <w:lsdException w:unhideWhenUsed="0" w:uiPriority="71" w:semiHidden="0" w:name="Colorful Shading Accent 1"/>
+    <w:lsdException w:unhideWhenUsed="0" w:uiPriority="72" w:semiHidden="0" w:name="Colorful List Accent 1"/>
+    <w:lsdException w:unhideWhenUsed="0" w:uiPriority="73" w:semiHidden="0" w:name="Colorful Grid Accent 1"/>
+    <w:lsdException w:unhideWhenUsed="0" w:uiPriority="60" w:semiHidden="0" w:name="Light Shading Accent 2"/>
+    <w:lsdException w:unhideWhenUsed="0" w:uiPriority="61" w:semiHidden="0" w:name="Light List Accent 2"/>
+    <w:lsdException w:unhideWhenUsed="0" w:uiPriority="62" w:semiHidden="0" w:name="Light Grid Accent 2"/>
+    <w:lsdException w:unhideWhenUsed="0" w:uiPriority="63" w:semiHidden="0" w:name="Medium Shading 1 Accent 2"/>
+    <w:lsdException w:unhideWhenUsed="0" w:uiPriority="64" w:semiHidden="0" w:name="Medium Shading 2 Accent 2"/>
+    <w:lsdException w:unhideWhenUsed="0" w:uiPriority="65" w:semiHidden="0" w:name="Medium List 1 Accent 2"/>
+    <w:lsdException w:unhideWhenUsed="0" w:uiPriority="66" w:semiHidden="0" w:name="Medium List 2 Accent 2"/>
+    <w:lsdException w:unhideWhenUsed="0" w:uiPriority="67" w:semiHidden="0" w:name="Medium Grid 1 Accent 2"/>
+    <w:lsdException w:unhideWhenUsed="0" w:uiPriority="68" w:semiHidden="0" w:name="Medium Grid 2 Accent 2"/>
+    <w:lsdException w:unhideWhenUsed="0" w:uiPriority="69" w:semiHidden="0" w:name="Medium Grid 3 Accent 2"/>
+    <w:lsdException w:unhideWhenUsed="0" w:uiPriority="70" w:semiHidden="0" w:name="Dark List Accent 2"/>
+    <w:lsdException w:unhideWhenUsed="0" w:uiPriority="71" w:semiHidden="0" w:name="Colorful Shading Accent 2"/>
+    <w:lsdException w:unhideWhenUsed="0" w:uiPriority="72" w:semiHidden="0" w:name="Colorful List Accent 2"/>
+    <w:lsdException w:unhideWhenUsed="0" w:uiPriority="73" w:semiHidden="0" w:name="Colorful Grid Accent 2"/>
+    <w:lsdException w:unhideWhenUsed="0" w:uiPriority="60" w:semiHidden="0" w:name="Light Shading Accent 3"/>
+    <w:lsdException w:unhideWhenUsed="0" w:uiPriority="61" w:semiHidden="0" w:name="Light List Accent 3"/>
+    <w:lsdException w:unhideWhenUsed="0" w:uiPriority="62" w:semiHidden="0" w:name="Light Grid Accent 3"/>
+    <w:lsdException w:unhideWhenUsed="0" w:uiPriority="63" w:semiHidden="0" w:name="Medium Shading 1 Accent 3"/>
+    <w:lsdException w:unhideWhenUsed="0" w:uiPriority="64" w:semiHidden="0" w:name="Medium Shading 2 Accent 3"/>
+    <w:lsdException w:unhideWhenUsed="0" w:uiPriority="65" w:semiHidden="0" w:name="Medium List 1 Accent 3"/>
+    <w:lsdException w:unhideWhenUsed="0" w:uiPriority="66" w:semiHidden="0" w:name="Medium List 2 Accent 3"/>
+    <w:lsdException w:unhideWhenUsed="0" w:uiPriority="67" w:semiHidden="0" w:name="Medium Grid 1 Accent 3"/>
+    <w:lsdException w:unhideWhenUsed="0" w:uiPriority="68" w:semiHidden="0" w:name="Medium Grid 2 Accent 3"/>
+    <w:lsdException w:unhideWhenUsed="0" w:uiPriority="69" w:semiHidden="0" w:name="Medium Grid 3 Accent 3"/>
+    <w:lsdException w:unhideWhenUsed="0" w:uiPriority="70" w:semiHidden="0" w:name="Dark List Accent 3"/>
+    <w:lsdException w:unhideWhenUsed="0" w:uiPriority="71" w:semiHidden="0" w:name="Colorful Shading Accent 3"/>
+    <w:lsdException w:unhideWhenUsed="0" w:uiPriority="72" w:semiHidden="0" w:name="Colorful List Accent 3"/>
+    <w:lsdException w:unhideWhenUsed="0" w:uiPriority="73" w:semiHidden="0" w:name="Colorful Grid Accent 3"/>
+    <w:lsdException w:unhideWhenUsed="0" w:uiPriority="60" w:semiHidden="0" w:name="Light Shading Accent 4"/>
+    <w:lsdException w:unhideWhenUsed="0" w:uiPriority="61" w:semiHidden="0" w:name="Light List Accent 4"/>
+    <w:lsdException w:unhideWhenUsed="0" w:uiPriority="62" w:semiHidden="0" w:name="Light Grid Accent 4"/>
+    <w:lsdException w:unhideWhenUsed="0" w:uiPriority="63" w:semiHidden="0" w:name="Medium Shading 1 Accent 4"/>
+    <w:lsdException w:unhideWhenUsed="0" w:uiPriority="64" w:semiHidden="0" w:name="Medium Shading 2 Accent 4"/>
+    <w:lsdException w:unhideWhenUsed="0" w:uiPriority="65" w:semiHidden="0" w:name="Medium List 1 Accent 4"/>
+    <w:lsdException w:unhideWhenUsed="0" w:uiPriority="66" w:semiHidden="0" w:name="Medium List 2 Accent 4"/>
+    <w:lsdException w:unhideWhenUsed="0" w:uiPriority="67" w:semiHidden="0" w:name="Medium Grid 1 Accent 4"/>
+    <w:lsdException w:unhideWhenUsed="0" w:uiPriority="68" w:semiHidden="0" w:name="Medium Grid 2 Accent 4"/>
+    <w:lsdException w:unhideWhenUsed="0" w:uiPriority="69" w:semiHidden="0" w:name="Medium Grid 3 Accent 4"/>
+    <w:lsdException w:unhideWhenUsed="0" w:uiPriority="70" w:semiHidden="0" w:name="Dark List Accent 4"/>
+    <w:lsdException w:unhideWhenUsed="0" w:uiPriority="71" w:semiHidden="0" w:name="Colorful Shading Accent 4"/>
+    <w:lsdException w:unhideWhenUsed="0" w:uiPriority="72" w:semiHidden="0" w:name="Colorful List Accent 4"/>
+    <w:lsdException w:unhideWhenUsed="0" w:uiPriority="73" w:semiHidden="0" w:name="Colorful Grid Accent 4"/>
+    <w:lsdException w:unhideWhenUsed="0" w:uiPriority="60" w:semiHidden="0" w:name="Light Shading Accent 5"/>
+    <w:lsdException w:unhideWhenUsed="0" w:uiPriority="61" w:semiHidden="0" w:name="Light List Accent 5"/>
+    <w:lsdException w:unhideWhenUsed="0" w:uiPriority="62" w:semiHidden="0" w:name="Light Grid Accent 5"/>
+    <w:lsdException w:unhideWhenUsed="0" w:uiPriority="63" w:semiHidden="0" w:name="Medium Shading 1 Accent 5"/>
+    <w:lsdException w:unhideWhenUsed="0" w:uiPriority="64" w:semiHidden="0" w:name="Medium Shading 2 Accent 5"/>
+    <w:lsdException w:unhideWhenUsed="0" w:uiPriority="65" w:semiHidden="0" w:name="Medium List 1 Accent 5"/>
+    <w:lsdException w:unhideWhenUsed="0" w:uiPriority="66" w:semiHidden="0" w:name="Medium List 2 Accent 5"/>
+    <w:lsdException w:unhideWhenUsed="0" w:uiPriority="67" w:semiHidden="0" w:name="Medium Grid 1 Accent 5"/>
+    <w:lsdException w:unhideWhenUsed="0" w:uiPriority="68" w:semiHidden="0" w:name="Medium Grid 2 Accent 5"/>
+    <w:lsdException w:unhideWhenUsed="0" w:uiPriority="69" w:semiHidden="0" w:name="Medium Grid 3 Accent 5"/>
+    <w:lsdException w:unhideWhenUsed="0" w:uiPriority="70" w:semiHidden="0" w:name="Dark List Accent 5"/>
+    <w:lsdException w:unhideWhenUsed="0" w:uiPriority="71" w:semiHidden="0" w:name="Colorful Shading Accent 5"/>
+    <w:lsdException w:unhideWhenUsed="0" w:uiPriority="72" w:semiHidden="0" w:name="Colorful List Accent 5"/>
+    <w:lsdException w:unhideWhenUsed="0" w:uiPriority="73" w:semiHidden="0" w:name="Colorful Grid Accent 5"/>
+    <w:lsdException w:unhideWhenUsed="0" w:uiPriority="60" w:semiHidden="0" w:name="Light Shading Accent 6"/>
+    <w:lsdException w:unhideWhenUsed="0" w:uiPriority="61" w:semiHidden="0" w:name="Light List Accent 6"/>
+    <w:lsdException w:unhideWhenUsed="0" w:uiPriority="62" w:semiHidden="0" w:name="Light Grid Accent 6"/>
+    <w:lsdException w:unhideWhenUsed="0" w:uiPriority="63" w:semiHidden="0" w:name="Medium Shading 1 Accent 6"/>
+    <w:lsdException w:unhideWhenUsed="0" w:uiPriority="64" w:semiHidden="0" w:name="Medium Shading 2 Accent 6"/>
+    <w:lsdException w:unhideWhenUsed="0" w:uiPriority="65" w:semiHidden="0" w:name="Medium List 1 Accent 6"/>
+    <w:lsdException w:unhideWhenUsed="0" w:uiPriority="66" w:semiHidden="0" w:name="Medium List 2 Accent 6"/>
+    <w:lsdException w:unhideWhenUsed="0" w:uiPriority="67" w:semiHidden="0" w:name="Medium Grid 1 Accent 6"/>
+    <w:lsdException w:unhideWhenUsed="0" w:uiPriority="68" w:semiHidden="0" w:name="Medium Grid 2 Accent 6"/>
+    <w:lsdException w:unhideWhenUsed="0" w:uiPriority="69" w:semiHidden="0" w:name="Medium Grid 3 Accent 6"/>
+    <w:lsdException w:unhideWhenUsed="0" w:uiPriority="70" w:semiHidden="0" w:name="Dark List Accent 6"/>
+    <w:lsdException w:unhideWhenUsed="0" w:uiPriority="71" w:semiHidden="0" w:name="Colorful Shading Accent 6"/>
+    <w:lsdException w:unhideWhenUsed="0" w:uiPriority="72" w:semiHidden="0" w:name="Colorful List Accent 6"/>
+    <w:lsdException w:unhideWhenUsed="0" w:uiPriority="73" w:semiHidden="0" w:name="Colorful Grid Accent 6"/>
   </w:latentStyles>
-  <w:style w:type="paragraph" w:default="1" w:styleId="Normal">
+  <w:style w:type="paragraph" w:default="1" w:styleId="1">
     <w:name w:val="Normal"/>
     <w:qFormat/>
+    <w:uiPriority w:val="0"/>
+    <w:pPr>
+      <w:spacing w:after="160" w:line="259" w:lineRule="auto"/>
+    </w:pPr>
+    <w:rPr>
+      <w:rFonts w:asciiTheme="minorHAnsi" w:hAnsiTheme="minorHAnsi" w:eastAsiaTheme="minorHAnsi" w:cstheme="minorBidi"/>
+      <w:kern w:val="2"/>
+      <w:sz w:val="22"/>
+      <w:szCs w:val="22"/>
+      <w:lang w:val="en-IN" w:eastAsia="en-US" w:bidi="pa-IN"/>
+      <w14:ligatures w14:val="standardContextual"/>
+    </w:rPr>
   </w:style>
-  <w:style w:type="character" w:default="1" w:styleId="DefaultParagraphFont">
+  <w:style w:type="character" w:default="1" w:styleId="2">
     <w:name w:val="Default Paragraph Font"/>
-    <w:uiPriority w:val="1"/>
     <w:semiHidden/>
     <w:unhideWhenUsed/>
+    <w:uiPriority w:val="1"/>
   </w:style>
-  <w:style w:type="table" w:default="1" w:styleId="TableNormal">
+  <w:style w:type="table" w:default="1" w:styleId="3">
     <w:name w:val="Normal Table"/>
-    <w:uiPriority w:val="99"/>
     <w:semiHidden/>
     <w:unhideWhenUsed/>
+    <w:uiPriority w:val="99"/>
     <w:tblPr>
-      <w:tblInd w:w="0" w:type="dxa"/>
       <w:tblCellMar>
         <w:top w:w="0" w:type="dxa"/>
         <w:left w:w="108" w:type="dxa"/>
@@ -6697,18 +7025,89 @@
       </w:tblCellMar>
     </w:tblPr>
   </w:style>
-  <w:style w:type="numbering" w:default="1" w:styleId="NoList">
-    <w:name w:val="No List"/>
-    <w:uiPriority w:val="99"/>
+  <w:style w:type="character" w:styleId="4">
+    <w:name w:val="FollowedHyperlink"/>
+    <w:basedOn w:val="2"/>
     <w:semiHidden/>
     <w:unhideWhenUsed/>
+    <w:uiPriority w:val="99"/>
+    <w:rPr>
+      <w:color w:val="800080"/>
+      <w:u w:val="single"/>
+    </w:rPr>
   </w:style>
-  <w:style w:type="paragraph" w:styleId="ListParagraph">
+  <w:style w:type="paragraph" w:styleId="5">
+    <w:name w:val="footer"/>
+    <w:basedOn w:val="1"/>
+    <w:semiHidden/>
+    <w:unhideWhenUsed/>
+    <w:uiPriority w:val="99"/>
+    <w:pPr>
+      <w:tabs>
+        <w:tab w:val="center" w:pos="4153"/>
+        <w:tab w:val="right" w:pos="8306"/>
+      </w:tabs>
+      <w:snapToGrid w:val="0"/>
+      <w:jc w:val="left"/>
+    </w:pPr>
+    <w:rPr>
+      <w:sz w:val="18"/>
+      <w:szCs w:val="18"/>
+    </w:rPr>
+  </w:style>
+  <w:style w:type="paragraph" w:styleId="6">
+    <w:name w:val="header"/>
+    <w:basedOn w:val="1"/>
+    <w:semiHidden/>
+    <w:unhideWhenUsed/>
+    <w:uiPriority w:val="99"/>
+    <w:pPr>
+      <w:tabs>
+        <w:tab w:val="center" w:pos="4153"/>
+        <w:tab w:val="right" w:pos="8306"/>
+      </w:tabs>
+      <w:snapToGrid w:val="0"/>
+    </w:pPr>
+    <w:rPr>
+      <w:sz w:val="18"/>
+      <w:szCs w:val="18"/>
+    </w:rPr>
+  </w:style>
+  <w:style w:type="character" w:styleId="7">
+    <w:name w:val="Hyperlink"/>
+    <w:basedOn w:val="2"/>
+    <w:semiHidden/>
+    <w:unhideWhenUsed/>
+    <w:uiPriority w:val="99"/>
+    <w:rPr>
+      <w:color w:val="0000FF"/>
+      <w:u w:val="single"/>
+    </w:rPr>
+  </w:style>
+  <w:style w:type="table" w:styleId="8">
+    <w:name w:val="Table Grid"/>
+    <w:basedOn w:val="3"/>
+    <w:uiPriority w:val="39"/>
+    <w:pPr>
+      <w:widowControl w:val="0"/>
+      <w:jc w:val="both"/>
+    </w:pPr>
+    <w:tblPr>
+      <w:tblBorders>
+        <w:top w:val="single" w:color="auto" w:sz="4" w:space="0"/>
+        <w:left w:val="single" w:color="auto" w:sz="4" w:space="0"/>
+        <w:bottom w:val="single" w:color="auto" w:sz="4" w:space="0"/>
+        <w:right w:val="single" w:color="auto" w:sz="4" w:space="0"/>
+        <w:insideH w:val="single" w:color="auto" w:sz="4" w:space="0"/>
+        <w:insideV w:val="single" w:color="auto" w:sz="4" w:space="0"/>
+      </w:tblBorders>
+    </w:tblPr>
+  </w:style>
+  <w:style w:type="paragraph" w:styleId="9">
     <w:name w:val="List Paragraph"/>
-    <w:basedOn w:val="Normal"/>
+    <w:basedOn w:val="1"/>
+    <w:qFormat/>
     <w:uiPriority w:val="34"/>
-    <w:qFormat/>
-    <w:rsid w:val="0008338D"/>
     <w:pPr>
       <w:ind w:left="720"/>
       <w:contextualSpacing/>
@@ -6760,7 +7159,7 @@
     </a:clrScheme>
     <a:fontScheme name="Office">
       <a:majorFont>
-        <a:latin typeface="Calibri Light" panose="020F0302020204030204"/>
+        <a:latin typeface="Calibri Light"/>
         <a:ea typeface=""/>
         <a:cs typeface=""/>
         <a:font script="Jpan" typeface="游ゴシック Light"/>
@@ -6793,26 +7192,9 @@
         <a:font script="Viet" typeface="Times New Roman"/>
         <a:font script="Uigh" typeface="Microsoft Uighur"/>
         <a:font script="Geor" typeface="Sylfaen"/>
-        <a:font script="Armn" typeface="Arial"/>
-        <a:font script="Bugi" typeface="Leelawadee UI"/>
-        <a:font script="Bopo" typeface="Microsoft JhengHei"/>
-        <a:font script="Java" typeface="Javanese Text"/>
-        <a:font script="Lisu" typeface="Segoe UI"/>
-        <a:font script="Mymr" typeface="Myanmar Text"/>
-        <a:font script="Nkoo" typeface="Ebrima"/>
-        <a:font script="Olck" typeface="Nirmala UI"/>
-        <a:font script="Osma" typeface="Ebrima"/>
-        <a:font script="Phag" typeface="Phagspa"/>
-        <a:font script="Syrn" typeface="Estrangelo Edessa"/>
-        <a:font script="Syrj" typeface="Estrangelo Edessa"/>
-        <a:font script="Syre" typeface="Estrangelo Edessa"/>
-        <a:font script="Sora" typeface="Nirmala UI"/>
-        <a:font script="Tale" typeface="Microsoft Tai Le"/>
-        <a:font script="Talu" typeface="Microsoft New Tai Lue"/>
-        <a:font script="Tfng" typeface="Ebrima"/>
       </a:majorFont>
       <a:minorFont>
-        <a:latin typeface="Calibri" panose="020F0502020204030204"/>
+        <a:latin typeface="Calibri"/>
         <a:ea typeface=""/>
         <a:cs typeface=""/>
         <a:font script="Jpan" typeface="游明朝"/>
@@ -6845,23 +7227,6 @@
         <a:font script="Viet" typeface="Arial"/>
         <a:font script="Uigh" typeface="Microsoft Uighur"/>
         <a:font script="Geor" typeface="Sylfaen"/>
-        <a:font script="Armn" typeface="Arial"/>
-        <a:font script="Bugi" typeface="Leelawadee UI"/>
-        <a:font script="Bopo" typeface="Microsoft JhengHei"/>
-        <a:font script="Java" typeface="Javanese Text"/>
-        <a:font script="Lisu" typeface="Segoe UI"/>
-        <a:font script="Mymr" typeface="Myanmar Text"/>
-        <a:font script="Nkoo" typeface="Ebrima"/>
-        <a:font script="Olck" typeface="Nirmala UI"/>
-        <a:font script="Osma" typeface="Ebrima"/>
-        <a:font script="Phag" typeface="Phagspa"/>
-        <a:font script="Syrn" typeface="Estrangelo Edessa"/>
-        <a:font script="Syrj" typeface="Estrangelo Edessa"/>
-        <a:font script="Syre" typeface="Estrangelo Edessa"/>
-        <a:font script="Sora" typeface="Nirmala UI"/>
-        <a:font script="Tale" typeface="Microsoft Tai Le"/>
-        <a:font script="Talu" typeface="Microsoft New Tai Lue"/>
-        <a:font script="Tfng" typeface="Ebrima"/>
       </a:minorFont>
     </a:fontScheme>
     <a:fmtScheme name="Office">
@@ -7003,11 +7368,24 @@
     </a:fmtScheme>
   </a:themeElements>
   <a:objectDefaults/>
-  <a:extraClrSchemeLst/>
-  <a:extLst>
-    <a:ext uri="{05A4C25C-085E-4340-85A3-A5531E510DB2}">
-      <thm15:themeFamily xmlns:thm15="http://schemas.microsoft.com/office/thememl/2012/main" name="Office Theme" id="{62F939B6-93AF-4DB8-9C6B-D6C7DFDC589F}" vid="{4A3C46E8-61CC-4603-A589-7422A47A8E4A}"/>
-    </a:ext>
-  </a:extLst>
 </a:theme>
+</file>
+
+<file path=customXml/item1.xml><?xml version="1.0" encoding="utf-8"?>
+<s:customData xmlns="http://www.wps.cn/officeDocument/2013/wpsCustomData" xmlns:s="http://www.wps.cn/officeDocument/2013/wpsCustomData">
+  <customSectProps>
+    <customSectPr/>
+  </customSectProps>
+  <customShpExts>
+    <customShpInfo spid="_x0000_s1026" textRotate="1"/>
+  </customShpExts>
+</s:customData>
+</file>
+
+<file path=customXml/itemProps1.xml><?xml version="1.0" encoding="utf-8"?>
+<ds:datastoreItem xmlns:ds="http://schemas.openxmlformats.org/officeDocument/2006/customXml" ds:itemID="{B1977F7D-205B-4081-913C-38D41E755F92}">
+  <ds:schemaRefs>
+    <ds:schemaRef ds:uri="http://www.wps.cn/officeDocument/2013/wpsCustomData"/>
+  </ds:schemaRefs>
+</ds:datastoreItem>
 </file>